--- a/resources/Courses/GPT/System.docx
+++ b/resources/Courses/GPT/System.docx
@@ -1,6 +1,6 @@
 
 <file path=word/document.xml><?xml version="1.0" encoding="utf-8"?>
-<w:document xmlns:wpc="http://schemas.microsoft.com/office/word/2010/wordprocessingCanvas" xmlns:cx="http://schemas.microsoft.com/office/drawing/2014/chartex" xmlns:cx1="http://schemas.microsoft.com/office/drawing/2015/9/8/chartex" xmlns:mc="http://schemas.openxmlformats.org/markup-compatibility/2006" xmlns:o="urn:schemas-microsoft-com:office:office" xmlns:r="http://schemas.openxmlformats.org/officeDocument/2006/relationships" xmlns:m="http://schemas.openxmlformats.org/officeDocument/2006/math" xmlns:v="urn:schemas-microsoft-com:vml" xmlns:wp14="http://schemas.microsoft.com/office/word/2010/wordprocessingDrawing" xmlns:wp="http://schemas.openxmlformats.org/drawingml/2006/wordprocessingDrawing" xmlns:w10="urn:schemas-microsoft-com:office:word" xmlns:w="http://schemas.openxmlformats.org/wordprocessingml/2006/main" xmlns:w14="http://schemas.microsoft.com/office/word/2010/wordml" xmlns:w15="http://schemas.microsoft.com/office/word/2012/wordml" xmlns:w16se="http://schemas.microsoft.com/office/word/2015/wordml/symex" xmlns:wpg="http://schemas.microsoft.com/office/word/2010/wordprocessingGroup" xmlns:wpi="http://schemas.microsoft.com/office/word/2010/wordprocessingInk" xmlns:wne="http://schemas.microsoft.com/office/word/2006/wordml" xmlns:wps="http://schemas.microsoft.com/office/word/2010/wordprocessingShape" mc:Ignorable="w14 w15 w16se wp14">
+<w:document xmlns:wpc="http://schemas.microsoft.com/office/word/2010/wordprocessingCanvas" xmlns:cx="http://schemas.microsoft.com/office/drawing/2014/chartex" xmlns:cx1="http://schemas.microsoft.com/office/drawing/2015/9/8/chartex" xmlns:cx2="http://schemas.microsoft.com/office/drawing/2015/10/21/chartex" xmlns:cx3="http://schemas.microsoft.com/office/drawing/2016/5/9/chartex" xmlns:cx4="http://schemas.microsoft.com/office/drawing/2016/5/10/chartex" xmlns:cx5="http://schemas.microsoft.com/office/drawing/2016/5/11/chartex" xmlns:cx6="http://schemas.microsoft.com/office/drawing/2016/5/12/chartex" xmlns:cx7="http://schemas.microsoft.com/office/drawing/2016/5/13/chartex" xmlns:cx8="http://schemas.microsoft.com/office/drawing/2016/5/14/chartex" xmlns:mc="http://schemas.openxmlformats.org/markup-compatibility/2006" xmlns:aink="http://schemas.microsoft.com/office/drawing/2016/ink" xmlns:am3d="http://schemas.microsoft.com/office/drawing/2017/model3d" xmlns:o="urn:schemas-microsoft-com:office:office" xmlns:oel="http://schemas.microsoft.com/office/2019/extlst" xmlns:r="http://schemas.openxmlformats.org/officeDocument/2006/relationships" xmlns:m="http://schemas.openxmlformats.org/officeDocument/2006/math" xmlns:v="urn:schemas-microsoft-com:vml" xmlns:wp14="http://schemas.microsoft.com/office/word/2010/wordprocessingDrawing" xmlns:wp="http://schemas.openxmlformats.org/drawingml/2006/wordprocessingDrawing" xmlns:w10="urn:schemas-microsoft-com:office:word" xmlns:w="http://schemas.openxmlformats.org/wordprocessingml/2006/main" xmlns:w14="http://schemas.microsoft.com/office/word/2010/wordml" xmlns:w15="http://schemas.microsoft.com/office/word/2012/wordml" xmlns:w16cex="http://schemas.microsoft.com/office/word/2018/wordml/cex" xmlns:w16cid="http://schemas.microsoft.com/office/word/2016/wordml/cid" xmlns:w16="http://schemas.microsoft.com/office/word/2018/wordml" xmlns:w16du="http://schemas.microsoft.com/office/word/2023/wordml/word16du" xmlns:w16sdtdh="http://schemas.microsoft.com/office/word/2020/wordml/sdtdatahash" xmlns:w16sdtfl="http://schemas.microsoft.com/office/word/2024/wordml/sdtformatlock" xmlns:w16se="http://schemas.microsoft.com/office/word/2015/wordml/symex" xmlns:wpg="http://schemas.microsoft.com/office/word/2010/wordprocessingGroup" xmlns:wpi="http://schemas.microsoft.com/office/word/2010/wordprocessingInk" xmlns:wne="http://schemas.microsoft.com/office/word/2006/wordml" xmlns:wps="http://schemas.microsoft.com/office/word/2010/wordprocessingShape" mc:Ignorable="w14 w15 w16se w16cid w16 w16cex w16sdtdh w16sdtfl w16du wp14">
   <w:body>
     <w:p>
       <w:pPr>
@@ -2348,13 +2348,8 @@
             <w:shd w:val="clear" w:color="auto" w:fill="E7E6E6" w:themeFill="background2"/>
           </w:tcPr>
           <w:p>
-            <w:proofErr w:type="spellStart"/>
-            <w:r>
-              <w:t>Mutexes</w:t>
-            </w:r>
-            <w:proofErr w:type="spellEnd"/>
-            <w:r>
-              <w:t xml:space="preserve"> </w:t>
+            <w:r>
+              <w:t xml:space="preserve">Mutexes </w:t>
             </w:r>
           </w:p>
         </w:tc>
@@ -2434,15 +2429,7 @@
           </w:tcPr>
           <w:p>
             <w:r>
-              <w:t xml:space="preserve">More </w:t>
-            </w:r>
-            <w:proofErr w:type="spellStart"/>
-            <w:r>
-              <w:t>Mutex</w:t>
-            </w:r>
-            <w:proofErr w:type="spellEnd"/>
-            <w:r>
-              <w:t xml:space="preserve"> and CRITICAL_SECTION Guidelines </w:t>
+              <w:t xml:space="preserve">More Mutex and CRITICAL_SECTION Guidelines </w:t>
             </w:r>
           </w:p>
         </w:tc>
@@ -4770,2270 +4757,6 @@
     <w:p/>
     <w:p/>
     <w:p/>
-    <w:p/>
-    <w:p/>
-    <w:p/>
-    <w:p/>
-    <w:p/>
-    <w:p/>
-    <w:p/>
-    <w:p/>
-    <w:p/>
-    <w:p>
-      <w:pPr>
-        <w:pStyle w:val="Heading1"/>
-        <w:rPr>
-          <w:b/>
-          <w:bCs/>
-          <w:color w:val="C00000"/>
-        </w:rPr>
-      </w:pPr>
-      <w:r>
-        <w:rPr>
-          <w:b/>
-          <w:bCs/>
-          <w:color w:val="C00000"/>
-        </w:rPr>
-        <w:lastRenderedPageBreak/>
-        <w:t>Graph Theory</w:t>
-      </w:r>
-      <w:r>
-        <w:rPr>
-          <w:b/>
-          <w:bCs/>
-          <w:color w:val="C00000"/>
-        </w:rPr>
-        <w:t xml:space="preserve"> </w:t>
-      </w:r>
-    </w:p>
-    <w:p/>
-    <w:tbl>
-      <w:tblPr>
-        <w:tblStyle w:val="TableGrid"/>
-        <w:tblW w:w="5000" w:type="pct"/>
-        <w:shd w:val="clear" w:color="auto" w:fill="E7E6E6" w:themeFill="background2"/>
-        <w:tblLook w:val="04A0" w:firstRow="1" w:lastRow="0" w:firstColumn="1" w:lastColumn="0" w:noHBand="0" w:noVBand="1"/>
-      </w:tblPr>
-      <w:tblGrid>
-        <w:gridCol w:w="1148"/>
-        <w:gridCol w:w="9642"/>
-      </w:tblGrid>
-      <w:tr>
-        <w:tc>
-          <w:tcPr>
-            <w:tcW w:w="532" w:type="pct"/>
-            <w:shd w:val="clear" w:color="auto" w:fill="002060"/>
-          </w:tcPr>
-          <w:p>
-            <w:pPr>
-              <w:rPr>
-                <w:b/>
-                <w:bCs/>
-              </w:rPr>
-            </w:pPr>
-          </w:p>
-        </w:tc>
-        <w:tc>
-          <w:tcPr>
-            <w:tcW w:w="4468" w:type="pct"/>
-            <w:shd w:val="clear" w:color="auto" w:fill="002060"/>
-          </w:tcPr>
-          <w:p>
-            <w:pPr>
-              <w:rPr>
-                <w:b/>
-                <w:bCs/>
-              </w:rPr>
-            </w:pPr>
-            <w:r>
-              <w:rPr>
-                <w:b/>
-                <w:bCs/>
-              </w:rPr>
-              <w:t xml:space="preserve">Graph Theory </w:t>
-            </w:r>
-          </w:p>
-        </w:tc>
-      </w:tr>
-      <w:tr>
-        <w:tc>
-          <w:tcPr>
-            <w:tcW w:w="532" w:type="pct"/>
-            <w:shd w:val="clear" w:color="auto" w:fill="E7E6E6" w:themeFill="background2"/>
-          </w:tcPr>
-          <w:p/>
-        </w:tc>
-        <w:tc>
-          <w:tcPr>
-            <w:tcW w:w="4468" w:type="pct"/>
-            <w:shd w:val="clear" w:color="auto" w:fill="E7E6E6" w:themeFill="background2"/>
-          </w:tcPr>
-          <w:p>
-            <w:pPr>
-              <w:rPr>
-                <w:b/>
-                <w:bCs/>
-                <w:color w:val="C00000"/>
-              </w:rPr>
-            </w:pPr>
-            <w:r>
-              <w:rPr>
-                <w:b/>
-                <w:bCs/>
-                <w:color w:val="C00000"/>
-              </w:rPr>
-              <w:t xml:space="preserve">The Basics </w:t>
-            </w:r>
-          </w:p>
-        </w:tc>
-      </w:tr>
-      <w:tr>
-        <w:tc>
-          <w:tcPr>
-            <w:tcW w:w="532" w:type="pct"/>
-            <w:shd w:val="clear" w:color="auto" w:fill="E7E6E6" w:themeFill="background2"/>
-          </w:tcPr>
-          <w:p>
-            <w:r>
-              <w:t>01</w:t>
-            </w:r>
-          </w:p>
-        </w:tc>
-        <w:tc>
-          <w:tcPr>
-            <w:tcW w:w="4468" w:type="pct"/>
-            <w:shd w:val="clear" w:color="auto" w:fill="E7E6E6" w:themeFill="background2"/>
-          </w:tcPr>
-          <w:p>
-            <w:r>
-              <w:t>Graphs</w:t>
-            </w:r>
-          </w:p>
-        </w:tc>
-      </w:tr>
-      <w:tr>
-        <w:tc>
-          <w:tcPr>
-            <w:tcW w:w="532" w:type="pct"/>
-            <w:shd w:val="clear" w:color="auto" w:fill="E7E6E6" w:themeFill="background2"/>
-          </w:tcPr>
-          <w:p>
-            <w:r>
-              <w:t>02</w:t>
-            </w:r>
-          </w:p>
-        </w:tc>
-        <w:tc>
-          <w:tcPr>
-            <w:tcW w:w="4468" w:type="pct"/>
-            <w:shd w:val="clear" w:color="auto" w:fill="E7E6E6" w:themeFill="background2"/>
-          </w:tcPr>
-          <w:p>
-            <w:r>
-              <w:t xml:space="preserve">The Degree of a Vertex </w:t>
-            </w:r>
-          </w:p>
-        </w:tc>
-      </w:tr>
-      <w:tr>
-        <w:tc>
-          <w:tcPr>
-            <w:tcW w:w="532" w:type="pct"/>
-            <w:shd w:val="clear" w:color="auto" w:fill="E7E6E6" w:themeFill="background2"/>
-          </w:tcPr>
-          <w:p>
-            <w:r>
-              <w:t>03</w:t>
-            </w:r>
-          </w:p>
-        </w:tc>
-        <w:tc>
-          <w:tcPr>
-            <w:tcW w:w="4468" w:type="pct"/>
-            <w:shd w:val="clear" w:color="auto" w:fill="E7E6E6" w:themeFill="background2"/>
-          </w:tcPr>
-          <w:p>
-            <w:r>
-              <w:t xml:space="preserve">Paths and Cycles </w:t>
-            </w:r>
-          </w:p>
-        </w:tc>
-      </w:tr>
-      <w:tr>
-        <w:tc>
-          <w:tcPr>
-            <w:tcW w:w="532" w:type="pct"/>
-            <w:shd w:val="clear" w:color="auto" w:fill="E7E6E6" w:themeFill="background2"/>
-          </w:tcPr>
-          <w:p>
-            <w:r>
-              <w:t>04</w:t>
-            </w:r>
-          </w:p>
-        </w:tc>
-        <w:tc>
-          <w:tcPr>
-            <w:tcW w:w="4468" w:type="pct"/>
-            <w:shd w:val="clear" w:color="auto" w:fill="E7E6E6" w:themeFill="background2"/>
-          </w:tcPr>
-          <w:p>
-            <w:r>
-              <w:t xml:space="preserve">Connectivity </w:t>
-            </w:r>
-          </w:p>
-        </w:tc>
-      </w:tr>
-      <w:tr>
-        <w:tc>
-          <w:tcPr>
-            <w:tcW w:w="532" w:type="pct"/>
-            <w:shd w:val="clear" w:color="auto" w:fill="E7E6E6" w:themeFill="background2"/>
-          </w:tcPr>
-          <w:p>
-            <w:r>
-              <w:t>05</w:t>
-            </w:r>
-          </w:p>
-        </w:tc>
-        <w:tc>
-          <w:tcPr>
-            <w:tcW w:w="4468" w:type="pct"/>
-            <w:shd w:val="clear" w:color="auto" w:fill="E7E6E6" w:themeFill="background2"/>
-          </w:tcPr>
-          <w:p>
-            <w:r>
-              <w:t xml:space="preserve">Trees and Forests </w:t>
-            </w:r>
-          </w:p>
-        </w:tc>
-      </w:tr>
-      <w:tr>
-        <w:tc>
-          <w:tcPr>
-            <w:tcW w:w="532" w:type="pct"/>
-            <w:shd w:val="clear" w:color="auto" w:fill="E7E6E6" w:themeFill="background2"/>
-          </w:tcPr>
-          <w:p>
-            <w:r>
-              <w:t>06</w:t>
-            </w:r>
-          </w:p>
-        </w:tc>
-        <w:tc>
-          <w:tcPr>
-            <w:tcW w:w="4468" w:type="pct"/>
-            <w:shd w:val="clear" w:color="auto" w:fill="E7E6E6" w:themeFill="background2"/>
-          </w:tcPr>
-          <w:p>
-            <w:r>
-              <w:t xml:space="preserve">Bipartite Graphs </w:t>
-            </w:r>
-          </w:p>
-        </w:tc>
-      </w:tr>
-      <w:tr>
-        <w:tc>
-          <w:tcPr>
-            <w:tcW w:w="532" w:type="pct"/>
-            <w:shd w:val="clear" w:color="auto" w:fill="E7E6E6" w:themeFill="background2"/>
-          </w:tcPr>
-          <w:p>
-            <w:r>
-              <w:t>07</w:t>
-            </w:r>
-          </w:p>
-        </w:tc>
-        <w:tc>
-          <w:tcPr>
-            <w:tcW w:w="4468" w:type="pct"/>
-            <w:shd w:val="clear" w:color="auto" w:fill="E7E6E6" w:themeFill="background2"/>
-          </w:tcPr>
-          <w:p>
-            <w:r>
-              <w:t xml:space="preserve">Contraction and Minors </w:t>
-            </w:r>
-          </w:p>
-        </w:tc>
-      </w:tr>
-      <w:tr>
-        <w:tc>
-          <w:tcPr>
-            <w:tcW w:w="532" w:type="pct"/>
-            <w:shd w:val="clear" w:color="auto" w:fill="E7E6E6" w:themeFill="background2"/>
-          </w:tcPr>
-          <w:p>
-            <w:r>
-              <w:t>08</w:t>
-            </w:r>
-          </w:p>
-        </w:tc>
-        <w:tc>
-          <w:tcPr>
-            <w:tcW w:w="4468" w:type="pct"/>
-            <w:shd w:val="clear" w:color="auto" w:fill="E7E6E6" w:themeFill="background2"/>
-          </w:tcPr>
-          <w:p>
-            <w:r>
-              <w:t xml:space="preserve">Euler Tours </w:t>
-            </w:r>
-          </w:p>
-        </w:tc>
-      </w:tr>
-      <w:tr>
-        <w:tc>
-          <w:tcPr>
-            <w:tcW w:w="532" w:type="pct"/>
-            <w:shd w:val="clear" w:color="auto" w:fill="E7E6E6" w:themeFill="background2"/>
-          </w:tcPr>
-          <w:p>
-            <w:r>
-              <w:t>09</w:t>
-            </w:r>
-          </w:p>
-        </w:tc>
-        <w:tc>
-          <w:tcPr>
-            <w:tcW w:w="4468" w:type="pct"/>
-            <w:shd w:val="clear" w:color="auto" w:fill="E7E6E6" w:themeFill="background2"/>
-          </w:tcPr>
-          <w:p>
-            <w:r>
-              <w:t xml:space="preserve">Some Linear Algebra </w:t>
-            </w:r>
-          </w:p>
-        </w:tc>
-      </w:tr>
-      <w:tr>
-        <w:tc>
-          <w:tcPr>
-            <w:tcW w:w="532" w:type="pct"/>
-            <w:shd w:val="clear" w:color="auto" w:fill="E7E6E6" w:themeFill="background2"/>
-          </w:tcPr>
-          <w:p>
-            <w:r>
-              <w:t>10</w:t>
-            </w:r>
-          </w:p>
-        </w:tc>
-        <w:tc>
-          <w:tcPr>
-            <w:tcW w:w="4468" w:type="pct"/>
-            <w:shd w:val="clear" w:color="auto" w:fill="E7E6E6" w:themeFill="background2"/>
-          </w:tcPr>
-          <w:p>
-            <w:r>
-              <w:t xml:space="preserve">Other Notations of Graphs </w:t>
-            </w:r>
-          </w:p>
-        </w:tc>
-      </w:tr>
-      <w:tr>
-        <w:tc>
-          <w:tcPr>
-            <w:tcW w:w="532" w:type="pct"/>
-            <w:shd w:val="clear" w:color="auto" w:fill="E7E6E6" w:themeFill="background2"/>
-          </w:tcPr>
-          <w:p/>
-        </w:tc>
-        <w:tc>
-          <w:tcPr>
-            <w:tcW w:w="4468" w:type="pct"/>
-            <w:shd w:val="clear" w:color="auto" w:fill="E7E6E6" w:themeFill="background2"/>
-          </w:tcPr>
-          <w:p>
-            <w:r>
-              <w:t xml:space="preserve">Exercises </w:t>
-            </w:r>
-          </w:p>
-        </w:tc>
-      </w:tr>
-      <w:tr>
-        <w:tc>
-          <w:tcPr>
-            <w:tcW w:w="532" w:type="pct"/>
-            <w:shd w:val="clear" w:color="auto" w:fill="E7E6E6" w:themeFill="background2"/>
-          </w:tcPr>
-          <w:p>
-            <w:pPr>
-              <w:rPr>
-                <w:b/>
-                <w:bCs/>
-                <w:color w:val="C00000"/>
-              </w:rPr>
-            </w:pPr>
-          </w:p>
-        </w:tc>
-        <w:tc>
-          <w:tcPr>
-            <w:tcW w:w="4468" w:type="pct"/>
-            <w:shd w:val="clear" w:color="auto" w:fill="E7E6E6" w:themeFill="background2"/>
-          </w:tcPr>
-          <w:p>
-            <w:pPr>
-              <w:rPr>
-                <w:b/>
-                <w:bCs/>
-                <w:color w:val="C00000"/>
-              </w:rPr>
-            </w:pPr>
-            <w:r>
-              <w:rPr>
-                <w:b/>
-                <w:bCs/>
-                <w:color w:val="C00000"/>
-              </w:rPr>
-              <w:t xml:space="preserve">Matching </w:t>
-            </w:r>
-          </w:p>
-        </w:tc>
-      </w:tr>
-      <w:tr>
-        <w:tc>
-          <w:tcPr>
-            <w:tcW w:w="532" w:type="pct"/>
-            <w:shd w:val="clear" w:color="auto" w:fill="E7E6E6" w:themeFill="background2"/>
-          </w:tcPr>
-          <w:p>
-            <w:r>
-              <w:t>11</w:t>
-            </w:r>
-          </w:p>
-        </w:tc>
-        <w:tc>
-          <w:tcPr>
-            <w:tcW w:w="4468" w:type="pct"/>
-            <w:shd w:val="clear" w:color="auto" w:fill="E7E6E6" w:themeFill="background2"/>
-          </w:tcPr>
-          <w:p>
-            <w:r>
-              <w:t xml:space="preserve">Matching in Bipartite Graphs </w:t>
-            </w:r>
-          </w:p>
-        </w:tc>
-      </w:tr>
-      <w:tr>
-        <w:tc>
-          <w:tcPr>
-            <w:tcW w:w="532" w:type="pct"/>
-            <w:shd w:val="clear" w:color="auto" w:fill="E7E6E6" w:themeFill="background2"/>
-          </w:tcPr>
-          <w:p>
-            <w:r>
-              <w:t>12</w:t>
-            </w:r>
-          </w:p>
-        </w:tc>
-        <w:tc>
-          <w:tcPr>
-            <w:tcW w:w="4468" w:type="pct"/>
-            <w:shd w:val="clear" w:color="auto" w:fill="E7E6E6" w:themeFill="background2"/>
-          </w:tcPr>
-          <w:p>
-            <w:r>
-              <w:t xml:space="preserve">Matching in General Graphs </w:t>
-            </w:r>
-          </w:p>
-        </w:tc>
-      </w:tr>
-      <w:tr>
-        <w:tc>
-          <w:tcPr>
-            <w:tcW w:w="532" w:type="pct"/>
-            <w:shd w:val="clear" w:color="auto" w:fill="E7E6E6" w:themeFill="background2"/>
-          </w:tcPr>
-          <w:p>
-            <w:r>
-              <w:t>13</w:t>
-            </w:r>
-          </w:p>
-        </w:tc>
-        <w:tc>
-          <w:tcPr>
-            <w:tcW w:w="4468" w:type="pct"/>
-            <w:shd w:val="clear" w:color="auto" w:fill="E7E6E6" w:themeFill="background2"/>
-          </w:tcPr>
-          <w:p>
-            <w:r>
-              <w:t xml:space="preserve">Path Covers </w:t>
-            </w:r>
-          </w:p>
-        </w:tc>
-      </w:tr>
-      <w:tr>
-        <w:tc>
-          <w:tcPr>
-            <w:tcW w:w="532" w:type="pct"/>
-            <w:shd w:val="clear" w:color="auto" w:fill="E7E6E6" w:themeFill="background2"/>
-          </w:tcPr>
-          <w:p/>
-        </w:tc>
-        <w:tc>
-          <w:tcPr>
-            <w:tcW w:w="4468" w:type="pct"/>
-            <w:shd w:val="clear" w:color="auto" w:fill="E7E6E6" w:themeFill="background2"/>
-          </w:tcPr>
-          <w:p>
-            <w:r>
-              <w:t xml:space="preserve">Exercise </w:t>
-            </w:r>
-          </w:p>
-        </w:tc>
-      </w:tr>
-      <w:tr>
-        <w:tc>
-          <w:tcPr>
-            <w:tcW w:w="532" w:type="pct"/>
-            <w:shd w:val="clear" w:color="auto" w:fill="E7E6E6" w:themeFill="background2"/>
-          </w:tcPr>
-          <w:p>
-            <w:pPr>
-              <w:rPr>
-                <w:b/>
-                <w:bCs/>
-                <w:color w:val="C00000"/>
-              </w:rPr>
-            </w:pPr>
-          </w:p>
-        </w:tc>
-        <w:tc>
-          <w:tcPr>
-            <w:tcW w:w="4468" w:type="pct"/>
-            <w:shd w:val="clear" w:color="auto" w:fill="E7E6E6" w:themeFill="background2"/>
-          </w:tcPr>
-          <w:p>
-            <w:pPr>
-              <w:rPr>
-                <w:b/>
-                <w:bCs/>
-                <w:color w:val="C00000"/>
-              </w:rPr>
-            </w:pPr>
-            <w:r>
-              <w:rPr>
-                <w:b/>
-                <w:bCs/>
-                <w:color w:val="C00000"/>
-              </w:rPr>
-              <w:t xml:space="preserve">Connectivity </w:t>
-            </w:r>
-          </w:p>
-        </w:tc>
-      </w:tr>
-      <w:tr>
-        <w:tc>
-          <w:tcPr>
-            <w:tcW w:w="532" w:type="pct"/>
-            <w:shd w:val="clear" w:color="auto" w:fill="E7E6E6" w:themeFill="background2"/>
-          </w:tcPr>
-          <w:p>
-            <w:r>
-              <w:t>14</w:t>
-            </w:r>
-          </w:p>
-        </w:tc>
-        <w:tc>
-          <w:tcPr>
-            <w:tcW w:w="4468" w:type="pct"/>
-            <w:shd w:val="clear" w:color="auto" w:fill="E7E6E6" w:themeFill="background2"/>
-          </w:tcPr>
-          <w:p>
-            <w:r>
-              <w:t xml:space="preserve">2-Connected Graphs and Subgraphs </w:t>
-            </w:r>
-          </w:p>
-        </w:tc>
-      </w:tr>
-      <w:tr>
-        <w:tc>
-          <w:tcPr>
-            <w:tcW w:w="532" w:type="pct"/>
-            <w:shd w:val="clear" w:color="auto" w:fill="E7E6E6" w:themeFill="background2"/>
-          </w:tcPr>
-          <w:p>
-            <w:r>
-              <w:t>15</w:t>
-            </w:r>
-          </w:p>
-        </w:tc>
-        <w:tc>
-          <w:tcPr>
-            <w:tcW w:w="4468" w:type="pct"/>
-            <w:shd w:val="clear" w:color="auto" w:fill="E7E6E6" w:themeFill="background2"/>
-          </w:tcPr>
-          <w:p>
-            <w:r>
-              <w:t xml:space="preserve">The Structure of 3-Connected Graphs </w:t>
-            </w:r>
-          </w:p>
-        </w:tc>
-      </w:tr>
-      <w:tr>
-        <w:tc>
-          <w:tcPr>
-            <w:tcW w:w="532" w:type="pct"/>
-            <w:shd w:val="clear" w:color="auto" w:fill="E7E6E6" w:themeFill="background2"/>
-          </w:tcPr>
-          <w:p>
-            <w:r>
-              <w:t>16</w:t>
-            </w:r>
-          </w:p>
-        </w:tc>
-        <w:tc>
-          <w:tcPr>
-            <w:tcW w:w="4468" w:type="pct"/>
-            <w:shd w:val="clear" w:color="auto" w:fill="E7E6E6" w:themeFill="background2"/>
-          </w:tcPr>
-          <w:p>
-            <w:proofErr w:type="spellStart"/>
-            <w:r>
-              <w:t>Menger’s</w:t>
-            </w:r>
-            <w:proofErr w:type="spellEnd"/>
-            <w:r>
-              <w:t xml:space="preserve"> Theorem</w:t>
-            </w:r>
-          </w:p>
-        </w:tc>
-      </w:tr>
-      <w:tr>
-        <w:tc>
-          <w:tcPr>
-            <w:tcW w:w="532" w:type="pct"/>
-            <w:shd w:val="clear" w:color="auto" w:fill="E7E6E6" w:themeFill="background2"/>
-          </w:tcPr>
-          <w:p>
-            <w:r>
-              <w:t>17</w:t>
-            </w:r>
-          </w:p>
-        </w:tc>
-        <w:tc>
-          <w:tcPr>
-            <w:tcW w:w="4468" w:type="pct"/>
-            <w:shd w:val="clear" w:color="auto" w:fill="E7E6E6" w:themeFill="background2"/>
-          </w:tcPr>
-          <w:p>
-            <w:proofErr w:type="spellStart"/>
-            <w:r>
-              <w:t>Mader’s</w:t>
-            </w:r>
-            <w:proofErr w:type="spellEnd"/>
-            <w:r>
-              <w:t xml:space="preserve"> Theorem </w:t>
-            </w:r>
-          </w:p>
-        </w:tc>
-      </w:tr>
-      <w:tr>
-        <w:tc>
-          <w:tcPr>
-            <w:tcW w:w="532" w:type="pct"/>
-            <w:shd w:val="clear" w:color="auto" w:fill="E7E6E6" w:themeFill="background2"/>
-          </w:tcPr>
-          <w:p>
-            <w:r>
-              <w:t>18</w:t>
-            </w:r>
-          </w:p>
-        </w:tc>
-        <w:tc>
-          <w:tcPr>
-            <w:tcW w:w="4468" w:type="pct"/>
-            <w:shd w:val="clear" w:color="auto" w:fill="E7E6E6" w:themeFill="background2"/>
-          </w:tcPr>
-          <w:p>
-            <w:r>
-              <w:t xml:space="preserve">Edge-Disjoint Spanning Trees </w:t>
-            </w:r>
-          </w:p>
-        </w:tc>
-      </w:tr>
-      <w:tr>
-        <w:tc>
-          <w:tcPr>
-            <w:tcW w:w="532" w:type="pct"/>
-            <w:shd w:val="clear" w:color="auto" w:fill="E7E6E6" w:themeFill="background2"/>
-          </w:tcPr>
-          <w:p>
-            <w:r>
-              <w:t>19</w:t>
-            </w:r>
-          </w:p>
-        </w:tc>
-        <w:tc>
-          <w:tcPr>
-            <w:tcW w:w="4468" w:type="pct"/>
-            <w:shd w:val="clear" w:color="auto" w:fill="E7E6E6" w:themeFill="background2"/>
-          </w:tcPr>
-          <w:p>
-            <w:r>
-              <w:t xml:space="preserve">Paths Between Given Pairs of Vertices </w:t>
-            </w:r>
-          </w:p>
-        </w:tc>
-      </w:tr>
-      <w:tr>
-        <w:tc>
-          <w:tcPr>
-            <w:tcW w:w="532" w:type="pct"/>
-            <w:shd w:val="clear" w:color="auto" w:fill="E7E6E6" w:themeFill="background2"/>
-          </w:tcPr>
-          <w:p/>
-        </w:tc>
-        <w:tc>
-          <w:tcPr>
-            <w:tcW w:w="4468" w:type="pct"/>
-            <w:shd w:val="clear" w:color="auto" w:fill="E7E6E6" w:themeFill="background2"/>
-          </w:tcPr>
-          <w:p>
-            <w:r>
-              <w:t xml:space="preserve">Exercise </w:t>
-            </w:r>
-          </w:p>
-        </w:tc>
-      </w:tr>
-      <w:tr>
-        <w:tc>
-          <w:tcPr>
-            <w:tcW w:w="532" w:type="pct"/>
-            <w:shd w:val="clear" w:color="auto" w:fill="E7E6E6" w:themeFill="background2"/>
-          </w:tcPr>
-          <w:p>
-            <w:pPr>
-              <w:rPr>
-                <w:b/>
-                <w:bCs/>
-                <w:color w:val="C00000"/>
-              </w:rPr>
-            </w:pPr>
-          </w:p>
-        </w:tc>
-        <w:tc>
-          <w:tcPr>
-            <w:tcW w:w="4468" w:type="pct"/>
-            <w:shd w:val="clear" w:color="auto" w:fill="E7E6E6" w:themeFill="background2"/>
-          </w:tcPr>
-          <w:p>
-            <w:pPr>
-              <w:rPr>
-                <w:b/>
-                <w:bCs/>
-                <w:color w:val="C00000"/>
-              </w:rPr>
-            </w:pPr>
-            <w:r>
-              <w:rPr>
-                <w:b/>
-                <w:bCs/>
-                <w:color w:val="C00000"/>
-              </w:rPr>
-              <w:t xml:space="preserve">Planar Graphs </w:t>
-            </w:r>
-          </w:p>
-        </w:tc>
-      </w:tr>
-      <w:tr>
-        <w:tc>
-          <w:tcPr>
-            <w:tcW w:w="532" w:type="pct"/>
-            <w:shd w:val="clear" w:color="auto" w:fill="E7E6E6" w:themeFill="background2"/>
-          </w:tcPr>
-          <w:p>
-            <w:r>
-              <w:t>20</w:t>
-            </w:r>
-          </w:p>
-        </w:tc>
-        <w:tc>
-          <w:tcPr>
-            <w:tcW w:w="4468" w:type="pct"/>
-            <w:shd w:val="clear" w:color="auto" w:fill="E7E6E6" w:themeFill="background2"/>
-          </w:tcPr>
-          <w:p>
-            <w:r>
-              <w:t xml:space="preserve">Topological Prerequisites </w:t>
-            </w:r>
-          </w:p>
-        </w:tc>
-      </w:tr>
-      <w:tr>
-        <w:tc>
-          <w:tcPr>
-            <w:tcW w:w="532" w:type="pct"/>
-            <w:shd w:val="clear" w:color="auto" w:fill="E7E6E6" w:themeFill="background2"/>
-          </w:tcPr>
-          <w:p>
-            <w:r>
-              <w:t>21</w:t>
-            </w:r>
-          </w:p>
-        </w:tc>
-        <w:tc>
-          <w:tcPr>
-            <w:tcW w:w="4468" w:type="pct"/>
-            <w:shd w:val="clear" w:color="auto" w:fill="E7E6E6" w:themeFill="background2"/>
-          </w:tcPr>
-          <w:p>
-            <w:r>
-              <w:t xml:space="preserve">Plan Graphs </w:t>
-            </w:r>
-          </w:p>
-        </w:tc>
-      </w:tr>
-      <w:tr>
-        <w:tc>
-          <w:tcPr>
-            <w:tcW w:w="532" w:type="pct"/>
-            <w:shd w:val="clear" w:color="auto" w:fill="E7E6E6" w:themeFill="background2"/>
-          </w:tcPr>
-          <w:p>
-            <w:r>
-              <w:t>22</w:t>
-            </w:r>
-          </w:p>
-        </w:tc>
-        <w:tc>
-          <w:tcPr>
-            <w:tcW w:w="4468" w:type="pct"/>
-            <w:shd w:val="clear" w:color="auto" w:fill="E7E6E6" w:themeFill="background2"/>
-          </w:tcPr>
-          <w:p>
-            <w:r>
-              <w:t xml:space="preserve">Drawings </w:t>
-            </w:r>
-          </w:p>
-        </w:tc>
-      </w:tr>
-      <w:tr>
-        <w:tc>
-          <w:tcPr>
-            <w:tcW w:w="532" w:type="pct"/>
-            <w:shd w:val="clear" w:color="auto" w:fill="E7E6E6" w:themeFill="background2"/>
-          </w:tcPr>
-          <w:p>
-            <w:r>
-              <w:t>23</w:t>
-            </w:r>
-          </w:p>
-        </w:tc>
-        <w:tc>
-          <w:tcPr>
-            <w:tcW w:w="4468" w:type="pct"/>
-            <w:shd w:val="clear" w:color="auto" w:fill="E7E6E6" w:themeFill="background2"/>
-          </w:tcPr>
-          <w:p>
-            <w:r>
-              <w:t xml:space="preserve">Planar Graphs: </w:t>
-            </w:r>
-            <w:proofErr w:type="spellStart"/>
-            <w:r>
-              <w:t>Kuratowski’s</w:t>
-            </w:r>
-            <w:proofErr w:type="spellEnd"/>
-            <w:r>
-              <w:t xml:space="preserve"> Theorem</w:t>
-            </w:r>
-          </w:p>
-        </w:tc>
-      </w:tr>
-      <w:tr>
-        <w:tc>
-          <w:tcPr>
-            <w:tcW w:w="532" w:type="pct"/>
-            <w:shd w:val="clear" w:color="auto" w:fill="E7E6E6" w:themeFill="background2"/>
-          </w:tcPr>
-          <w:p>
-            <w:r>
-              <w:t>24</w:t>
-            </w:r>
-          </w:p>
-        </w:tc>
-        <w:tc>
-          <w:tcPr>
-            <w:tcW w:w="4468" w:type="pct"/>
-            <w:shd w:val="clear" w:color="auto" w:fill="E7E6E6" w:themeFill="background2"/>
-          </w:tcPr>
-          <w:p>
-            <w:r>
-              <w:t xml:space="preserve">Algebraic Planarity Criteria </w:t>
-            </w:r>
-          </w:p>
-        </w:tc>
-      </w:tr>
-      <w:tr>
-        <w:tc>
-          <w:tcPr>
-            <w:tcW w:w="532" w:type="pct"/>
-            <w:shd w:val="clear" w:color="auto" w:fill="E7E6E6" w:themeFill="background2"/>
-          </w:tcPr>
-          <w:p>
-            <w:r>
-              <w:t>25</w:t>
-            </w:r>
-          </w:p>
-        </w:tc>
-        <w:tc>
-          <w:tcPr>
-            <w:tcW w:w="4468" w:type="pct"/>
-            <w:shd w:val="clear" w:color="auto" w:fill="E7E6E6" w:themeFill="background2"/>
-          </w:tcPr>
-          <w:p>
-            <w:r>
-              <w:t xml:space="preserve">Plane Duality </w:t>
-            </w:r>
-          </w:p>
-        </w:tc>
-      </w:tr>
-      <w:tr>
-        <w:tc>
-          <w:tcPr>
-            <w:tcW w:w="532" w:type="pct"/>
-            <w:shd w:val="clear" w:color="auto" w:fill="E7E6E6" w:themeFill="background2"/>
-          </w:tcPr>
-          <w:p/>
-        </w:tc>
-        <w:tc>
-          <w:tcPr>
-            <w:tcW w:w="4468" w:type="pct"/>
-            <w:shd w:val="clear" w:color="auto" w:fill="E7E6E6" w:themeFill="background2"/>
-          </w:tcPr>
-          <w:p>
-            <w:r>
-              <w:t xml:space="preserve">Exercise </w:t>
-            </w:r>
-          </w:p>
-        </w:tc>
-      </w:tr>
-      <w:tr>
-        <w:tc>
-          <w:tcPr>
-            <w:tcW w:w="532" w:type="pct"/>
-            <w:shd w:val="clear" w:color="auto" w:fill="E7E6E6" w:themeFill="background2"/>
-          </w:tcPr>
-          <w:p>
-            <w:pPr>
-              <w:rPr>
-                <w:b/>
-                <w:bCs/>
-                <w:color w:val="C00000"/>
-              </w:rPr>
-            </w:pPr>
-          </w:p>
-        </w:tc>
-        <w:tc>
-          <w:tcPr>
-            <w:tcW w:w="4468" w:type="pct"/>
-            <w:shd w:val="clear" w:color="auto" w:fill="E7E6E6" w:themeFill="background2"/>
-          </w:tcPr>
-          <w:p>
-            <w:pPr>
-              <w:rPr>
-                <w:b/>
-                <w:bCs/>
-                <w:color w:val="C00000"/>
-              </w:rPr>
-            </w:pPr>
-            <w:proofErr w:type="spellStart"/>
-            <w:r>
-              <w:rPr>
-                <w:b/>
-                <w:bCs/>
-                <w:color w:val="C00000"/>
-              </w:rPr>
-              <w:t>Colouring</w:t>
-            </w:r>
-            <w:proofErr w:type="spellEnd"/>
-            <w:r>
-              <w:rPr>
-                <w:b/>
-                <w:bCs/>
-                <w:color w:val="C00000"/>
-              </w:rPr>
-              <w:t xml:space="preserve"> </w:t>
-            </w:r>
-          </w:p>
-        </w:tc>
-      </w:tr>
-      <w:tr>
-        <w:tc>
-          <w:tcPr>
-            <w:tcW w:w="532" w:type="pct"/>
-            <w:shd w:val="clear" w:color="auto" w:fill="E7E6E6" w:themeFill="background2"/>
-          </w:tcPr>
-          <w:p>
-            <w:r>
-              <w:t>26</w:t>
-            </w:r>
-          </w:p>
-        </w:tc>
-        <w:tc>
-          <w:tcPr>
-            <w:tcW w:w="4468" w:type="pct"/>
-            <w:shd w:val="clear" w:color="auto" w:fill="E7E6E6" w:themeFill="background2"/>
-          </w:tcPr>
-          <w:p>
-            <w:proofErr w:type="spellStart"/>
-            <w:r>
-              <w:t>Colouring</w:t>
-            </w:r>
-            <w:proofErr w:type="spellEnd"/>
-            <w:r>
-              <w:t xml:space="preserve"> Maps and Planar Graphs </w:t>
-            </w:r>
-          </w:p>
-        </w:tc>
-      </w:tr>
-      <w:tr>
-        <w:tc>
-          <w:tcPr>
-            <w:tcW w:w="532" w:type="pct"/>
-            <w:shd w:val="clear" w:color="auto" w:fill="E7E6E6" w:themeFill="background2"/>
-          </w:tcPr>
-          <w:p>
-            <w:r>
-              <w:t>27</w:t>
-            </w:r>
-          </w:p>
-        </w:tc>
-        <w:tc>
-          <w:tcPr>
-            <w:tcW w:w="4468" w:type="pct"/>
-            <w:shd w:val="clear" w:color="auto" w:fill="E7E6E6" w:themeFill="background2"/>
-          </w:tcPr>
-          <w:p>
-            <w:proofErr w:type="spellStart"/>
-            <w:r>
-              <w:t>Colouirng</w:t>
-            </w:r>
-            <w:proofErr w:type="spellEnd"/>
-            <w:r>
-              <w:t xml:space="preserve"> Vertices </w:t>
-            </w:r>
-          </w:p>
-        </w:tc>
-      </w:tr>
-      <w:tr>
-        <w:tc>
-          <w:tcPr>
-            <w:tcW w:w="532" w:type="pct"/>
-            <w:shd w:val="clear" w:color="auto" w:fill="E7E6E6" w:themeFill="background2"/>
-          </w:tcPr>
-          <w:p>
-            <w:r>
-              <w:t>28</w:t>
-            </w:r>
-          </w:p>
-        </w:tc>
-        <w:tc>
-          <w:tcPr>
-            <w:tcW w:w="4468" w:type="pct"/>
-            <w:shd w:val="clear" w:color="auto" w:fill="E7E6E6" w:themeFill="background2"/>
-          </w:tcPr>
-          <w:p>
-            <w:proofErr w:type="spellStart"/>
-            <w:r>
-              <w:t>Colouring</w:t>
-            </w:r>
-            <w:proofErr w:type="spellEnd"/>
-            <w:r>
-              <w:t xml:space="preserve"> Edges</w:t>
-            </w:r>
-          </w:p>
-        </w:tc>
-      </w:tr>
-      <w:tr>
-        <w:tc>
-          <w:tcPr>
-            <w:tcW w:w="532" w:type="pct"/>
-            <w:shd w:val="clear" w:color="auto" w:fill="E7E6E6" w:themeFill="background2"/>
-          </w:tcPr>
-          <w:p>
-            <w:r>
-              <w:t>29</w:t>
-            </w:r>
-          </w:p>
-        </w:tc>
-        <w:tc>
-          <w:tcPr>
-            <w:tcW w:w="4468" w:type="pct"/>
-            <w:shd w:val="clear" w:color="auto" w:fill="E7E6E6" w:themeFill="background2"/>
-          </w:tcPr>
-          <w:p>
-            <w:r>
-              <w:t xml:space="preserve">List </w:t>
-            </w:r>
-            <w:proofErr w:type="spellStart"/>
-            <w:r>
-              <w:t>Colouring</w:t>
-            </w:r>
-            <w:proofErr w:type="spellEnd"/>
-            <w:r>
-              <w:t xml:space="preserve"> </w:t>
-            </w:r>
-          </w:p>
-        </w:tc>
-      </w:tr>
-      <w:tr>
-        <w:tc>
-          <w:tcPr>
-            <w:tcW w:w="532" w:type="pct"/>
-            <w:shd w:val="clear" w:color="auto" w:fill="E7E6E6" w:themeFill="background2"/>
-          </w:tcPr>
-          <w:p>
-            <w:r>
-              <w:t>30</w:t>
-            </w:r>
-          </w:p>
-        </w:tc>
-        <w:tc>
-          <w:tcPr>
-            <w:tcW w:w="4468" w:type="pct"/>
-            <w:shd w:val="clear" w:color="auto" w:fill="E7E6E6" w:themeFill="background2"/>
-          </w:tcPr>
-          <w:p>
-            <w:r>
-              <w:t xml:space="preserve">Perfect Graphs </w:t>
-            </w:r>
-          </w:p>
-        </w:tc>
-      </w:tr>
-      <w:tr>
-        <w:tc>
-          <w:tcPr>
-            <w:tcW w:w="532" w:type="pct"/>
-            <w:shd w:val="clear" w:color="auto" w:fill="E7E6E6" w:themeFill="background2"/>
-          </w:tcPr>
-          <w:p/>
-        </w:tc>
-        <w:tc>
-          <w:tcPr>
-            <w:tcW w:w="4468" w:type="pct"/>
-            <w:shd w:val="clear" w:color="auto" w:fill="E7E6E6" w:themeFill="background2"/>
-          </w:tcPr>
-          <w:p>
-            <w:r>
-              <w:t>Exercises</w:t>
-            </w:r>
-          </w:p>
-        </w:tc>
-      </w:tr>
-      <w:tr>
-        <w:tc>
-          <w:tcPr>
-            <w:tcW w:w="532" w:type="pct"/>
-            <w:shd w:val="clear" w:color="auto" w:fill="E7E6E6" w:themeFill="background2"/>
-          </w:tcPr>
-          <w:p>
-            <w:pPr>
-              <w:rPr>
-                <w:b/>
-                <w:bCs/>
-                <w:color w:val="C00000"/>
-              </w:rPr>
-            </w:pPr>
-          </w:p>
-        </w:tc>
-        <w:tc>
-          <w:tcPr>
-            <w:tcW w:w="4468" w:type="pct"/>
-            <w:shd w:val="clear" w:color="auto" w:fill="E7E6E6" w:themeFill="background2"/>
-          </w:tcPr>
-          <w:p>
-            <w:pPr>
-              <w:rPr>
-                <w:b/>
-                <w:bCs/>
-                <w:color w:val="C00000"/>
-              </w:rPr>
-            </w:pPr>
-            <w:r>
-              <w:rPr>
-                <w:b/>
-                <w:bCs/>
-                <w:color w:val="C00000"/>
-              </w:rPr>
-              <w:t xml:space="preserve">Flows </w:t>
-            </w:r>
-          </w:p>
-        </w:tc>
-      </w:tr>
-      <w:tr>
-        <w:tc>
-          <w:tcPr>
-            <w:tcW w:w="532" w:type="pct"/>
-            <w:shd w:val="clear" w:color="auto" w:fill="E7E6E6" w:themeFill="background2"/>
-          </w:tcPr>
-          <w:p>
-            <w:r>
-              <w:t>31</w:t>
-            </w:r>
-          </w:p>
-        </w:tc>
-        <w:tc>
-          <w:tcPr>
-            <w:tcW w:w="4468" w:type="pct"/>
-            <w:shd w:val="clear" w:color="auto" w:fill="E7E6E6" w:themeFill="background2"/>
-          </w:tcPr>
-          <w:p>
-            <w:r>
-              <w:t xml:space="preserve">Circulations </w:t>
-            </w:r>
-          </w:p>
-        </w:tc>
-      </w:tr>
-      <w:tr>
-        <w:tc>
-          <w:tcPr>
-            <w:tcW w:w="532" w:type="pct"/>
-            <w:shd w:val="clear" w:color="auto" w:fill="E7E6E6" w:themeFill="background2"/>
-          </w:tcPr>
-          <w:p>
-            <w:r>
-              <w:t>32</w:t>
-            </w:r>
-          </w:p>
-        </w:tc>
-        <w:tc>
-          <w:tcPr>
-            <w:tcW w:w="4468" w:type="pct"/>
-            <w:shd w:val="clear" w:color="auto" w:fill="E7E6E6" w:themeFill="background2"/>
-          </w:tcPr>
-          <w:p>
-            <w:r>
-              <w:t xml:space="preserve">Flows in Networks </w:t>
-            </w:r>
-          </w:p>
-        </w:tc>
-      </w:tr>
-      <w:tr>
-        <w:tc>
-          <w:tcPr>
-            <w:tcW w:w="532" w:type="pct"/>
-            <w:shd w:val="clear" w:color="auto" w:fill="E7E6E6" w:themeFill="background2"/>
-          </w:tcPr>
-          <w:p>
-            <w:r>
-              <w:t>33</w:t>
-            </w:r>
-          </w:p>
-        </w:tc>
-        <w:tc>
-          <w:tcPr>
-            <w:tcW w:w="4468" w:type="pct"/>
-            <w:shd w:val="clear" w:color="auto" w:fill="E7E6E6" w:themeFill="background2"/>
-          </w:tcPr>
-          <w:p>
-            <w:r>
-              <w:t xml:space="preserve">Group-Valued Flows </w:t>
-            </w:r>
-          </w:p>
-        </w:tc>
-      </w:tr>
-      <w:tr>
-        <w:tc>
-          <w:tcPr>
-            <w:tcW w:w="532" w:type="pct"/>
-            <w:shd w:val="clear" w:color="auto" w:fill="E7E6E6" w:themeFill="background2"/>
-          </w:tcPr>
-          <w:p>
-            <w:r>
-              <w:t>34</w:t>
-            </w:r>
-          </w:p>
-        </w:tc>
-        <w:tc>
-          <w:tcPr>
-            <w:tcW w:w="4468" w:type="pct"/>
-            <w:shd w:val="clear" w:color="auto" w:fill="E7E6E6" w:themeFill="background2"/>
-          </w:tcPr>
-          <w:p>
-            <w:r>
-              <w:t>k-Flows for Small k</w:t>
-            </w:r>
-          </w:p>
-        </w:tc>
-      </w:tr>
-      <w:tr>
-        <w:tc>
-          <w:tcPr>
-            <w:tcW w:w="532" w:type="pct"/>
-            <w:shd w:val="clear" w:color="auto" w:fill="E7E6E6" w:themeFill="background2"/>
-          </w:tcPr>
-          <w:p>
-            <w:r>
-              <w:t>35</w:t>
-            </w:r>
-          </w:p>
-        </w:tc>
-        <w:tc>
-          <w:tcPr>
-            <w:tcW w:w="4468" w:type="pct"/>
-            <w:shd w:val="clear" w:color="auto" w:fill="E7E6E6" w:themeFill="background2"/>
-          </w:tcPr>
-          <w:p>
-            <w:r>
-              <w:t>Flow-</w:t>
-            </w:r>
-            <w:proofErr w:type="spellStart"/>
-            <w:r>
-              <w:t>Colouring</w:t>
-            </w:r>
-            <w:proofErr w:type="spellEnd"/>
-            <w:r>
-              <w:t xml:space="preserve"> Duality </w:t>
-            </w:r>
-          </w:p>
-        </w:tc>
-      </w:tr>
-      <w:tr>
-        <w:tc>
-          <w:tcPr>
-            <w:tcW w:w="532" w:type="pct"/>
-            <w:shd w:val="clear" w:color="auto" w:fill="E7E6E6" w:themeFill="background2"/>
-          </w:tcPr>
-          <w:p>
-            <w:r>
-              <w:t>36</w:t>
-            </w:r>
-          </w:p>
-        </w:tc>
-        <w:tc>
-          <w:tcPr>
-            <w:tcW w:w="4468" w:type="pct"/>
-            <w:shd w:val="clear" w:color="auto" w:fill="E7E6E6" w:themeFill="background2"/>
-          </w:tcPr>
-          <w:p>
-            <w:proofErr w:type="spellStart"/>
-            <w:r>
-              <w:t>Tutte’s</w:t>
-            </w:r>
-            <w:proofErr w:type="spellEnd"/>
-            <w:r>
-              <w:t xml:space="preserve"> Flow Conjectures </w:t>
-            </w:r>
-          </w:p>
-        </w:tc>
-      </w:tr>
-      <w:tr>
-        <w:tc>
-          <w:tcPr>
-            <w:tcW w:w="532" w:type="pct"/>
-            <w:shd w:val="clear" w:color="auto" w:fill="E7E6E6" w:themeFill="background2"/>
-          </w:tcPr>
-          <w:p/>
-        </w:tc>
-        <w:tc>
-          <w:tcPr>
-            <w:tcW w:w="4468" w:type="pct"/>
-            <w:shd w:val="clear" w:color="auto" w:fill="E7E6E6" w:themeFill="background2"/>
-          </w:tcPr>
-          <w:p>
-            <w:r>
-              <w:t>Exercises</w:t>
-            </w:r>
-          </w:p>
-        </w:tc>
-      </w:tr>
-      <w:tr>
-        <w:tc>
-          <w:tcPr>
-            <w:tcW w:w="532" w:type="pct"/>
-            <w:shd w:val="clear" w:color="auto" w:fill="E7E6E6" w:themeFill="background2"/>
-          </w:tcPr>
-          <w:p>
-            <w:pPr>
-              <w:rPr>
-                <w:b/>
-                <w:bCs/>
-                <w:color w:val="C00000"/>
-              </w:rPr>
-            </w:pPr>
-          </w:p>
-        </w:tc>
-        <w:tc>
-          <w:tcPr>
-            <w:tcW w:w="4468" w:type="pct"/>
-            <w:shd w:val="clear" w:color="auto" w:fill="E7E6E6" w:themeFill="background2"/>
-          </w:tcPr>
-          <w:p>
-            <w:pPr>
-              <w:rPr>
-                <w:b/>
-                <w:bCs/>
-                <w:color w:val="C00000"/>
-              </w:rPr>
-            </w:pPr>
-            <w:r>
-              <w:rPr>
-                <w:b/>
-                <w:bCs/>
-                <w:color w:val="C00000"/>
-              </w:rPr>
-              <w:t xml:space="preserve">Substructures in Dense Graphs </w:t>
-            </w:r>
-          </w:p>
-        </w:tc>
-      </w:tr>
-      <w:tr>
-        <w:tc>
-          <w:tcPr>
-            <w:tcW w:w="532" w:type="pct"/>
-            <w:shd w:val="clear" w:color="auto" w:fill="E7E6E6" w:themeFill="background2"/>
-          </w:tcPr>
-          <w:p>
-            <w:r>
-              <w:t>37</w:t>
-            </w:r>
-          </w:p>
-        </w:tc>
-        <w:tc>
-          <w:tcPr>
-            <w:tcW w:w="4468" w:type="pct"/>
-            <w:shd w:val="clear" w:color="auto" w:fill="E7E6E6" w:themeFill="background2"/>
-          </w:tcPr>
-          <w:p>
-            <w:r>
-              <w:t>Subgraphs</w:t>
-            </w:r>
-          </w:p>
-        </w:tc>
-      </w:tr>
-      <w:tr>
-        <w:tc>
-          <w:tcPr>
-            <w:tcW w:w="532" w:type="pct"/>
-            <w:shd w:val="clear" w:color="auto" w:fill="E7E6E6" w:themeFill="background2"/>
-          </w:tcPr>
-          <w:p>
-            <w:r>
-              <w:t>38</w:t>
-            </w:r>
-          </w:p>
-        </w:tc>
-        <w:tc>
-          <w:tcPr>
-            <w:tcW w:w="4468" w:type="pct"/>
-            <w:shd w:val="clear" w:color="auto" w:fill="E7E6E6" w:themeFill="background2"/>
-          </w:tcPr>
-          <w:p>
-            <w:proofErr w:type="spellStart"/>
-            <w:r>
-              <w:t>Szemeredi’s</w:t>
-            </w:r>
-            <w:proofErr w:type="spellEnd"/>
-            <w:r>
-              <w:t xml:space="preserve"> Regularity Lemma </w:t>
-            </w:r>
-          </w:p>
-        </w:tc>
-      </w:tr>
-      <w:tr>
-        <w:tc>
-          <w:tcPr>
-            <w:tcW w:w="532" w:type="pct"/>
-            <w:shd w:val="clear" w:color="auto" w:fill="E7E6E6" w:themeFill="background2"/>
-          </w:tcPr>
-          <w:p>
-            <w:r>
-              <w:t>39</w:t>
-            </w:r>
-          </w:p>
-        </w:tc>
-        <w:tc>
-          <w:tcPr>
-            <w:tcW w:w="4468" w:type="pct"/>
-            <w:shd w:val="clear" w:color="auto" w:fill="E7E6E6" w:themeFill="background2"/>
-          </w:tcPr>
-          <w:p>
-            <w:r>
-              <w:t xml:space="preserve">Applying the Regularity Lemma </w:t>
-            </w:r>
-          </w:p>
-        </w:tc>
-      </w:tr>
-      <w:tr>
-        <w:tc>
-          <w:tcPr>
-            <w:tcW w:w="532" w:type="pct"/>
-            <w:shd w:val="clear" w:color="auto" w:fill="E7E6E6" w:themeFill="background2"/>
-          </w:tcPr>
-          <w:p/>
-        </w:tc>
-        <w:tc>
-          <w:tcPr>
-            <w:tcW w:w="4468" w:type="pct"/>
-            <w:shd w:val="clear" w:color="auto" w:fill="E7E6E6" w:themeFill="background2"/>
-          </w:tcPr>
-          <w:p>
-            <w:r>
-              <w:t xml:space="preserve">Exercises </w:t>
-            </w:r>
-          </w:p>
-        </w:tc>
-      </w:tr>
-      <w:tr>
-        <w:tc>
-          <w:tcPr>
-            <w:tcW w:w="532" w:type="pct"/>
-            <w:shd w:val="clear" w:color="auto" w:fill="E7E6E6" w:themeFill="background2"/>
-          </w:tcPr>
-          <w:p>
-            <w:pPr>
-              <w:rPr>
-                <w:b/>
-                <w:bCs/>
-                <w:color w:val="C00000"/>
-              </w:rPr>
-            </w:pPr>
-          </w:p>
-        </w:tc>
-        <w:tc>
-          <w:tcPr>
-            <w:tcW w:w="4468" w:type="pct"/>
-            <w:shd w:val="clear" w:color="auto" w:fill="E7E6E6" w:themeFill="background2"/>
-          </w:tcPr>
-          <w:p>
-            <w:pPr>
-              <w:rPr>
-                <w:b/>
-                <w:bCs/>
-                <w:color w:val="C00000"/>
-              </w:rPr>
-            </w:pPr>
-            <w:r>
-              <w:rPr>
-                <w:b/>
-                <w:bCs/>
-                <w:color w:val="C00000"/>
-              </w:rPr>
-              <w:t xml:space="preserve">Substructures in Sparse Graphs </w:t>
-            </w:r>
-          </w:p>
-        </w:tc>
-      </w:tr>
-      <w:tr>
-        <w:tc>
-          <w:tcPr>
-            <w:tcW w:w="532" w:type="pct"/>
-            <w:shd w:val="clear" w:color="auto" w:fill="E7E6E6" w:themeFill="background2"/>
-          </w:tcPr>
-          <w:p>
-            <w:r>
-              <w:t>40</w:t>
-            </w:r>
-          </w:p>
-        </w:tc>
-        <w:tc>
-          <w:tcPr>
-            <w:tcW w:w="4468" w:type="pct"/>
-            <w:shd w:val="clear" w:color="auto" w:fill="E7E6E6" w:themeFill="background2"/>
-          </w:tcPr>
-          <w:p>
-            <w:r>
-              <w:t xml:space="preserve">Topological Minors </w:t>
-            </w:r>
-          </w:p>
-        </w:tc>
-      </w:tr>
-      <w:tr>
-        <w:tc>
-          <w:tcPr>
-            <w:tcW w:w="532" w:type="pct"/>
-            <w:shd w:val="clear" w:color="auto" w:fill="E7E6E6" w:themeFill="background2"/>
-          </w:tcPr>
-          <w:p>
-            <w:r>
-              <w:t>41</w:t>
-            </w:r>
-          </w:p>
-        </w:tc>
-        <w:tc>
-          <w:tcPr>
-            <w:tcW w:w="4468" w:type="pct"/>
-            <w:shd w:val="clear" w:color="auto" w:fill="E7E6E6" w:themeFill="background2"/>
-          </w:tcPr>
-          <w:p>
-            <w:r>
-              <w:t xml:space="preserve">Minors </w:t>
-            </w:r>
-          </w:p>
-        </w:tc>
-      </w:tr>
-      <w:tr>
-        <w:tc>
-          <w:tcPr>
-            <w:tcW w:w="532" w:type="pct"/>
-            <w:shd w:val="clear" w:color="auto" w:fill="E7E6E6" w:themeFill="background2"/>
-          </w:tcPr>
-          <w:p>
-            <w:r>
-              <w:t>42</w:t>
-            </w:r>
-          </w:p>
-        </w:tc>
-        <w:tc>
-          <w:tcPr>
-            <w:tcW w:w="4468" w:type="pct"/>
-            <w:shd w:val="clear" w:color="auto" w:fill="E7E6E6" w:themeFill="background2"/>
-          </w:tcPr>
-          <w:p>
-            <w:proofErr w:type="spellStart"/>
-            <w:r>
-              <w:t>Hadwiger’s</w:t>
-            </w:r>
-            <w:proofErr w:type="spellEnd"/>
-            <w:r>
-              <w:t xml:space="preserve"> Conjecture </w:t>
-            </w:r>
-          </w:p>
-        </w:tc>
-      </w:tr>
-      <w:tr>
-        <w:tc>
-          <w:tcPr>
-            <w:tcW w:w="532" w:type="pct"/>
-            <w:shd w:val="clear" w:color="auto" w:fill="E7E6E6" w:themeFill="background2"/>
-          </w:tcPr>
-          <w:p/>
-        </w:tc>
-        <w:tc>
-          <w:tcPr>
-            <w:tcW w:w="4468" w:type="pct"/>
-            <w:shd w:val="clear" w:color="auto" w:fill="E7E6E6" w:themeFill="background2"/>
-          </w:tcPr>
-          <w:p>
-            <w:r>
-              <w:t xml:space="preserve">Exercises </w:t>
-            </w:r>
-          </w:p>
-        </w:tc>
-      </w:tr>
-      <w:tr>
-        <w:tc>
-          <w:tcPr>
-            <w:tcW w:w="532" w:type="pct"/>
-            <w:shd w:val="clear" w:color="auto" w:fill="E7E6E6" w:themeFill="background2"/>
-          </w:tcPr>
-          <w:p>
-            <w:pPr>
-              <w:rPr>
-                <w:b/>
-                <w:bCs/>
-                <w:color w:val="C00000"/>
-              </w:rPr>
-            </w:pPr>
-          </w:p>
-        </w:tc>
-        <w:tc>
-          <w:tcPr>
-            <w:tcW w:w="4468" w:type="pct"/>
-            <w:shd w:val="clear" w:color="auto" w:fill="E7E6E6" w:themeFill="background2"/>
-          </w:tcPr>
-          <w:p>
-            <w:pPr>
-              <w:rPr>
-                <w:b/>
-                <w:bCs/>
-                <w:color w:val="C00000"/>
-              </w:rPr>
-            </w:pPr>
-            <w:r>
-              <w:rPr>
-                <w:b/>
-                <w:bCs/>
-                <w:color w:val="C00000"/>
-              </w:rPr>
-              <w:t xml:space="preserve">Ramsey Theory for Graphs </w:t>
-            </w:r>
-          </w:p>
-        </w:tc>
-      </w:tr>
-      <w:tr>
-        <w:tc>
-          <w:tcPr>
-            <w:tcW w:w="532" w:type="pct"/>
-            <w:shd w:val="clear" w:color="auto" w:fill="E7E6E6" w:themeFill="background2"/>
-          </w:tcPr>
-          <w:p>
-            <w:r>
-              <w:t>43</w:t>
-            </w:r>
-          </w:p>
-        </w:tc>
-        <w:tc>
-          <w:tcPr>
-            <w:tcW w:w="4468" w:type="pct"/>
-            <w:shd w:val="clear" w:color="auto" w:fill="E7E6E6" w:themeFill="background2"/>
-          </w:tcPr>
-          <w:p>
-            <w:r>
-              <w:t xml:space="preserve">Ramsey’s Original Theorems </w:t>
-            </w:r>
-          </w:p>
-        </w:tc>
-      </w:tr>
-      <w:tr>
-        <w:tc>
-          <w:tcPr>
-            <w:tcW w:w="532" w:type="pct"/>
-            <w:shd w:val="clear" w:color="auto" w:fill="E7E6E6" w:themeFill="background2"/>
-          </w:tcPr>
-          <w:p>
-            <w:r>
-              <w:t>44</w:t>
-            </w:r>
-          </w:p>
-        </w:tc>
-        <w:tc>
-          <w:tcPr>
-            <w:tcW w:w="4468" w:type="pct"/>
-            <w:shd w:val="clear" w:color="auto" w:fill="E7E6E6" w:themeFill="background2"/>
-          </w:tcPr>
-          <w:p>
-            <w:r>
-              <w:t xml:space="preserve">Ramsey Numbers </w:t>
-            </w:r>
-          </w:p>
-        </w:tc>
-      </w:tr>
-      <w:tr>
-        <w:tc>
-          <w:tcPr>
-            <w:tcW w:w="532" w:type="pct"/>
-            <w:shd w:val="clear" w:color="auto" w:fill="E7E6E6" w:themeFill="background2"/>
-          </w:tcPr>
-          <w:p>
-            <w:r>
-              <w:t>45</w:t>
-            </w:r>
-          </w:p>
-        </w:tc>
-        <w:tc>
-          <w:tcPr>
-            <w:tcW w:w="4468" w:type="pct"/>
-            <w:shd w:val="clear" w:color="auto" w:fill="E7E6E6" w:themeFill="background2"/>
-          </w:tcPr>
-          <w:p>
-            <w:r>
-              <w:t xml:space="preserve">Induced Ramsey Theorems </w:t>
-            </w:r>
-          </w:p>
-        </w:tc>
-      </w:tr>
-      <w:tr>
-        <w:tc>
-          <w:tcPr>
-            <w:tcW w:w="532" w:type="pct"/>
-            <w:shd w:val="clear" w:color="auto" w:fill="E7E6E6" w:themeFill="background2"/>
-          </w:tcPr>
-          <w:p>
-            <w:r>
-              <w:t>46</w:t>
-            </w:r>
-          </w:p>
-        </w:tc>
-        <w:tc>
-          <w:tcPr>
-            <w:tcW w:w="4468" w:type="pct"/>
-            <w:shd w:val="clear" w:color="auto" w:fill="E7E6E6" w:themeFill="background2"/>
-          </w:tcPr>
-          <w:p>
-            <w:r>
-              <w:t xml:space="preserve">Ramsey Properties and Connectivity </w:t>
-            </w:r>
-          </w:p>
-        </w:tc>
-      </w:tr>
-      <w:tr>
-        <w:tc>
-          <w:tcPr>
-            <w:tcW w:w="532" w:type="pct"/>
-            <w:shd w:val="clear" w:color="auto" w:fill="E7E6E6" w:themeFill="background2"/>
-          </w:tcPr>
-          <w:p/>
-        </w:tc>
-        <w:tc>
-          <w:tcPr>
-            <w:tcW w:w="4468" w:type="pct"/>
-            <w:shd w:val="clear" w:color="auto" w:fill="E7E6E6" w:themeFill="background2"/>
-          </w:tcPr>
-          <w:p>
-            <w:r>
-              <w:t xml:space="preserve">Exercise </w:t>
-            </w:r>
-          </w:p>
-        </w:tc>
-      </w:tr>
-      <w:tr>
-        <w:tc>
-          <w:tcPr>
-            <w:tcW w:w="532" w:type="pct"/>
-            <w:shd w:val="clear" w:color="auto" w:fill="E7E6E6" w:themeFill="background2"/>
-          </w:tcPr>
-          <w:p>
-            <w:pPr>
-              <w:rPr>
-                <w:b/>
-                <w:bCs/>
-                <w:color w:val="C00000"/>
-              </w:rPr>
-            </w:pPr>
-          </w:p>
-        </w:tc>
-        <w:tc>
-          <w:tcPr>
-            <w:tcW w:w="4468" w:type="pct"/>
-            <w:shd w:val="clear" w:color="auto" w:fill="E7E6E6" w:themeFill="background2"/>
-          </w:tcPr>
-          <w:p>
-            <w:pPr>
-              <w:rPr>
-                <w:b/>
-                <w:bCs/>
-                <w:color w:val="C00000"/>
-              </w:rPr>
-            </w:pPr>
-            <w:r>
-              <w:rPr>
-                <w:b/>
-                <w:bCs/>
-                <w:color w:val="C00000"/>
-              </w:rPr>
-              <w:t xml:space="preserve">Hamilton Cycles </w:t>
-            </w:r>
-          </w:p>
-        </w:tc>
-      </w:tr>
-      <w:tr>
-        <w:tc>
-          <w:tcPr>
-            <w:tcW w:w="532" w:type="pct"/>
-            <w:shd w:val="clear" w:color="auto" w:fill="E7E6E6" w:themeFill="background2"/>
-          </w:tcPr>
-          <w:p>
-            <w:r>
-              <w:t>47</w:t>
-            </w:r>
-          </w:p>
-        </w:tc>
-        <w:tc>
-          <w:tcPr>
-            <w:tcW w:w="4468" w:type="pct"/>
-            <w:shd w:val="clear" w:color="auto" w:fill="E7E6E6" w:themeFill="background2"/>
-          </w:tcPr>
-          <w:p>
-            <w:r>
-              <w:t xml:space="preserve">Simple Sufficient Conditions </w:t>
-            </w:r>
-          </w:p>
-        </w:tc>
-      </w:tr>
-      <w:tr>
-        <w:tc>
-          <w:tcPr>
-            <w:tcW w:w="532" w:type="pct"/>
-            <w:shd w:val="clear" w:color="auto" w:fill="E7E6E6" w:themeFill="background2"/>
-          </w:tcPr>
-          <w:p>
-            <w:r>
-              <w:t>48</w:t>
-            </w:r>
-          </w:p>
-        </w:tc>
-        <w:tc>
-          <w:tcPr>
-            <w:tcW w:w="4468" w:type="pct"/>
-            <w:shd w:val="clear" w:color="auto" w:fill="E7E6E6" w:themeFill="background2"/>
-          </w:tcPr>
-          <w:p>
-            <w:r>
-              <w:t xml:space="preserve">Hamilton Cycles and Degree Sequences </w:t>
-            </w:r>
-          </w:p>
-        </w:tc>
-      </w:tr>
-      <w:tr>
-        <w:tc>
-          <w:tcPr>
-            <w:tcW w:w="532" w:type="pct"/>
-            <w:shd w:val="clear" w:color="auto" w:fill="E7E6E6" w:themeFill="background2"/>
-          </w:tcPr>
-          <w:p>
-            <w:r>
-              <w:t>49</w:t>
-            </w:r>
-          </w:p>
-        </w:tc>
-        <w:tc>
-          <w:tcPr>
-            <w:tcW w:w="4468" w:type="pct"/>
-            <w:shd w:val="clear" w:color="auto" w:fill="E7E6E6" w:themeFill="background2"/>
-          </w:tcPr>
-          <w:p>
-            <w:r>
-              <w:t xml:space="preserve">Hamilton Cycles in the Square of a Graph </w:t>
-            </w:r>
-          </w:p>
-        </w:tc>
-      </w:tr>
-      <w:tr>
-        <w:tc>
-          <w:tcPr>
-            <w:tcW w:w="532" w:type="pct"/>
-            <w:shd w:val="clear" w:color="auto" w:fill="E7E6E6" w:themeFill="background2"/>
-          </w:tcPr>
-          <w:p/>
-        </w:tc>
-        <w:tc>
-          <w:tcPr>
-            <w:tcW w:w="4468" w:type="pct"/>
-            <w:shd w:val="clear" w:color="auto" w:fill="E7E6E6" w:themeFill="background2"/>
-          </w:tcPr>
-          <w:p>
-            <w:r>
-              <w:t xml:space="preserve">Exercises </w:t>
-            </w:r>
-          </w:p>
-        </w:tc>
-      </w:tr>
-      <w:tr>
-        <w:tc>
-          <w:tcPr>
-            <w:tcW w:w="532" w:type="pct"/>
-            <w:shd w:val="clear" w:color="auto" w:fill="E7E6E6" w:themeFill="background2"/>
-          </w:tcPr>
-          <w:p>
-            <w:pPr>
-              <w:rPr>
-                <w:b/>
-                <w:bCs/>
-                <w:color w:val="C00000"/>
-              </w:rPr>
-            </w:pPr>
-          </w:p>
-        </w:tc>
-        <w:tc>
-          <w:tcPr>
-            <w:tcW w:w="4468" w:type="pct"/>
-            <w:shd w:val="clear" w:color="auto" w:fill="E7E6E6" w:themeFill="background2"/>
-          </w:tcPr>
-          <w:p>
-            <w:pPr>
-              <w:rPr>
-                <w:b/>
-                <w:bCs/>
-                <w:color w:val="C00000"/>
-              </w:rPr>
-            </w:pPr>
-            <w:r>
-              <w:rPr>
-                <w:b/>
-                <w:bCs/>
-                <w:color w:val="C00000"/>
-              </w:rPr>
-              <w:t xml:space="preserve">Random Graphs </w:t>
-            </w:r>
-          </w:p>
-        </w:tc>
-      </w:tr>
-      <w:tr>
-        <w:tc>
-          <w:tcPr>
-            <w:tcW w:w="532" w:type="pct"/>
-            <w:shd w:val="clear" w:color="auto" w:fill="E7E6E6" w:themeFill="background2"/>
-          </w:tcPr>
-          <w:p>
-            <w:r>
-              <w:t>50</w:t>
-            </w:r>
-          </w:p>
-        </w:tc>
-        <w:tc>
-          <w:tcPr>
-            <w:tcW w:w="4468" w:type="pct"/>
-            <w:shd w:val="clear" w:color="auto" w:fill="E7E6E6" w:themeFill="background2"/>
-          </w:tcPr>
-          <w:p>
-            <w:r>
-              <w:t xml:space="preserve">The Notion of a Random Graph </w:t>
-            </w:r>
-          </w:p>
-        </w:tc>
-      </w:tr>
-      <w:tr>
-        <w:tc>
-          <w:tcPr>
-            <w:tcW w:w="532" w:type="pct"/>
-            <w:shd w:val="clear" w:color="auto" w:fill="E7E6E6" w:themeFill="background2"/>
-          </w:tcPr>
-          <w:p>
-            <w:r>
-              <w:t>51</w:t>
-            </w:r>
-          </w:p>
-        </w:tc>
-        <w:tc>
-          <w:tcPr>
-            <w:tcW w:w="4468" w:type="pct"/>
-            <w:shd w:val="clear" w:color="auto" w:fill="E7E6E6" w:themeFill="background2"/>
-          </w:tcPr>
-          <w:p>
-            <w:r>
-              <w:t xml:space="preserve">The Probabilistic Method </w:t>
-            </w:r>
-          </w:p>
-        </w:tc>
-      </w:tr>
-      <w:tr>
-        <w:tc>
-          <w:tcPr>
-            <w:tcW w:w="532" w:type="pct"/>
-            <w:shd w:val="clear" w:color="auto" w:fill="E7E6E6" w:themeFill="background2"/>
-          </w:tcPr>
-          <w:p>
-            <w:r>
-              <w:t>52</w:t>
-            </w:r>
-          </w:p>
-        </w:tc>
-        <w:tc>
-          <w:tcPr>
-            <w:tcW w:w="4468" w:type="pct"/>
-            <w:shd w:val="clear" w:color="auto" w:fill="E7E6E6" w:themeFill="background2"/>
-          </w:tcPr>
-          <w:p>
-            <w:r>
-              <w:t xml:space="preserve">Properties of Almost all Graphs </w:t>
-            </w:r>
-          </w:p>
-        </w:tc>
-      </w:tr>
-      <w:tr>
-        <w:tc>
-          <w:tcPr>
-            <w:tcW w:w="532" w:type="pct"/>
-            <w:shd w:val="clear" w:color="auto" w:fill="E7E6E6" w:themeFill="background2"/>
-          </w:tcPr>
-          <w:p>
-            <w:r>
-              <w:t>53</w:t>
-            </w:r>
-          </w:p>
-        </w:tc>
-        <w:tc>
-          <w:tcPr>
-            <w:tcW w:w="4468" w:type="pct"/>
-            <w:shd w:val="clear" w:color="auto" w:fill="E7E6E6" w:themeFill="background2"/>
-          </w:tcPr>
-          <w:p>
-            <w:r>
-              <w:t xml:space="preserve">Threshold Functions and Second Moments </w:t>
-            </w:r>
-          </w:p>
-        </w:tc>
-      </w:tr>
-      <w:tr>
-        <w:tc>
-          <w:tcPr>
-            <w:tcW w:w="532" w:type="pct"/>
-            <w:shd w:val="clear" w:color="auto" w:fill="E7E6E6" w:themeFill="background2"/>
-          </w:tcPr>
-          <w:p/>
-        </w:tc>
-        <w:tc>
-          <w:tcPr>
-            <w:tcW w:w="4468" w:type="pct"/>
-            <w:shd w:val="clear" w:color="auto" w:fill="E7E6E6" w:themeFill="background2"/>
-          </w:tcPr>
-          <w:p>
-            <w:r>
-              <w:t xml:space="preserve">Exercises </w:t>
-            </w:r>
-          </w:p>
-        </w:tc>
-      </w:tr>
-      <w:tr>
-        <w:tc>
-          <w:tcPr>
-            <w:tcW w:w="532" w:type="pct"/>
-            <w:shd w:val="clear" w:color="auto" w:fill="E7E6E6" w:themeFill="background2"/>
-          </w:tcPr>
-          <w:p>
-            <w:pPr>
-              <w:rPr>
-                <w:b/>
-                <w:bCs/>
-                <w:color w:val="C00000"/>
-              </w:rPr>
-            </w:pPr>
-          </w:p>
-        </w:tc>
-        <w:tc>
-          <w:tcPr>
-            <w:tcW w:w="4468" w:type="pct"/>
-            <w:shd w:val="clear" w:color="auto" w:fill="E7E6E6" w:themeFill="background2"/>
-          </w:tcPr>
-          <w:p>
-            <w:pPr>
-              <w:rPr>
-                <w:b/>
-                <w:bCs/>
-                <w:color w:val="C00000"/>
-              </w:rPr>
-            </w:pPr>
-            <w:r>
-              <w:rPr>
-                <w:b/>
-                <w:bCs/>
-                <w:color w:val="C00000"/>
-              </w:rPr>
-              <w:t>Minors, Trees, and WQO</w:t>
-            </w:r>
-          </w:p>
-        </w:tc>
-      </w:tr>
-      <w:tr>
-        <w:tc>
-          <w:tcPr>
-            <w:tcW w:w="532" w:type="pct"/>
-            <w:shd w:val="clear" w:color="auto" w:fill="E7E6E6" w:themeFill="background2"/>
-          </w:tcPr>
-          <w:p>
-            <w:r>
-              <w:t>54</w:t>
-            </w:r>
-          </w:p>
-        </w:tc>
-        <w:tc>
-          <w:tcPr>
-            <w:tcW w:w="4468" w:type="pct"/>
-            <w:shd w:val="clear" w:color="auto" w:fill="E7E6E6" w:themeFill="background2"/>
-          </w:tcPr>
-          <w:p>
-            <w:r>
-              <w:t xml:space="preserve">Well-Quasi-Ordering </w:t>
-            </w:r>
-          </w:p>
-        </w:tc>
-      </w:tr>
-      <w:tr>
-        <w:tc>
-          <w:tcPr>
-            <w:tcW w:w="532" w:type="pct"/>
-            <w:shd w:val="clear" w:color="auto" w:fill="E7E6E6" w:themeFill="background2"/>
-          </w:tcPr>
-          <w:p>
-            <w:r>
-              <w:t>55</w:t>
-            </w:r>
-          </w:p>
-        </w:tc>
-        <w:tc>
-          <w:tcPr>
-            <w:tcW w:w="4468" w:type="pct"/>
-            <w:shd w:val="clear" w:color="auto" w:fill="E7E6E6" w:themeFill="background2"/>
-          </w:tcPr>
-          <w:p>
-            <w:r>
-              <w:t xml:space="preserve">The Graph Minor Theorem for Trees </w:t>
-            </w:r>
-          </w:p>
-        </w:tc>
-      </w:tr>
-      <w:tr>
-        <w:tc>
-          <w:tcPr>
-            <w:tcW w:w="532" w:type="pct"/>
-            <w:shd w:val="clear" w:color="auto" w:fill="E7E6E6" w:themeFill="background2"/>
-          </w:tcPr>
-          <w:p>
-            <w:r>
-              <w:t>56</w:t>
-            </w:r>
-          </w:p>
-        </w:tc>
-        <w:tc>
-          <w:tcPr>
-            <w:tcW w:w="4468" w:type="pct"/>
-            <w:shd w:val="clear" w:color="auto" w:fill="E7E6E6" w:themeFill="background2"/>
-          </w:tcPr>
-          <w:p>
-            <w:r>
-              <w:t xml:space="preserve">Tree-Decompositions </w:t>
-            </w:r>
-          </w:p>
-        </w:tc>
-      </w:tr>
-      <w:tr>
-        <w:tc>
-          <w:tcPr>
-            <w:tcW w:w="532" w:type="pct"/>
-            <w:shd w:val="clear" w:color="auto" w:fill="E7E6E6" w:themeFill="background2"/>
-          </w:tcPr>
-          <w:p>
-            <w:r>
-              <w:t>57</w:t>
-            </w:r>
-          </w:p>
-        </w:tc>
-        <w:tc>
-          <w:tcPr>
-            <w:tcW w:w="4468" w:type="pct"/>
-            <w:shd w:val="clear" w:color="auto" w:fill="E7E6E6" w:themeFill="background2"/>
-          </w:tcPr>
-          <w:p>
-            <w:r>
-              <w:t xml:space="preserve">Tree-Width and Forbidden Minors </w:t>
-            </w:r>
-          </w:p>
-        </w:tc>
-      </w:tr>
-      <w:tr>
-        <w:tc>
-          <w:tcPr>
-            <w:tcW w:w="532" w:type="pct"/>
-            <w:shd w:val="clear" w:color="auto" w:fill="E7E6E6" w:themeFill="background2"/>
-          </w:tcPr>
-          <w:p>
-            <w:r>
-              <w:t>58</w:t>
-            </w:r>
-          </w:p>
-        </w:tc>
-        <w:tc>
-          <w:tcPr>
-            <w:tcW w:w="4468" w:type="pct"/>
-            <w:shd w:val="clear" w:color="auto" w:fill="E7E6E6" w:themeFill="background2"/>
-          </w:tcPr>
-          <w:p>
-            <w:r>
-              <w:t xml:space="preserve">The Graph Minor Theorem </w:t>
-            </w:r>
-          </w:p>
-        </w:tc>
-      </w:tr>
-      <w:tr>
-        <w:tc>
-          <w:tcPr>
-            <w:tcW w:w="532" w:type="pct"/>
-            <w:shd w:val="clear" w:color="auto" w:fill="E7E6E6" w:themeFill="background2"/>
-          </w:tcPr>
-          <w:p/>
-        </w:tc>
-        <w:tc>
-          <w:tcPr>
-            <w:tcW w:w="4468" w:type="pct"/>
-            <w:shd w:val="clear" w:color="auto" w:fill="E7E6E6" w:themeFill="background2"/>
-          </w:tcPr>
-          <w:p>
-            <w:r>
-              <w:t xml:space="preserve">Exercises </w:t>
-            </w:r>
-          </w:p>
-        </w:tc>
-      </w:tr>
-    </w:tbl>
     <w:p/>
     <w:p/>
     <w:p/>
@@ -8575,7 +6298,6 @@
                 <w:color w:val="C00000"/>
               </w:rPr>
             </w:pPr>
-            <w:proofErr w:type="spellStart"/>
             <w:r>
               <w:rPr>
                 <w:b/>
@@ -8584,7 +6306,6 @@
               </w:rPr>
               <w:t>Undecidability</w:t>
             </w:r>
-            <w:proofErr w:type="spellEnd"/>
           </w:p>
         </w:tc>
       </w:tr>
@@ -13639,15 +11360,7 @@
           </w:tcPr>
           <w:p>
             <w:r>
-              <w:t xml:space="preserve">An Example </w:t>
-            </w:r>
-            <w:proofErr w:type="spellStart"/>
-            <w:r>
-              <w:t>VxWorks</w:t>
-            </w:r>
-            <w:proofErr w:type="spellEnd"/>
-            <w:r>
-              <w:t xml:space="preserve"> 5.x</w:t>
+              <w:t>An Example VxWorks 5.x</w:t>
             </w:r>
           </w:p>
         </w:tc>
@@ -16518,15 +14231,7 @@
           </w:tcPr>
           <w:p>
             <w:r>
-              <w:t xml:space="preserve">Research on </w:t>
-            </w:r>
-            <w:proofErr w:type="spellStart"/>
-            <w:r>
-              <w:t>Input/Output</w:t>
-            </w:r>
-            <w:proofErr w:type="spellEnd"/>
-            <w:r>
-              <w:t xml:space="preserve"> </w:t>
+              <w:t xml:space="preserve">Research on Input/Output </w:t>
             </w:r>
           </w:p>
         </w:tc>
@@ -23667,2002 +21372,1963 @@
           </w:tcPr>
           <w:p>
             <w:r>
-              <w:t xml:space="preserve"> Techniques to Improve </w:t>
-            </w:r>
+              <w:t xml:space="preserve"> Techniques to Improve QoS – Topics 4</w:t>
+            </w:r>
+          </w:p>
+        </w:tc>
+      </w:tr>
+      <w:tr>
+        <w:tc>
+          <w:tcPr>
+            <w:tcW w:w="532" w:type="pct"/>
+            <w:shd w:val="clear" w:color="auto" w:fill="E7E6E6" w:themeFill="background2"/>
+          </w:tcPr>
+          <w:p>
+            <w:r>
+              <w:t>388</w:t>
+            </w:r>
+          </w:p>
+        </w:tc>
+        <w:tc>
+          <w:tcPr>
+            <w:tcW w:w="4468" w:type="pct"/>
+            <w:shd w:val="clear" w:color="auto" w:fill="E7E6E6" w:themeFill="background2"/>
+          </w:tcPr>
+          <w:p>
+            <w:r>
+              <w:t>Integrated Services – Topics 6</w:t>
+            </w:r>
+          </w:p>
+        </w:tc>
+      </w:tr>
+      <w:tr>
+        <w:tc>
+          <w:tcPr>
+            <w:tcW w:w="532" w:type="pct"/>
+            <w:shd w:val="clear" w:color="auto" w:fill="E7E6E6" w:themeFill="background2"/>
+          </w:tcPr>
+          <w:p>
+            <w:r>
+              <w:t>389</w:t>
+            </w:r>
+          </w:p>
+        </w:tc>
+        <w:tc>
+          <w:tcPr>
+            <w:tcW w:w="4468" w:type="pct"/>
+            <w:shd w:val="clear" w:color="auto" w:fill="E7E6E6" w:themeFill="background2"/>
+          </w:tcPr>
+          <w:p>
+            <w:r>
+              <w:t>Differentiated Services – Topics 1</w:t>
+            </w:r>
+          </w:p>
+        </w:tc>
+      </w:tr>
+      <w:tr>
+        <w:tc>
+          <w:tcPr>
+            <w:tcW w:w="532" w:type="pct"/>
+            <w:shd w:val="clear" w:color="auto" w:fill="E7E6E6" w:themeFill="background2"/>
+          </w:tcPr>
+          <w:p>
+            <w:r>
+              <w:t>391</w:t>
+            </w:r>
+          </w:p>
+        </w:tc>
+        <w:tc>
+          <w:tcPr>
+            <w:tcW w:w="4468" w:type="pct"/>
+            <w:shd w:val="clear" w:color="auto" w:fill="E7E6E6" w:themeFill="background2"/>
+          </w:tcPr>
+          <w:p>
+            <w:r>
+              <w:t>QoS In Switched Networks – Topics 2</w:t>
+            </w:r>
+          </w:p>
+        </w:tc>
+      </w:tr>
+      <w:tr>
+        <w:tc>
+          <w:tcPr>
+            <w:tcW w:w="532" w:type="pct"/>
+            <w:shd w:val="clear" w:color="auto" w:fill="E7E6E6" w:themeFill="background2"/>
+          </w:tcPr>
+          <w:p>
+            <w:r>
+              <w:t>392</w:t>
+            </w:r>
+          </w:p>
+        </w:tc>
+        <w:tc>
+          <w:tcPr>
+            <w:tcW w:w="4468" w:type="pct"/>
+            <w:shd w:val="clear" w:color="auto" w:fill="E7E6E6" w:themeFill="background2"/>
+          </w:tcPr>
+          <w:p>
+            <w:r>
+              <w:t>Recommended Reading – Books</w:t>
+            </w:r>
+          </w:p>
+        </w:tc>
+      </w:tr>
+      <w:tr>
+        <w:tc>
+          <w:tcPr>
+            <w:tcW w:w="532" w:type="pct"/>
+            <w:shd w:val="clear" w:color="auto" w:fill="E7E6E6" w:themeFill="background2"/>
+          </w:tcPr>
+          <w:p/>
+        </w:tc>
+        <w:tc>
+          <w:tcPr>
+            <w:tcW w:w="4468" w:type="pct"/>
+            <w:shd w:val="clear" w:color="auto" w:fill="E7E6E6" w:themeFill="background2"/>
+          </w:tcPr>
+          <w:p>
+            <w:r>
+              <w:t xml:space="preserve">Key Terms </w:t>
+            </w:r>
+          </w:p>
+        </w:tc>
+      </w:tr>
+      <w:tr>
+        <w:tc>
+          <w:tcPr>
+            <w:tcW w:w="532" w:type="pct"/>
+            <w:shd w:val="clear" w:color="auto" w:fill="E7E6E6" w:themeFill="background2"/>
+          </w:tcPr>
+          <w:p/>
+        </w:tc>
+        <w:tc>
+          <w:tcPr>
+            <w:tcW w:w="4468" w:type="pct"/>
+            <w:shd w:val="clear" w:color="auto" w:fill="E7E6E6" w:themeFill="background2"/>
+          </w:tcPr>
+          <w:p>
+            <w:r>
+              <w:t xml:space="preserve">Summary </w:t>
+            </w:r>
+          </w:p>
+        </w:tc>
+      </w:tr>
+      <w:tr>
+        <w:tc>
+          <w:tcPr>
+            <w:tcW w:w="532" w:type="pct"/>
+            <w:shd w:val="clear" w:color="auto" w:fill="E7E6E6" w:themeFill="background2"/>
+          </w:tcPr>
+          <w:p/>
+        </w:tc>
+        <w:tc>
+          <w:tcPr>
+            <w:tcW w:w="4468" w:type="pct"/>
+            <w:shd w:val="clear" w:color="auto" w:fill="E7E6E6" w:themeFill="background2"/>
+          </w:tcPr>
+          <w:p>
+            <w:r>
+              <w:t>Practice Set – Topics 2</w:t>
+            </w:r>
+          </w:p>
+        </w:tc>
+      </w:tr>
+      <w:tr>
+        <w:tc>
+          <w:tcPr>
+            <w:tcW w:w="532" w:type="pct"/>
+            <w:shd w:val="clear" w:color="auto" w:fill="FFD966" w:themeFill="accent4" w:themeFillTint="99"/>
+          </w:tcPr>
+          <w:p/>
+        </w:tc>
+        <w:tc>
+          <w:tcPr>
+            <w:tcW w:w="4468" w:type="pct"/>
+            <w:shd w:val="clear" w:color="auto" w:fill="FFD966" w:themeFill="accent4" w:themeFillTint="99"/>
+          </w:tcPr>
+          <w:p>
+            <w:pPr>
+              <w:rPr>
+                <w:b/>
+                <w:bCs/>
+              </w:rPr>
+            </w:pPr>
+            <w:r>
+              <w:rPr>
+                <w:b/>
+                <w:bCs/>
+              </w:rPr>
+              <w:t xml:space="preserve">Part-06: Application Layer </w:t>
+            </w:r>
+          </w:p>
+        </w:tc>
+      </w:tr>
+      <w:tr>
+        <w:tc>
+          <w:tcPr>
+            <w:tcW w:w="532" w:type="pct"/>
+            <w:shd w:val="clear" w:color="auto" w:fill="E7E6E6" w:themeFill="background2"/>
+          </w:tcPr>
+          <w:p/>
+        </w:tc>
+        <w:tc>
+          <w:tcPr>
+            <w:tcW w:w="4468" w:type="pct"/>
+            <w:shd w:val="clear" w:color="auto" w:fill="E7E6E6" w:themeFill="background2"/>
+          </w:tcPr>
+          <w:p>
+            <w:pPr>
+              <w:rPr>
+                <w:b/>
+                <w:bCs/>
+                <w:color w:val="C00000"/>
+              </w:rPr>
+            </w:pPr>
+            <w:r>
+              <w:rPr>
+                <w:b/>
+                <w:bCs/>
+                <w:color w:val="C00000"/>
+              </w:rPr>
+              <w:t xml:space="preserve">Domain Name System </w:t>
+            </w:r>
+          </w:p>
+        </w:tc>
+      </w:tr>
+      <w:tr>
+        <w:tc>
+          <w:tcPr>
+            <w:tcW w:w="532" w:type="pct"/>
+            <w:shd w:val="clear" w:color="auto" w:fill="E7E6E6" w:themeFill="background2"/>
+          </w:tcPr>
+          <w:p>
+            <w:r>
+              <w:t>394</w:t>
+            </w:r>
+          </w:p>
+        </w:tc>
+        <w:tc>
+          <w:tcPr>
+            <w:tcW w:w="4468" w:type="pct"/>
+            <w:shd w:val="clear" w:color="auto" w:fill="E7E6E6" w:themeFill="background2"/>
+          </w:tcPr>
+          <w:p>
+            <w:r>
+              <w:t>Name Space – Topics 2</w:t>
+            </w:r>
+          </w:p>
+        </w:tc>
+      </w:tr>
+      <w:tr>
+        <w:tc>
+          <w:tcPr>
+            <w:tcW w:w="532" w:type="pct"/>
+            <w:shd w:val="clear" w:color="auto" w:fill="E7E6E6" w:themeFill="background2"/>
+          </w:tcPr>
+          <w:p>
+            <w:r>
+              <w:t>397</w:t>
+            </w:r>
+          </w:p>
+        </w:tc>
+        <w:tc>
+          <w:tcPr>
+            <w:tcW w:w="4468" w:type="pct"/>
+            <w:shd w:val="clear" w:color="auto" w:fill="E7E6E6" w:themeFill="background2"/>
+          </w:tcPr>
+          <w:p>
+            <w:r>
+              <w:t>Domain Name Space – Topics 3</w:t>
+            </w:r>
+          </w:p>
+        </w:tc>
+      </w:tr>
+      <w:tr>
+        <w:tc>
+          <w:tcPr>
+            <w:tcW w:w="532" w:type="pct"/>
+            <w:shd w:val="clear" w:color="auto" w:fill="E7E6E6" w:themeFill="background2"/>
+          </w:tcPr>
+          <w:p>
+            <w:r>
+              <w:t>401</w:t>
+            </w:r>
+          </w:p>
+        </w:tc>
+        <w:tc>
+          <w:tcPr>
+            <w:tcW w:w="4468" w:type="pct"/>
+            <w:shd w:val="clear" w:color="auto" w:fill="E7E6E6" w:themeFill="background2"/>
+          </w:tcPr>
+          <w:p>
+            <w:r>
+              <w:t>Distribution of Name Space – Topics 4</w:t>
+            </w:r>
+          </w:p>
+        </w:tc>
+      </w:tr>
+      <w:tr>
+        <w:tc>
+          <w:tcPr>
+            <w:tcW w:w="532" w:type="pct"/>
+            <w:shd w:val="clear" w:color="auto" w:fill="E7E6E6" w:themeFill="background2"/>
+          </w:tcPr>
+          <w:p>
+            <w:r>
+              <w:t>404</w:t>
+            </w:r>
+          </w:p>
+        </w:tc>
+        <w:tc>
+          <w:tcPr>
+            <w:tcW w:w="4468" w:type="pct"/>
+            <w:shd w:val="clear" w:color="auto" w:fill="E7E6E6" w:themeFill="background2"/>
+          </w:tcPr>
+          <w:p>
+            <w:r>
+              <w:t>DNS in The Internet – Topics 3</w:t>
+            </w:r>
+          </w:p>
+        </w:tc>
+      </w:tr>
+      <w:tr>
+        <w:tc>
+          <w:tcPr>
+            <w:tcW w:w="532" w:type="pct"/>
+            <w:shd w:val="clear" w:color="auto" w:fill="E7E6E6" w:themeFill="background2"/>
+          </w:tcPr>
+          <w:p>
+            <w:r>
+              <w:t>410</w:t>
+            </w:r>
+          </w:p>
+        </w:tc>
+        <w:tc>
+          <w:tcPr>
+            <w:tcW w:w="4468" w:type="pct"/>
+            <w:shd w:val="clear" w:color="auto" w:fill="E7E6E6" w:themeFill="background2"/>
+          </w:tcPr>
+          <w:p>
+            <w:r>
+              <w:t>Resolution – Topics 6</w:t>
+            </w:r>
+          </w:p>
+        </w:tc>
+      </w:tr>
+      <w:tr>
+        <w:tc>
+          <w:tcPr>
+            <w:tcW w:w="532" w:type="pct"/>
+            <w:shd w:val="clear" w:color="auto" w:fill="E7E6E6" w:themeFill="background2"/>
+          </w:tcPr>
+          <w:p>
+            <w:r>
+              <w:t>411</w:t>
+            </w:r>
+          </w:p>
+        </w:tc>
+        <w:tc>
+          <w:tcPr>
+            <w:tcW w:w="4468" w:type="pct"/>
+            <w:shd w:val="clear" w:color="auto" w:fill="E7E6E6" w:themeFill="background2"/>
+          </w:tcPr>
+          <w:p>
+            <w:r>
+              <w:t>DNS Messages – Topics 1</w:t>
+            </w:r>
+          </w:p>
+        </w:tc>
+      </w:tr>
+      <w:tr>
+        <w:tc>
+          <w:tcPr>
+            <w:tcW w:w="532" w:type="pct"/>
+            <w:shd w:val="clear" w:color="auto" w:fill="E7E6E6" w:themeFill="background2"/>
+          </w:tcPr>
+          <w:p>
+            <w:r>
+              <w:t>413</w:t>
+            </w:r>
+          </w:p>
+        </w:tc>
+        <w:tc>
+          <w:tcPr>
+            <w:tcW w:w="4468" w:type="pct"/>
+            <w:shd w:val="clear" w:color="auto" w:fill="E7E6E6" w:themeFill="background2"/>
+          </w:tcPr>
+          <w:p>
+            <w:r>
+              <w:t>Types of Records – Topics 2</w:t>
+            </w:r>
+          </w:p>
+        </w:tc>
+      </w:tr>
+      <w:tr>
+        <w:tc>
+          <w:tcPr>
+            <w:tcW w:w="532" w:type="pct"/>
+            <w:shd w:val="clear" w:color="auto" w:fill="E7E6E6" w:themeFill="background2"/>
+          </w:tcPr>
+          <w:p>
+            <w:r>
+              <w:t>414</w:t>
+            </w:r>
+          </w:p>
+        </w:tc>
+        <w:tc>
+          <w:tcPr>
+            <w:tcW w:w="4468" w:type="pct"/>
+            <w:shd w:val="clear" w:color="auto" w:fill="E7E6E6" w:themeFill="background2"/>
+          </w:tcPr>
+          <w:p>
+            <w:r>
+              <w:t xml:space="preserve">Registrars </w:t>
+            </w:r>
+          </w:p>
+        </w:tc>
+      </w:tr>
+      <w:tr>
+        <w:tc>
+          <w:tcPr>
+            <w:tcW w:w="532" w:type="pct"/>
+            <w:shd w:val="clear" w:color="auto" w:fill="E7E6E6" w:themeFill="background2"/>
+          </w:tcPr>
+          <w:p>
+            <w:r>
+              <w:t>415</w:t>
+            </w:r>
+          </w:p>
+        </w:tc>
+        <w:tc>
+          <w:tcPr>
+            <w:tcW w:w="4468" w:type="pct"/>
+            <w:shd w:val="clear" w:color="auto" w:fill="E7E6E6" w:themeFill="background2"/>
+          </w:tcPr>
+          <w:p>
+            <w:r>
+              <w:t xml:space="preserve">Dynamic Domain Name System (DDNS) </w:t>
+            </w:r>
+          </w:p>
+        </w:tc>
+      </w:tr>
+      <w:tr>
+        <w:tc>
+          <w:tcPr>
+            <w:tcW w:w="532" w:type="pct"/>
+            <w:shd w:val="clear" w:color="auto" w:fill="E7E6E6" w:themeFill="background2"/>
+          </w:tcPr>
+          <w:p>
+            <w:r>
+              <w:t>416</w:t>
+            </w:r>
+          </w:p>
+        </w:tc>
+        <w:tc>
+          <w:tcPr>
+            <w:tcW w:w="4468" w:type="pct"/>
+            <w:shd w:val="clear" w:color="auto" w:fill="E7E6E6" w:themeFill="background2"/>
+          </w:tcPr>
+          <w:p>
+            <w:r>
+              <w:t xml:space="preserve">Encapsulation </w:t>
+            </w:r>
+          </w:p>
+        </w:tc>
+      </w:tr>
+      <w:tr>
+        <w:tc>
+          <w:tcPr>
+            <w:tcW w:w="532" w:type="pct"/>
+            <w:shd w:val="clear" w:color="auto" w:fill="E7E6E6" w:themeFill="background2"/>
+          </w:tcPr>
+          <w:p>
+            <w:r>
+              <w:t>417</w:t>
+            </w:r>
+          </w:p>
+        </w:tc>
+        <w:tc>
+          <w:tcPr>
+            <w:tcW w:w="4468" w:type="pct"/>
+            <w:shd w:val="clear" w:color="auto" w:fill="E7E6E6" w:themeFill="background2"/>
+          </w:tcPr>
+          <w:p>
+            <w:r>
+              <w:t>Recommended Reading – Books, Sites, RFCs</w:t>
+            </w:r>
+          </w:p>
+        </w:tc>
+      </w:tr>
+      <w:tr>
+        <w:tc>
+          <w:tcPr>
+            <w:tcW w:w="532" w:type="pct"/>
+            <w:shd w:val="clear" w:color="auto" w:fill="E7E6E6" w:themeFill="background2"/>
+          </w:tcPr>
+          <w:p/>
+        </w:tc>
+        <w:tc>
+          <w:tcPr>
+            <w:tcW w:w="4468" w:type="pct"/>
+            <w:shd w:val="clear" w:color="auto" w:fill="E7E6E6" w:themeFill="background2"/>
+          </w:tcPr>
+          <w:p>
+            <w:r>
+              <w:t xml:space="preserve">Key Terms </w:t>
+            </w:r>
+          </w:p>
+        </w:tc>
+      </w:tr>
+      <w:tr>
+        <w:tc>
+          <w:tcPr>
+            <w:tcW w:w="532" w:type="pct"/>
+            <w:shd w:val="clear" w:color="auto" w:fill="E7E6E6" w:themeFill="background2"/>
+          </w:tcPr>
+          <w:p/>
+        </w:tc>
+        <w:tc>
+          <w:tcPr>
+            <w:tcW w:w="4468" w:type="pct"/>
+            <w:shd w:val="clear" w:color="auto" w:fill="E7E6E6" w:themeFill="background2"/>
+          </w:tcPr>
+          <w:p>
+            <w:r>
+              <w:t xml:space="preserve">Summary </w:t>
+            </w:r>
+          </w:p>
+        </w:tc>
+      </w:tr>
+      <w:tr>
+        <w:tc>
+          <w:tcPr>
+            <w:tcW w:w="532" w:type="pct"/>
+            <w:shd w:val="clear" w:color="auto" w:fill="E7E6E6" w:themeFill="background2"/>
+          </w:tcPr>
+          <w:p/>
+        </w:tc>
+        <w:tc>
+          <w:tcPr>
+            <w:tcW w:w="4468" w:type="pct"/>
+            <w:shd w:val="clear" w:color="auto" w:fill="E7E6E6" w:themeFill="background2"/>
+          </w:tcPr>
+          <w:p>
+            <w:r>
+              <w:t>Practice Set – Topics 2</w:t>
+            </w:r>
+          </w:p>
+        </w:tc>
+      </w:tr>
+      <w:tr>
+        <w:tc>
+          <w:tcPr>
+            <w:tcW w:w="532" w:type="pct"/>
+            <w:shd w:val="clear" w:color="auto" w:fill="E7E6E6" w:themeFill="background2"/>
+          </w:tcPr>
+          <w:p/>
+        </w:tc>
+        <w:tc>
+          <w:tcPr>
+            <w:tcW w:w="4468" w:type="pct"/>
+            <w:shd w:val="clear" w:color="auto" w:fill="E7E6E6" w:themeFill="background2"/>
+          </w:tcPr>
+          <w:p>
+            <w:pPr>
+              <w:rPr>
+                <w:b/>
+                <w:bCs/>
+                <w:color w:val="C00000"/>
+              </w:rPr>
+            </w:pPr>
+            <w:r>
+              <w:rPr>
+                <w:b/>
+                <w:bCs/>
+                <w:color w:val="C00000"/>
+              </w:rPr>
+              <w:t xml:space="preserve">Remote Logging, Electronic Mail, and File Transfer </w:t>
+            </w:r>
+          </w:p>
+        </w:tc>
+      </w:tr>
+      <w:tr>
+        <w:tc>
+          <w:tcPr>
+            <w:tcW w:w="532" w:type="pct"/>
+            <w:shd w:val="clear" w:color="auto" w:fill="E7E6E6" w:themeFill="background2"/>
+          </w:tcPr>
+          <w:p>
+            <w:r>
+              <w:t>418</w:t>
+            </w:r>
+          </w:p>
+        </w:tc>
+        <w:tc>
+          <w:tcPr>
+            <w:tcW w:w="4468" w:type="pct"/>
+            <w:shd w:val="clear" w:color="auto" w:fill="E7E6E6" w:themeFill="background2"/>
+          </w:tcPr>
+          <w:p>
+            <w:r>
+              <w:t>Remote Logging – Topics 1</w:t>
+            </w:r>
+          </w:p>
+        </w:tc>
+      </w:tr>
+      <w:tr>
+        <w:tc>
+          <w:tcPr>
+            <w:tcW w:w="532" w:type="pct"/>
+            <w:shd w:val="clear" w:color="auto" w:fill="E7E6E6" w:themeFill="background2"/>
+          </w:tcPr>
+          <w:p>
+            <w:r>
+              <w:t>423</w:t>
+            </w:r>
+          </w:p>
+        </w:tc>
+        <w:tc>
+          <w:tcPr>
+            <w:tcW w:w="4468" w:type="pct"/>
+            <w:shd w:val="clear" w:color="auto" w:fill="E7E6E6" w:themeFill="background2"/>
+          </w:tcPr>
+          <w:p>
+            <w:r>
+              <w:t>Electronic Mail – Topics 5</w:t>
+            </w:r>
+          </w:p>
+        </w:tc>
+      </w:tr>
+      <w:tr>
+        <w:tc>
+          <w:tcPr>
+            <w:tcW w:w="532" w:type="pct"/>
+            <w:shd w:val="clear" w:color="auto" w:fill="E7E6E6" w:themeFill="background2"/>
+          </w:tcPr>
+          <w:p>
+            <w:r>
+              <w:t>425</w:t>
+            </w:r>
+          </w:p>
+        </w:tc>
+        <w:tc>
+          <w:tcPr>
+            <w:tcW w:w="4468" w:type="pct"/>
+            <w:shd w:val="clear" w:color="auto" w:fill="E7E6E6" w:themeFill="background2"/>
+          </w:tcPr>
+          <w:p>
+            <w:r>
+              <w:t>File Transfer – Topics 2</w:t>
+            </w:r>
+          </w:p>
+        </w:tc>
+      </w:tr>
+      <w:tr>
+        <w:tc>
+          <w:tcPr>
+            <w:tcW w:w="532" w:type="pct"/>
+            <w:shd w:val="clear" w:color="auto" w:fill="E7E6E6" w:themeFill="background2"/>
+          </w:tcPr>
+          <w:p>
+            <w:r>
+              <w:t>426</w:t>
+            </w:r>
+          </w:p>
+        </w:tc>
+        <w:tc>
+          <w:tcPr>
+            <w:tcW w:w="4468" w:type="pct"/>
+            <w:shd w:val="clear" w:color="auto" w:fill="E7E6E6" w:themeFill="background2"/>
+          </w:tcPr>
+          <w:p>
+            <w:r>
+              <w:t>Recommended Reading – Books, Sites, RFCs</w:t>
+            </w:r>
+          </w:p>
+        </w:tc>
+      </w:tr>
+      <w:tr>
+        <w:tc>
+          <w:tcPr>
+            <w:tcW w:w="532" w:type="pct"/>
+            <w:shd w:val="clear" w:color="auto" w:fill="E7E6E6" w:themeFill="background2"/>
+          </w:tcPr>
+          <w:p/>
+        </w:tc>
+        <w:tc>
+          <w:tcPr>
+            <w:tcW w:w="4468" w:type="pct"/>
+            <w:shd w:val="clear" w:color="auto" w:fill="E7E6E6" w:themeFill="background2"/>
+          </w:tcPr>
+          <w:p>
+            <w:r>
+              <w:t xml:space="preserve">Key Terms </w:t>
+            </w:r>
+          </w:p>
+        </w:tc>
+      </w:tr>
+      <w:tr>
+        <w:tc>
+          <w:tcPr>
+            <w:tcW w:w="532" w:type="pct"/>
+            <w:shd w:val="clear" w:color="auto" w:fill="E7E6E6" w:themeFill="background2"/>
+          </w:tcPr>
+          <w:p/>
+        </w:tc>
+        <w:tc>
+          <w:tcPr>
+            <w:tcW w:w="4468" w:type="pct"/>
+            <w:shd w:val="clear" w:color="auto" w:fill="E7E6E6" w:themeFill="background2"/>
+          </w:tcPr>
+          <w:p>
+            <w:r>
+              <w:t xml:space="preserve">Summary </w:t>
+            </w:r>
+          </w:p>
+        </w:tc>
+      </w:tr>
+      <w:tr>
+        <w:tc>
+          <w:tcPr>
+            <w:tcW w:w="532" w:type="pct"/>
+            <w:shd w:val="clear" w:color="auto" w:fill="E7E6E6" w:themeFill="background2"/>
+          </w:tcPr>
+          <w:p/>
+        </w:tc>
+        <w:tc>
+          <w:tcPr>
+            <w:tcW w:w="4468" w:type="pct"/>
+            <w:shd w:val="clear" w:color="auto" w:fill="E7E6E6" w:themeFill="background2"/>
+          </w:tcPr>
+          <w:p>
+            <w:r>
+              <w:t>Practice Set – Topics 3</w:t>
+            </w:r>
+          </w:p>
+        </w:tc>
+      </w:tr>
+      <w:tr>
+        <w:tc>
+          <w:tcPr>
+            <w:tcW w:w="532" w:type="pct"/>
+            <w:shd w:val="clear" w:color="auto" w:fill="E7E6E6" w:themeFill="background2"/>
+          </w:tcPr>
+          <w:p/>
+        </w:tc>
+        <w:tc>
+          <w:tcPr>
+            <w:tcW w:w="4468" w:type="pct"/>
+            <w:shd w:val="clear" w:color="auto" w:fill="E7E6E6" w:themeFill="background2"/>
+          </w:tcPr>
+          <w:p>
+            <w:pPr>
+              <w:rPr>
+                <w:b/>
+                <w:bCs/>
+                <w:color w:val="C00000"/>
+              </w:rPr>
+            </w:pPr>
+            <w:r>
+              <w:rPr>
+                <w:b/>
+                <w:bCs/>
+                <w:color w:val="C00000"/>
+              </w:rPr>
+              <w:t xml:space="preserve">WWW and HTTP </w:t>
+            </w:r>
+          </w:p>
+        </w:tc>
+      </w:tr>
+      <w:tr>
+        <w:tc>
+          <w:tcPr>
+            <w:tcW w:w="532" w:type="pct"/>
+            <w:shd w:val="clear" w:color="auto" w:fill="E7E6E6" w:themeFill="background2"/>
+          </w:tcPr>
+          <w:p>
+            <w:r>
+              <w:t>430</w:t>
+            </w:r>
+          </w:p>
+        </w:tc>
+        <w:tc>
+          <w:tcPr>
+            <w:tcW w:w="4468" w:type="pct"/>
+            <w:shd w:val="clear" w:color="auto" w:fill="E7E6E6" w:themeFill="background2"/>
+          </w:tcPr>
+          <w:p>
+            <w:r>
+              <w:t xml:space="preserve">Architecture – Topics </w:t>
+            </w:r>
+            <w:r>
+              <w:t>4</w:t>
+            </w:r>
+          </w:p>
+        </w:tc>
+      </w:tr>
+      <w:tr>
+        <w:tc>
+          <w:tcPr>
+            <w:tcW w:w="532" w:type="pct"/>
+            <w:shd w:val="clear" w:color="auto" w:fill="E7E6E6" w:themeFill="background2"/>
+          </w:tcPr>
+          <w:p>
+            <w:r>
+              <w:t>433</w:t>
+            </w:r>
+          </w:p>
+        </w:tc>
+        <w:tc>
+          <w:tcPr>
+            <w:tcW w:w="4468" w:type="pct"/>
+            <w:shd w:val="clear" w:color="auto" w:fill="E7E6E6" w:themeFill="background2"/>
+          </w:tcPr>
+          <w:p>
+            <w:r>
+              <w:t>Web Documents – Topics 3</w:t>
+            </w:r>
+          </w:p>
+        </w:tc>
+      </w:tr>
+      <w:tr>
+        <w:tc>
+          <w:tcPr>
+            <w:tcW w:w="532" w:type="pct"/>
+            <w:shd w:val="clear" w:color="auto" w:fill="E7E6E6" w:themeFill="background2"/>
+          </w:tcPr>
+          <w:p>
+            <w:r>
+              <w:t>436</w:t>
+            </w:r>
+          </w:p>
+        </w:tc>
+        <w:tc>
+          <w:tcPr>
+            <w:tcW w:w="4468" w:type="pct"/>
+            <w:shd w:val="clear" w:color="auto" w:fill="E7E6E6" w:themeFill="background2"/>
+          </w:tcPr>
+          <w:p>
+            <w:r>
+              <w:t>HTTP – Topics 3</w:t>
+            </w:r>
+          </w:p>
+        </w:tc>
+      </w:tr>
+      <w:tr>
+        <w:tc>
+          <w:tcPr>
+            <w:tcW w:w="532" w:type="pct"/>
+            <w:shd w:val="clear" w:color="auto" w:fill="E7E6E6" w:themeFill="background2"/>
+          </w:tcPr>
+          <w:p>
+            <w:r>
+              <w:t>437</w:t>
+            </w:r>
+          </w:p>
+        </w:tc>
+        <w:tc>
+          <w:tcPr>
+            <w:tcW w:w="4468" w:type="pct"/>
+            <w:shd w:val="clear" w:color="auto" w:fill="E7E6E6" w:themeFill="background2"/>
+          </w:tcPr>
+          <w:p>
+            <w:r>
+              <w:t>Recommended Reading – Books, Sites, RFCs</w:t>
+            </w:r>
+          </w:p>
+        </w:tc>
+      </w:tr>
+      <w:tr>
+        <w:tc>
+          <w:tcPr>
+            <w:tcW w:w="532" w:type="pct"/>
+            <w:shd w:val="clear" w:color="auto" w:fill="E7E6E6" w:themeFill="background2"/>
+          </w:tcPr>
+          <w:p/>
+        </w:tc>
+        <w:tc>
+          <w:tcPr>
+            <w:tcW w:w="4468" w:type="pct"/>
+            <w:shd w:val="clear" w:color="auto" w:fill="E7E6E6" w:themeFill="background2"/>
+          </w:tcPr>
+          <w:p>
+            <w:r>
+              <w:t xml:space="preserve">Key Terms </w:t>
+            </w:r>
+          </w:p>
+        </w:tc>
+      </w:tr>
+      <w:tr>
+        <w:tc>
+          <w:tcPr>
+            <w:tcW w:w="532" w:type="pct"/>
+            <w:shd w:val="clear" w:color="auto" w:fill="E7E6E6" w:themeFill="background2"/>
+          </w:tcPr>
+          <w:p/>
+        </w:tc>
+        <w:tc>
+          <w:tcPr>
+            <w:tcW w:w="4468" w:type="pct"/>
+            <w:shd w:val="clear" w:color="auto" w:fill="E7E6E6" w:themeFill="background2"/>
+          </w:tcPr>
+          <w:p>
+            <w:r>
+              <w:t xml:space="preserve">Summary </w:t>
+            </w:r>
+          </w:p>
+        </w:tc>
+      </w:tr>
+      <w:tr>
+        <w:tc>
+          <w:tcPr>
+            <w:tcW w:w="532" w:type="pct"/>
+            <w:shd w:val="clear" w:color="auto" w:fill="E7E6E6" w:themeFill="background2"/>
+          </w:tcPr>
+          <w:p/>
+        </w:tc>
+        <w:tc>
+          <w:tcPr>
+            <w:tcW w:w="4468" w:type="pct"/>
+            <w:shd w:val="clear" w:color="auto" w:fill="E7E6E6" w:themeFill="background2"/>
+          </w:tcPr>
+          <w:p>
+            <w:r>
+              <w:t>Practice Set – Topics 2</w:t>
+            </w:r>
+          </w:p>
+        </w:tc>
+      </w:tr>
+      <w:tr>
+        <w:tc>
+          <w:tcPr>
+            <w:tcW w:w="532" w:type="pct"/>
+            <w:shd w:val="clear" w:color="auto" w:fill="E7E6E6" w:themeFill="background2"/>
+          </w:tcPr>
+          <w:p/>
+        </w:tc>
+        <w:tc>
+          <w:tcPr>
+            <w:tcW w:w="4468" w:type="pct"/>
+            <w:shd w:val="clear" w:color="auto" w:fill="E7E6E6" w:themeFill="background2"/>
+          </w:tcPr>
+          <w:p>
+            <w:pPr>
+              <w:rPr>
+                <w:b/>
+                <w:bCs/>
+                <w:color w:val="C00000"/>
+              </w:rPr>
+            </w:pPr>
+            <w:r>
+              <w:rPr>
+                <w:b/>
+                <w:bCs/>
+                <w:color w:val="C00000"/>
+              </w:rPr>
+              <w:t>Network Management: SNMP</w:t>
+            </w:r>
+          </w:p>
+        </w:tc>
+      </w:tr>
+      <w:tr>
+        <w:tc>
+          <w:tcPr>
+            <w:tcW w:w="532" w:type="pct"/>
+            <w:shd w:val="clear" w:color="auto" w:fill="E7E6E6" w:themeFill="background2"/>
+          </w:tcPr>
+          <w:p>
+            <w:r>
+              <w:t>442</w:t>
+            </w:r>
+          </w:p>
+        </w:tc>
+        <w:tc>
+          <w:tcPr>
+            <w:tcW w:w="4468" w:type="pct"/>
+            <w:shd w:val="clear" w:color="auto" w:fill="E7E6E6" w:themeFill="background2"/>
+          </w:tcPr>
+          <w:p>
+            <w:r>
+              <w:t>Network Management System – Topics 5</w:t>
+            </w:r>
+          </w:p>
+        </w:tc>
+      </w:tr>
+      <w:tr>
+        <w:tc>
+          <w:tcPr>
+            <w:tcW w:w="532" w:type="pct"/>
+            <w:shd w:val="clear" w:color="auto" w:fill="E7E6E6" w:themeFill="background2"/>
+          </w:tcPr>
+          <w:p>
+            <w:r>
+              <w:t>451</w:t>
+            </w:r>
+          </w:p>
+        </w:tc>
+        <w:tc>
+          <w:tcPr>
+            <w:tcW w:w="4468" w:type="pct"/>
+            <w:shd w:val="clear" w:color="auto" w:fill="E7E6E6" w:themeFill="background2"/>
+          </w:tcPr>
+          <w:p>
+            <w:r>
+              <w:t>Simple Network Management Protocol (SNMP) – Topics 9</w:t>
+            </w:r>
+          </w:p>
+        </w:tc>
+      </w:tr>
+      <w:tr>
+        <w:tc>
+          <w:tcPr>
+            <w:tcW w:w="532" w:type="pct"/>
+            <w:shd w:val="clear" w:color="auto" w:fill="E7E6E6" w:themeFill="background2"/>
+          </w:tcPr>
+          <w:p>
+            <w:r>
+              <w:t>452</w:t>
+            </w:r>
+          </w:p>
+        </w:tc>
+        <w:tc>
+          <w:tcPr>
+            <w:tcW w:w="4468" w:type="pct"/>
+            <w:shd w:val="clear" w:color="auto" w:fill="E7E6E6" w:themeFill="background2"/>
+          </w:tcPr>
+          <w:p>
+            <w:r>
+              <w:t>Recommended Reading – Books, Sites, RFCs</w:t>
+            </w:r>
+          </w:p>
+        </w:tc>
+      </w:tr>
+      <w:tr>
+        <w:tc>
+          <w:tcPr>
+            <w:tcW w:w="532" w:type="pct"/>
+            <w:shd w:val="clear" w:color="auto" w:fill="E7E6E6" w:themeFill="background2"/>
+          </w:tcPr>
+          <w:p/>
+        </w:tc>
+        <w:tc>
+          <w:tcPr>
+            <w:tcW w:w="4468" w:type="pct"/>
+            <w:shd w:val="clear" w:color="auto" w:fill="E7E6E6" w:themeFill="background2"/>
+          </w:tcPr>
+          <w:p>
+            <w:r>
+              <w:t xml:space="preserve">Key Terms </w:t>
+            </w:r>
+          </w:p>
+        </w:tc>
+      </w:tr>
+      <w:tr>
+        <w:tc>
+          <w:tcPr>
+            <w:tcW w:w="532" w:type="pct"/>
+            <w:shd w:val="clear" w:color="auto" w:fill="E7E6E6" w:themeFill="background2"/>
+          </w:tcPr>
+          <w:p/>
+        </w:tc>
+        <w:tc>
+          <w:tcPr>
+            <w:tcW w:w="4468" w:type="pct"/>
+            <w:shd w:val="clear" w:color="auto" w:fill="E7E6E6" w:themeFill="background2"/>
+          </w:tcPr>
+          <w:p>
+            <w:r>
+              <w:t xml:space="preserve">Summary </w:t>
+            </w:r>
+          </w:p>
+        </w:tc>
+      </w:tr>
+      <w:tr>
+        <w:tc>
+          <w:tcPr>
+            <w:tcW w:w="532" w:type="pct"/>
+            <w:shd w:val="clear" w:color="auto" w:fill="E7E6E6" w:themeFill="background2"/>
+          </w:tcPr>
+          <w:p/>
+        </w:tc>
+        <w:tc>
+          <w:tcPr>
+            <w:tcW w:w="4468" w:type="pct"/>
+            <w:shd w:val="clear" w:color="auto" w:fill="E7E6E6" w:themeFill="background2"/>
+          </w:tcPr>
+          <w:p>
+            <w:r>
+              <w:t>Practice Set – Topics 3</w:t>
+            </w:r>
+          </w:p>
+        </w:tc>
+      </w:tr>
+      <w:tr>
+        <w:tc>
+          <w:tcPr>
+            <w:tcW w:w="532" w:type="pct"/>
+            <w:shd w:val="clear" w:color="auto" w:fill="E7E6E6" w:themeFill="background2"/>
+          </w:tcPr>
+          <w:p/>
+        </w:tc>
+        <w:tc>
+          <w:tcPr>
+            <w:tcW w:w="4468" w:type="pct"/>
+            <w:shd w:val="clear" w:color="auto" w:fill="E7E6E6" w:themeFill="background2"/>
+          </w:tcPr>
+          <w:p>
+            <w:pPr>
+              <w:rPr>
+                <w:b/>
+                <w:bCs/>
+                <w:color w:val="C00000"/>
+              </w:rPr>
+            </w:pPr>
+            <w:r>
+              <w:rPr>
+                <w:b/>
+                <w:bCs/>
+                <w:color w:val="C00000"/>
+              </w:rPr>
+              <w:t xml:space="preserve">Multimedia </w:t>
+            </w:r>
+          </w:p>
+        </w:tc>
+      </w:tr>
+      <w:tr>
+        <w:tc>
+          <w:tcPr>
+            <w:tcW w:w="532" w:type="pct"/>
+            <w:shd w:val="clear" w:color="auto" w:fill="E7E6E6" w:themeFill="background2"/>
+          </w:tcPr>
+          <w:p>
+            <w:r>
+              <w:t>454</w:t>
+            </w:r>
+          </w:p>
+        </w:tc>
+        <w:tc>
+          <w:tcPr>
+            <w:tcW w:w="4468" w:type="pct"/>
+            <w:shd w:val="clear" w:color="auto" w:fill="E7E6E6" w:themeFill="background2"/>
+          </w:tcPr>
+          <w:p>
+            <w:r>
+              <w:t>Digitizing Audio and Video – Topics 2</w:t>
+            </w:r>
+          </w:p>
+        </w:tc>
+      </w:tr>
+      <w:tr>
+        <w:tc>
+          <w:tcPr>
+            <w:tcW w:w="532" w:type="pct"/>
+            <w:shd w:val="clear" w:color="auto" w:fill="E7E6E6" w:themeFill="background2"/>
+          </w:tcPr>
+          <w:p>
+            <w:r>
+              <w:t>456</w:t>
+            </w:r>
+          </w:p>
+        </w:tc>
+        <w:tc>
+          <w:tcPr>
+            <w:tcW w:w="4468" w:type="pct"/>
+            <w:shd w:val="clear" w:color="auto" w:fill="E7E6E6" w:themeFill="background2"/>
+          </w:tcPr>
+          <w:p>
+            <w:r>
+              <w:t>Audio and Video Compression – Topics 2</w:t>
+            </w:r>
+          </w:p>
+        </w:tc>
+      </w:tr>
+      <w:tr>
+        <w:tc>
+          <w:tcPr>
+            <w:tcW w:w="532" w:type="pct"/>
+            <w:shd w:val="clear" w:color="auto" w:fill="E7E6E6" w:themeFill="background2"/>
+          </w:tcPr>
+          <w:p>
+            <w:r>
+              <w:t>460</w:t>
+            </w:r>
+          </w:p>
+        </w:tc>
+        <w:tc>
+          <w:tcPr>
+            <w:tcW w:w="4468" w:type="pct"/>
+            <w:shd w:val="clear" w:color="auto" w:fill="E7E6E6" w:themeFill="background2"/>
+          </w:tcPr>
+          <w:p>
+            <w:r>
+              <w:t>Streaming Stored Audio / Video – Topics 4</w:t>
+            </w:r>
+          </w:p>
+        </w:tc>
+      </w:tr>
+      <w:tr>
+        <w:tc>
+          <w:tcPr>
+            <w:tcW w:w="532" w:type="pct"/>
+            <w:shd w:val="clear" w:color="auto" w:fill="E7E6E6" w:themeFill="background2"/>
+          </w:tcPr>
+          <w:p>
+            <w:r>
+              <w:t>461</w:t>
+            </w:r>
+          </w:p>
+        </w:tc>
+        <w:tc>
+          <w:tcPr>
+            <w:tcW w:w="4468" w:type="pct"/>
+            <w:shd w:val="clear" w:color="auto" w:fill="E7E6E6" w:themeFill="background2"/>
+          </w:tcPr>
+          <w:p>
+            <w:r>
+              <w:t>Streaming Live Audio / Video</w:t>
+            </w:r>
+          </w:p>
+        </w:tc>
+      </w:tr>
+      <w:tr>
+        <w:tc>
+          <w:tcPr>
+            <w:tcW w:w="532" w:type="pct"/>
+            <w:shd w:val="clear" w:color="auto" w:fill="E7E6E6" w:themeFill="background2"/>
+          </w:tcPr>
+          <w:p>
+            <w:r>
+              <w:t>462</w:t>
+            </w:r>
+          </w:p>
+        </w:tc>
+        <w:tc>
+          <w:tcPr>
+            <w:tcW w:w="4468" w:type="pct"/>
+            <w:shd w:val="clear" w:color="auto" w:fill="E7E6E6" w:themeFill="background2"/>
+          </w:tcPr>
+          <w:p>
+            <w:r>
+              <w:t>Real-Time Interactive Audio / Video – Topics 1</w:t>
+            </w:r>
+          </w:p>
+        </w:tc>
+      </w:tr>
+      <w:tr>
+        <w:tc>
+          <w:tcPr>
+            <w:tcW w:w="532" w:type="pct"/>
+            <w:shd w:val="clear" w:color="auto" w:fill="E7E6E6" w:themeFill="background2"/>
+          </w:tcPr>
+          <w:p>
+            <w:r>
+              <w:t>464</w:t>
+            </w:r>
+          </w:p>
+        </w:tc>
+        <w:tc>
+          <w:tcPr>
+            <w:tcW w:w="4468" w:type="pct"/>
+            <w:shd w:val="clear" w:color="auto" w:fill="E7E6E6" w:themeFill="background2"/>
+          </w:tcPr>
+          <w:p>
+            <w:r>
+              <w:t>RTP – Topics 2</w:t>
+            </w:r>
+          </w:p>
+        </w:tc>
+      </w:tr>
+      <w:tr>
+        <w:tc>
+          <w:tcPr>
+            <w:tcW w:w="532" w:type="pct"/>
+            <w:shd w:val="clear" w:color="auto" w:fill="E7E6E6" w:themeFill="background2"/>
+          </w:tcPr>
+          <w:p>
+            <w:r>
+              <w:t>470</w:t>
+            </w:r>
+          </w:p>
+        </w:tc>
+        <w:tc>
+          <w:tcPr>
+            <w:tcW w:w="4468" w:type="pct"/>
+            <w:shd w:val="clear" w:color="auto" w:fill="E7E6E6" w:themeFill="background2"/>
+          </w:tcPr>
+          <w:p>
+            <w:r>
+              <w:t>RTCP – Topics 6</w:t>
+            </w:r>
+          </w:p>
+        </w:tc>
+      </w:tr>
+      <w:tr>
+        <w:tc>
+          <w:tcPr>
+            <w:tcW w:w="532" w:type="pct"/>
+            <w:shd w:val="clear" w:color="auto" w:fill="E7E6E6" w:themeFill="background2"/>
+          </w:tcPr>
+          <w:p>
+            <w:r>
+              <w:t>472</w:t>
+            </w:r>
+          </w:p>
+        </w:tc>
+        <w:tc>
+          <w:tcPr>
+            <w:tcW w:w="4468" w:type="pct"/>
+            <w:shd w:val="clear" w:color="auto" w:fill="E7E6E6" w:themeFill="background2"/>
+          </w:tcPr>
+          <w:p>
+            <w:r>
+              <w:t>Voice Over IP – Topics 2</w:t>
+            </w:r>
+          </w:p>
+        </w:tc>
+      </w:tr>
+      <w:tr>
+        <w:tc>
+          <w:tcPr>
+            <w:tcW w:w="532" w:type="pct"/>
+            <w:shd w:val="clear" w:color="auto" w:fill="E7E6E6" w:themeFill="background2"/>
+          </w:tcPr>
+          <w:p>
+            <w:r>
+              <w:t>473</w:t>
+            </w:r>
+          </w:p>
+        </w:tc>
+        <w:tc>
+          <w:tcPr>
+            <w:tcW w:w="4468" w:type="pct"/>
+            <w:shd w:val="clear" w:color="auto" w:fill="E7E6E6" w:themeFill="background2"/>
+          </w:tcPr>
+          <w:p>
+            <w:r>
+              <w:t>Recommended Reading – Books, Sites</w:t>
+            </w:r>
+          </w:p>
+        </w:tc>
+      </w:tr>
+      <w:tr>
+        <w:tc>
+          <w:tcPr>
+            <w:tcW w:w="532" w:type="pct"/>
+            <w:shd w:val="clear" w:color="auto" w:fill="E7E6E6" w:themeFill="background2"/>
+          </w:tcPr>
+          <w:p/>
+        </w:tc>
+        <w:tc>
+          <w:tcPr>
+            <w:tcW w:w="4468" w:type="pct"/>
+            <w:shd w:val="clear" w:color="auto" w:fill="E7E6E6" w:themeFill="background2"/>
+          </w:tcPr>
+          <w:p>
+            <w:r>
+              <w:t xml:space="preserve">Key Terms </w:t>
+            </w:r>
+          </w:p>
+        </w:tc>
+      </w:tr>
+      <w:tr>
+        <w:tc>
+          <w:tcPr>
+            <w:tcW w:w="532" w:type="pct"/>
+            <w:shd w:val="clear" w:color="auto" w:fill="E7E6E6" w:themeFill="background2"/>
+          </w:tcPr>
+          <w:p/>
+        </w:tc>
+        <w:tc>
+          <w:tcPr>
+            <w:tcW w:w="4468" w:type="pct"/>
+            <w:shd w:val="clear" w:color="auto" w:fill="E7E6E6" w:themeFill="background2"/>
+          </w:tcPr>
+          <w:p>
+            <w:r>
+              <w:t xml:space="preserve">Summary </w:t>
+            </w:r>
+          </w:p>
+        </w:tc>
+      </w:tr>
+      <w:tr>
+        <w:tc>
+          <w:tcPr>
+            <w:tcW w:w="532" w:type="pct"/>
+            <w:shd w:val="clear" w:color="auto" w:fill="E7E6E6" w:themeFill="background2"/>
+          </w:tcPr>
+          <w:p/>
+        </w:tc>
+        <w:tc>
+          <w:tcPr>
+            <w:tcW w:w="4468" w:type="pct"/>
+            <w:shd w:val="clear" w:color="auto" w:fill="E7E6E6" w:themeFill="background2"/>
+          </w:tcPr>
+          <w:p>
+            <w:r>
+              <w:t>Practice Set – Topics 3</w:t>
+            </w:r>
+          </w:p>
+        </w:tc>
+      </w:tr>
+      <w:tr>
+        <w:tc>
+          <w:tcPr>
+            <w:tcW w:w="532" w:type="pct"/>
+            <w:shd w:val="clear" w:color="auto" w:fill="FFD966" w:themeFill="accent4" w:themeFillTint="99"/>
+          </w:tcPr>
+          <w:p/>
+        </w:tc>
+        <w:tc>
+          <w:tcPr>
+            <w:tcW w:w="4468" w:type="pct"/>
+            <w:shd w:val="clear" w:color="auto" w:fill="FFD966" w:themeFill="accent4" w:themeFillTint="99"/>
+          </w:tcPr>
+          <w:p>
+            <w:pPr>
+              <w:rPr>
+                <w:b/>
+                <w:bCs/>
+              </w:rPr>
+            </w:pPr>
+            <w:r>
+              <w:rPr>
+                <w:b/>
+                <w:bCs/>
+              </w:rPr>
+              <w:t xml:space="preserve">Part-07: Security </w:t>
+            </w:r>
+          </w:p>
+        </w:tc>
+      </w:tr>
+      <w:tr>
+        <w:tc>
+          <w:tcPr>
+            <w:tcW w:w="532" w:type="pct"/>
+            <w:shd w:val="clear" w:color="auto" w:fill="E7E6E6" w:themeFill="background2"/>
+          </w:tcPr>
+          <w:p/>
+        </w:tc>
+        <w:tc>
+          <w:tcPr>
+            <w:tcW w:w="4468" w:type="pct"/>
+            <w:shd w:val="clear" w:color="auto" w:fill="E7E6E6" w:themeFill="background2"/>
+          </w:tcPr>
+          <w:p>
+            <w:pPr>
+              <w:rPr>
+                <w:b/>
+                <w:bCs/>
+                <w:color w:val="C00000"/>
+              </w:rPr>
+            </w:pPr>
+            <w:r>
+              <w:rPr>
+                <w:b/>
+                <w:bCs/>
+                <w:color w:val="C00000"/>
+              </w:rPr>
+              <w:t xml:space="preserve">Cryptography </w:t>
+            </w:r>
+          </w:p>
+        </w:tc>
+      </w:tr>
+      <w:tr>
+        <w:tc>
+          <w:tcPr>
+            <w:tcW w:w="532" w:type="pct"/>
+            <w:shd w:val="clear" w:color="auto" w:fill="E7E6E6" w:themeFill="background2"/>
+          </w:tcPr>
+          <w:p>
+            <w:r>
+              <w:t>475</w:t>
+            </w:r>
+          </w:p>
+        </w:tc>
+        <w:tc>
+          <w:tcPr>
+            <w:tcW w:w="4468" w:type="pct"/>
+            <w:shd w:val="clear" w:color="auto" w:fill="E7E6E6" w:themeFill="background2"/>
+          </w:tcPr>
+          <w:p>
+            <w:r>
+              <w:t>Introduction – Topics 2</w:t>
+            </w:r>
+          </w:p>
+        </w:tc>
+      </w:tr>
+      <w:tr>
+        <w:tc>
+          <w:tcPr>
+            <w:tcW w:w="532" w:type="pct"/>
+            <w:shd w:val="clear" w:color="auto" w:fill="E7E6E6" w:themeFill="background2"/>
+          </w:tcPr>
+          <w:p>
+            <w:r>
+              <w:t>479</w:t>
+            </w:r>
+          </w:p>
+        </w:tc>
+        <w:tc>
+          <w:tcPr>
+            <w:tcW w:w="4468" w:type="pct"/>
+            <w:shd w:val="clear" w:color="auto" w:fill="E7E6E6" w:themeFill="background2"/>
+          </w:tcPr>
+          <w:p>
+            <w:r>
+              <w:t>Symmetric-Key Cryptography – Topics 4</w:t>
+            </w:r>
+          </w:p>
+        </w:tc>
+      </w:tr>
+      <w:tr>
+        <w:tc>
+          <w:tcPr>
+            <w:tcW w:w="532" w:type="pct"/>
+            <w:shd w:val="clear" w:color="auto" w:fill="E7E6E6" w:themeFill="background2"/>
+          </w:tcPr>
+          <w:p>
+            <w:r>
+              <w:t>481</w:t>
+            </w:r>
+          </w:p>
+        </w:tc>
+        <w:tc>
+          <w:tcPr>
+            <w:tcW w:w="4468" w:type="pct"/>
+            <w:shd w:val="clear" w:color="auto" w:fill="E7E6E6" w:themeFill="background2"/>
+          </w:tcPr>
+          <w:p>
+            <w:r>
+              <w:t>Asymmetric-Key Cryptography – Topics 2</w:t>
+            </w:r>
+          </w:p>
+        </w:tc>
+      </w:tr>
+      <w:tr>
+        <w:tc>
+          <w:tcPr>
+            <w:tcW w:w="532" w:type="pct"/>
+            <w:shd w:val="clear" w:color="auto" w:fill="E7E6E6" w:themeFill="background2"/>
+          </w:tcPr>
+          <w:p>
+            <w:r>
+              <w:t>482</w:t>
+            </w:r>
+          </w:p>
+        </w:tc>
+        <w:tc>
+          <w:tcPr>
+            <w:tcW w:w="4468" w:type="pct"/>
+            <w:shd w:val="clear" w:color="auto" w:fill="E7E6E6" w:themeFill="background2"/>
+          </w:tcPr>
+          <w:p>
+            <w:r>
+              <w:t>Recommended Reading – Books</w:t>
+            </w:r>
+          </w:p>
+        </w:tc>
+      </w:tr>
+      <w:tr>
+        <w:tc>
+          <w:tcPr>
+            <w:tcW w:w="532" w:type="pct"/>
+            <w:shd w:val="clear" w:color="auto" w:fill="E7E6E6" w:themeFill="background2"/>
+          </w:tcPr>
+          <w:p/>
+        </w:tc>
+        <w:tc>
+          <w:tcPr>
+            <w:tcW w:w="4468" w:type="pct"/>
+            <w:shd w:val="clear" w:color="auto" w:fill="E7E6E6" w:themeFill="background2"/>
+          </w:tcPr>
+          <w:p>
+            <w:r>
+              <w:t xml:space="preserve">Key Terms </w:t>
+            </w:r>
+          </w:p>
+        </w:tc>
+      </w:tr>
+      <w:tr>
+        <w:tc>
+          <w:tcPr>
+            <w:tcW w:w="532" w:type="pct"/>
+            <w:shd w:val="clear" w:color="auto" w:fill="E7E6E6" w:themeFill="background2"/>
+          </w:tcPr>
+          <w:p/>
+        </w:tc>
+        <w:tc>
+          <w:tcPr>
+            <w:tcW w:w="4468" w:type="pct"/>
+            <w:shd w:val="clear" w:color="auto" w:fill="E7E6E6" w:themeFill="background2"/>
+          </w:tcPr>
+          <w:p>
+            <w:r>
+              <w:t xml:space="preserve">Summary </w:t>
+            </w:r>
+          </w:p>
+        </w:tc>
+      </w:tr>
+      <w:tr>
+        <w:tc>
+          <w:tcPr>
+            <w:tcW w:w="532" w:type="pct"/>
+            <w:shd w:val="clear" w:color="auto" w:fill="E7E6E6" w:themeFill="background2"/>
+          </w:tcPr>
+          <w:p/>
+        </w:tc>
+        <w:tc>
+          <w:tcPr>
+            <w:tcW w:w="4468" w:type="pct"/>
+            <w:shd w:val="clear" w:color="auto" w:fill="E7E6E6" w:themeFill="background2"/>
+          </w:tcPr>
+          <w:p>
+            <w:r>
+              <w:t>Practice Set – Topics 3</w:t>
+            </w:r>
+          </w:p>
+        </w:tc>
+      </w:tr>
+      <w:tr>
+        <w:tc>
+          <w:tcPr>
+            <w:tcW w:w="532" w:type="pct"/>
+            <w:shd w:val="clear" w:color="auto" w:fill="E7E6E6" w:themeFill="background2"/>
+          </w:tcPr>
+          <w:p/>
+        </w:tc>
+        <w:tc>
+          <w:tcPr>
+            <w:tcW w:w="4468" w:type="pct"/>
+            <w:shd w:val="clear" w:color="auto" w:fill="E7E6E6" w:themeFill="background2"/>
+          </w:tcPr>
+          <w:p>
+            <w:pPr>
+              <w:rPr>
+                <w:b/>
+                <w:bCs/>
+                <w:color w:val="C00000"/>
+              </w:rPr>
+            </w:pPr>
+            <w:r>
+              <w:rPr>
+                <w:b/>
+                <w:bCs/>
+                <w:color w:val="C00000"/>
+              </w:rPr>
+              <w:t>Network Security</w:t>
+            </w:r>
+          </w:p>
+        </w:tc>
+      </w:tr>
+      <w:tr>
+        <w:tc>
+          <w:tcPr>
+            <w:tcW w:w="532" w:type="pct"/>
+            <w:shd w:val="clear" w:color="auto" w:fill="E7E6E6" w:themeFill="background2"/>
+          </w:tcPr>
+          <w:p>
+            <w:r>
+              <w:t>487</w:t>
+            </w:r>
+          </w:p>
+        </w:tc>
+        <w:tc>
+          <w:tcPr>
+            <w:tcW w:w="4468" w:type="pct"/>
+            <w:shd w:val="clear" w:color="auto" w:fill="E7E6E6" w:themeFill="background2"/>
+          </w:tcPr>
+          <w:p>
+            <w:r>
+              <w:t>Security Services – Topics 5</w:t>
+            </w:r>
+          </w:p>
+        </w:tc>
+      </w:tr>
+      <w:tr>
+        <w:tc>
+          <w:tcPr>
+            <w:tcW w:w="532" w:type="pct"/>
+            <w:shd w:val="clear" w:color="auto" w:fill="E7E6E6" w:themeFill="background2"/>
+          </w:tcPr>
+          <w:p>
+            <w:r>
+              <w:t>489</w:t>
+            </w:r>
+          </w:p>
+        </w:tc>
+        <w:tc>
+          <w:tcPr>
+            <w:tcW w:w="4468" w:type="pct"/>
+            <w:shd w:val="clear" w:color="auto" w:fill="E7E6E6" w:themeFill="background2"/>
+          </w:tcPr>
+          <w:p>
+            <w:r>
+              <w:t>Message Confidentiality – Topics 2</w:t>
+            </w:r>
+          </w:p>
+        </w:tc>
+      </w:tr>
+      <w:tr>
+        <w:tc>
+          <w:tcPr>
+            <w:tcW w:w="532" w:type="pct"/>
+            <w:shd w:val="clear" w:color="auto" w:fill="E7E6E6" w:themeFill="background2"/>
+          </w:tcPr>
+          <w:p>
+            <w:r>
+              <w:t>494</w:t>
+            </w:r>
+          </w:p>
+        </w:tc>
+        <w:tc>
+          <w:tcPr>
+            <w:tcW w:w="4468" w:type="pct"/>
+            <w:shd w:val="clear" w:color="auto" w:fill="E7E6E6" w:themeFill="background2"/>
+          </w:tcPr>
+          <w:p>
+            <w:r>
+              <w:t>Message Integrity – Topics 6</w:t>
+            </w:r>
+          </w:p>
+        </w:tc>
+      </w:tr>
+      <w:tr>
+        <w:tc>
+          <w:tcPr>
+            <w:tcW w:w="532" w:type="pct"/>
+            <w:shd w:val="clear" w:color="auto" w:fill="E7E6E6" w:themeFill="background2"/>
+          </w:tcPr>
+          <w:p>
+            <w:r>
+              <w:t>495</w:t>
+            </w:r>
+          </w:p>
+        </w:tc>
+        <w:tc>
+          <w:tcPr>
+            <w:tcW w:w="4468" w:type="pct"/>
+            <w:shd w:val="clear" w:color="auto" w:fill="E7E6E6" w:themeFill="background2"/>
+          </w:tcPr>
+          <w:p>
+            <w:r>
+              <w:t>Message Authentication – Topics 1</w:t>
+            </w:r>
+          </w:p>
+        </w:tc>
+      </w:tr>
+      <w:tr>
+        <w:tc>
+          <w:tcPr>
+            <w:tcW w:w="532" w:type="pct"/>
+            <w:shd w:val="clear" w:color="auto" w:fill="E7E6E6" w:themeFill="background2"/>
+          </w:tcPr>
+          <w:p>
+            <w:r>
+              <w:t>500</w:t>
+            </w:r>
+          </w:p>
+        </w:tc>
+        <w:tc>
+          <w:tcPr>
+            <w:tcW w:w="4468" w:type="pct"/>
+            <w:shd w:val="clear" w:color="auto" w:fill="E7E6E6" w:themeFill="background2"/>
+          </w:tcPr>
+          <w:p>
+            <w:r>
+              <w:t>Digital Signature – Topics 5</w:t>
+            </w:r>
+          </w:p>
+        </w:tc>
+      </w:tr>
+      <w:tr>
+        <w:tc>
+          <w:tcPr>
+            <w:tcW w:w="532" w:type="pct"/>
+            <w:shd w:val="clear" w:color="auto" w:fill="E7E6E6" w:themeFill="background2"/>
+          </w:tcPr>
+          <w:p>
+            <w:r>
+              <w:t>502</w:t>
+            </w:r>
+          </w:p>
+        </w:tc>
+        <w:tc>
+          <w:tcPr>
+            <w:tcW w:w="4468" w:type="pct"/>
+            <w:shd w:val="clear" w:color="auto" w:fill="E7E6E6" w:themeFill="background2"/>
+          </w:tcPr>
+          <w:p>
+            <w:r>
+              <w:t>Entity Authentication – Topics 2</w:t>
+            </w:r>
+          </w:p>
+        </w:tc>
+      </w:tr>
+      <w:tr>
+        <w:tc>
+          <w:tcPr>
+            <w:tcW w:w="532" w:type="pct"/>
+            <w:shd w:val="clear" w:color="auto" w:fill="E7E6E6" w:themeFill="background2"/>
+          </w:tcPr>
+          <w:p>
+            <w:r>
+              <w:t>504</w:t>
+            </w:r>
+          </w:p>
+        </w:tc>
+        <w:tc>
+          <w:tcPr>
+            <w:tcW w:w="4468" w:type="pct"/>
+            <w:shd w:val="clear" w:color="auto" w:fill="E7E6E6" w:themeFill="background2"/>
+          </w:tcPr>
+          <w:p>
+            <w:r>
+              <w:t>Key Management – Topics 2</w:t>
+            </w:r>
+          </w:p>
+        </w:tc>
+      </w:tr>
+      <w:tr>
+        <w:tc>
+          <w:tcPr>
+            <w:tcW w:w="532" w:type="pct"/>
+            <w:shd w:val="clear" w:color="auto" w:fill="E7E6E6" w:themeFill="background2"/>
+          </w:tcPr>
+          <w:p>
+            <w:r>
+              <w:t>505</w:t>
+            </w:r>
+          </w:p>
+        </w:tc>
+        <w:tc>
+          <w:tcPr>
+            <w:tcW w:w="4468" w:type="pct"/>
+            <w:shd w:val="clear" w:color="auto" w:fill="E7E6E6" w:themeFill="background2"/>
+          </w:tcPr>
+          <w:p>
+            <w:r>
+              <w:t>Recommended Reading – Books</w:t>
+            </w:r>
+          </w:p>
+        </w:tc>
+      </w:tr>
+      <w:tr>
+        <w:tc>
+          <w:tcPr>
+            <w:tcW w:w="532" w:type="pct"/>
+            <w:shd w:val="clear" w:color="auto" w:fill="E7E6E6" w:themeFill="background2"/>
+          </w:tcPr>
+          <w:p/>
+        </w:tc>
+        <w:tc>
+          <w:tcPr>
+            <w:tcW w:w="4468" w:type="pct"/>
+            <w:shd w:val="clear" w:color="auto" w:fill="E7E6E6" w:themeFill="background2"/>
+          </w:tcPr>
+          <w:p>
+            <w:r>
+              <w:t xml:space="preserve">Key Terms </w:t>
+            </w:r>
+          </w:p>
+        </w:tc>
+      </w:tr>
+      <w:tr>
+        <w:tc>
+          <w:tcPr>
+            <w:tcW w:w="532" w:type="pct"/>
+            <w:shd w:val="clear" w:color="auto" w:fill="E7E6E6" w:themeFill="background2"/>
+          </w:tcPr>
+          <w:p/>
+        </w:tc>
+        <w:tc>
+          <w:tcPr>
+            <w:tcW w:w="4468" w:type="pct"/>
+            <w:shd w:val="clear" w:color="auto" w:fill="E7E6E6" w:themeFill="background2"/>
+          </w:tcPr>
+          <w:p>
+            <w:r>
+              <w:t xml:space="preserve">Summary </w:t>
+            </w:r>
+          </w:p>
+        </w:tc>
+      </w:tr>
+      <w:tr>
+        <w:tc>
+          <w:tcPr>
+            <w:tcW w:w="532" w:type="pct"/>
+            <w:shd w:val="clear" w:color="auto" w:fill="E7E6E6" w:themeFill="background2"/>
+          </w:tcPr>
+          <w:p/>
+        </w:tc>
+        <w:tc>
+          <w:tcPr>
+            <w:tcW w:w="4468" w:type="pct"/>
+            <w:shd w:val="clear" w:color="auto" w:fill="E7E6E6" w:themeFill="background2"/>
+          </w:tcPr>
+          <w:p>
+            <w:r>
+              <w:t>Practice Set – Topics 3</w:t>
+            </w:r>
+          </w:p>
+        </w:tc>
+      </w:tr>
+      <w:tr>
+        <w:tc>
+          <w:tcPr>
+            <w:tcW w:w="532" w:type="pct"/>
+            <w:shd w:val="clear" w:color="auto" w:fill="E7E6E6" w:themeFill="background2"/>
+          </w:tcPr>
+          <w:p/>
+        </w:tc>
+        <w:tc>
+          <w:tcPr>
+            <w:tcW w:w="4468" w:type="pct"/>
+            <w:shd w:val="clear" w:color="auto" w:fill="E7E6E6" w:themeFill="background2"/>
+          </w:tcPr>
+          <w:p>
+            <w:pPr>
+              <w:rPr>
+                <w:b/>
+                <w:bCs/>
+                <w:color w:val="C00000"/>
+              </w:rPr>
+            </w:pPr>
+            <w:r>
+              <w:rPr>
+                <w:b/>
+                <w:bCs/>
+                <w:color w:val="C00000"/>
+              </w:rPr>
+              <w:t xml:space="preserve">Security in the Internet: IPSec, SSUFLS, PNP, VPN, and Firewalls </w:t>
+            </w:r>
+          </w:p>
+        </w:tc>
+      </w:tr>
+      <w:tr>
+        <w:tc>
+          <w:tcPr>
+            <w:tcW w:w="532" w:type="pct"/>
+            <w:shd w:val="clear" w:color="auto" w:fill="E7E6E6" w:themeFill="background2"/>
+          </w:tcPr>
+          <w:p>
+            <w:r>
+              <w:t>510</w:t>
+            </w:r>
+          </w:p>
+        </w:tc>
+        <w:tc>
+          <w:tcPr>
+            <w:tcW w:w="4468" w:type="pct"/>
+            <w:shd w:val="clear" w:color="auto" w:fill="E7E6E6" w:themeFill="background2"/>
+          </w:tcPr>
+          <w:p>
             <w:proofErr w:type="spellStart"/>
             <w:r>
-              <w:t>QoS</w:t>
+              <w:t>IPSecurity</w:t>
             </w:r>
             <w:proofErr w:type="spellEnd"/>
             <w:r>
-              <w:t xml:space="preserve"> – Topics 4</w:t>
-            </w:r>
-          </w:p>
-        </w:tc>
-      </w:tr>
-      <w:tr>
-        <w:tc>
-          <w:tcPr>
-            <w:tcW w:w="532" w:type="pct"/>
-            <w:shd w:val="clear" w:color="auto" w:fill="E7E6E6" w:themeFill="background2"/>
-          </w:tcPr>
-          <w:p>
-            <w:r>
-              <w:t>388</w:t>
-            </w:r>
-          </w:p>
-        </w:tc>
-        <w:tc>
-          <w:tcPr>
-            <w:tcW w:w="4468" w:type="pct"/>
-            <w:shd w:val="clear" w:color="auto" w:fill="E7E6E6" w:themeFill="background2"/>
-          </w:tcPr>
-          <w:p>
-            <w:r>
-              <w:t>Integrated Services – Topics 6</w:t>
-            </w:r>
-          </w:p>
-        </w:tc>
-      </w:tr>
-      <w:tr>
-        <w:tc>
-          <w:tcPr>
-            <w:tcW w:w="532" w:type="pct"/>
-            <w:shd w:val="clear" w:color="auto" w:fill="E7E6E6" w:themeFill="background2"/>
-          </w:tcPr>
-          <w:p>
-            <w:r>
-              <w:t>389</w:t>
-            </w:r>
-          </w:p>
-        </w:tc>
-        <w:tc>
-          <w:tcPr>
-            <w:tcW w:w="4468" w:type="pct"/>
-            <w:shd w:val="clear" w:color="auto" w:fill="E7E6E6" w:themeFill="background2"/>
-          </w:tcPr>
-          <w:p>
-            <w:r>
-              <w:t>Differentiated Services – Topics 1</w:t>
-            </w:r>
-          </w:p>
-        </w:tc>
-      </w:tr>
-      <w:tr>
-        <w:tc>
-          <w:tcPr>
-            <w:tcW w:w="532" w:type="pct"/>
-            <w:shd w:val="clear" w:color="auto" w:fill="E7E6E6" w:themeFill="background2"/>
-          </w:tcPr>
-          <w:p>
-            <w:r>
-              <w:t>391</w:t>
-            </w:r>
-          </w:p>
-        </w:tc>
-        <w:tc>
-          <w:tcPr>
-            <w:tcW w:w="4468" w:type="pct"/>
-            <w:shd w:val="clear" w:color="auto" w:fill="E7E6E6" w:themeFill="background2"/>
-          </w:tcPr>
-          <w:p>
-            <w:proofErr w:type="spellStart"/>
-            <w:r>
-              <w:t>QoS</w:t>
-            </w:r>
-            <w:proofErr w:type="spellEnd"/>
-            <w:r>
-              <w:t xml:space="preserve"> In Switched Networks – Topics 2</w:t>
-            </w:r>
-          </w:p>
-        </w:tc>
-      </w:tr>
-      <w:tr>
-        <w:tc>
-          <w:tcPr>
-            <w:tcW w:w="532" w:type="pct"/>
-            <w:shd w:val="clear" w:color="auto" w:fill="E7E6E6" w:themeFill="background2"/>
-          </w:tcPr>
-          <w:p>
-            <w:r>
-              <w:t>392</w:t>
-            </w:r>
-          </w:p>
-        </w:tc>
-        <w:tc>
-          <w:tcPr>
-            <w:tcW w:w="4468" w:type="pct"/>
-            <w:shd w:val="clear" w:color="auto" w:fill="E7E6E6" w:themeFill="background2"/>
-          </w:tcPr>
-          <w:p>
-            <w:r>
-              <w:t>Recommended Reading – Books</w:t>
-            </w:r>
-          </w:p>
-        </w:tc>
-      </w:tr>
-      <w:tr>
-        <w:tc>
-          <w:tcPr>
-            <w:tcW w:w="532" w:type="pct"/>
-            <w:shd w:val="clear" w:color="auto" w:fill="E7E6E6" w:themeFill="background2"/>
-          </w:tcPr>
-          <w:p/>
-        </w:tc>
-        <w:tc>
-          <w:tcPr>
-            <w:tcW w:w="4468" w:type="pct"/>
-            <w:shd w:val="clear" w:color="auto" w:fill="E7E6E6" w:themeFill="background2"/>
-          </w:tcPr>
-          <w:p>
-            <w:r>
-              <w:t xml:space="preserve">Key Terms </w:t>
-            </w:r>
-          </w:p>
-        </w:tc>
-      </w:tr>
-      <w:tr>
-        <w:tc>
-          <w:tcPr>
-            <w:tcW w:w="532" w:type="pct"/>
-            <w:shd w:val="clear" w:color="auto" w:fill="E7E6E6" w:themeFill="background2"/>
-          </w:tcPr>
-          <w:p/>
-        </w:tc>
-        <w:tc>
-          <w:tcPr>
-            <w:tcW w:w="4468" w:type="pct"/>
-            <w:shd w:val="clear" w:color="auto" w:fill="E7E6E6" w:themeFill="background2"/>
-          </w:tcPr>
-          <w:p>
-            <w:r>
-              <w:t xml:space="preserve">Summary </w:t>
-            </w:r>
-          </w:p>
-        </w:tc>
-      </w:tr>
-      <w:tr>
-        <w:tc>
-          <w:tcPr>
-            <w:tcW w:w="532" w:type="pct"/>
-            <w:shd w:val="clear" w:color="auto" w:fill="E7E6E6" w:themeFill="background2"/>
-          </w:tcPr>
-          <w:p/>
-        </w:tc>
-        <w:tc>
-          <w:tcPr>
-            <w:tcW w:w="4468" w:type="pct"/>
-            <w:shd w:val="clear" w:color="auto" w:fill="E7E6E6" w:themeFill="background2"/>
-          </w:tcPr>
-          <w:p>
-            <w:r>
-              <w:t>Practice Set – Topics 2</w:t>
-            </w:r>
-          </w:p>
-        </w:tc>
-      </w:tr>
-      <w:tr>
-        <w:tc>
-          <w:tcPr>
-            <w:tcW w:w="532" w:type="pct"/>
-            <w:shd w:val="clear" w:color="auto" w:fill="FFD966" w:themeFill="accent4" w:themeFillTint="99"/>
-          </w:tcPr>
-          <w:p/>
-        </w:tc>
-        <w:tc>
-          <w:tcPr>
-            <w:tcW w:w="4468" w:type="pct"/>
-            <w:shd w:val="clear" w:color="auto" w:fill="FFD966" w:themeFill="accent4" w:themeFillTint="99"/>
-          </w:tcPr>
-          <w:p>
-            <w:pPr>
-              <w:rPr>
-                <w:b/>
-                <w:bCs/>
-              </w:rPr>
-            </w:pPr>
-            <w:r>
-              <w:rPr>
-                <w:b/>
-                <w:bCs/>
-              </w:rPr>
-              <w:t xml:space="preserve">Part-06: Application Layer </w:t>
-            </w:r>
-          </w:p>
-        </w:tc>
-      </w:tr>
-      <w:tr>
-        <w:tc>
-          <w:tcPr>
-            <w:tcW w:w="532" w:type="pct"/>
-            <w:shd w:val="clear" w:color="auto" w:fill="E7E6E6" w:themeFill="background2"/>
-          </w:tcPr>
-          <w:p/>
-        </w:tc>
-        <w:tc>
-          <w:tcPr>
-            <w:tcW w:w="4468" w:type="pct"/>
-            <w:shd w:val="clear" w:color="auto" w:fill="E7E6E6" w:themeFill="background2"/>
-          </w:tcPr>
-          <w:p>
-            <w:pPr>
-              <w:rPr>
-                <w:b/>
-                <w:bCs/>
-                <w:color w:val="C00000"/>
-              </w:rPr>
-            </w:pPr>
-            <w:r>
-              <w:rPr>
-                <w:b/>
-                <w:bCs/>
-                <w:color w:val="C00000"/>
-              </w:rPr>
-              <w:t xml:space="preserve">Domain Name System </w:t>
-            </w:r>
-          </w:p>
-        </w:tc>
-      </w:tr>
-      <w:tr>
-        <w:tc>
-          <w:tcPr>
-            <w:tcW w:w="532" w:type="pct"/>
-            <w:shd w:val="clear" w:color="auto" w:fill="E7E6E6" w:themeFill="background2"/>
-          </w:tcPr>
-          <w:p>
-            <w:r>
-              <w:t>394</w:t>
-            </w:r>
-          </w:p>
-        </w:tc>
-        <w:tc>
-          <w:tcPr>
-            <w:tcW w:w="4468" w:type="pct"/>
-            <w:shd w:val="clear" w:color="auto" w:fill="E7E6E6" w:themeFill="background2"/>
-          </w:tcPr>
-          <w:p>
-            <w:r>
-              <w:t>Name Space – Topics 2</w:t>
-            </w:r>
-          </w:p>
-        </w:tc>
-      </w:tr>
-      <w:tr>
-        <w:tc>
-          <w:tcPr>
-            <w:tcW w:w="532" w:type="pct"/>
-            <w:shd w:val="clear" w:color="auto" w:fill="E7E6E6" w:themeFill="background2"/>
-          </w:tcPr>
-          <w:p>
-            <w:r>
-              <w:t>397</w:t>
-            </w:r>
-          </w:p>
-        </w:tc>
-        <w:tc>
-          <w:tcPr>
-            <w:tcW w:w="4468" w:type="pct"/>
-            <w:shd w:val="clear" w:color="auto" w:fill="E7E6E6" w:themeFill="background2"/>
-          </w:tcPr>
-          <w:p>
-            <w:r>
-              <w:t>Domain Name Space – Topics 3</w:t>
-            </w:r>
-          </w:p>
-        </w:tc>
-      </w:tr>
-      <w:tr>
-        <w:tc>
-          <w:tcPr>
-            <w:tcW w:w="532" w:type="pct"/>
-            <w:shd w:val="clear" w:color="auto" w:fill="E7E6E6" w:themeFill="background2"/>
-          </w:tcPr>
-          <w:p>
-            <w:r>
-              <w:t>401</w:t>
-            </w:r>
-          </w:p>
-        </w:tc>
-        <w:tc>
-          <w:tcPr>
-            <w:tcW w:w="4468" w:type="pct"/>
-            <w:shd w:val="clear" w:color="auto" w:fill="E7E6E6" w:themeFill="background2"/>
-          </w:tcPr>
-          <w:p>
-            <w:r>
-              <w:t>Distribution of Name Space – Topics 4</w:t>
-            </w:r>
-          </w:p>
-        </w:tc>
-      </w:tr>
-      <w:tr>
-        <w:tc>
-          <w:tcPr>
-            <w:tcW w:w="532" w:type="pct"/>
-            <w:shd w:val="clear" w:color="auto" w:fill="E7E6E6" w:themeFill="background2"/>
-          </w:tcPr>
-          <w:p>
-            <w:r>
-              <w:t>404</w:t>
-            </w:r>
-          </w:p>
-        </w:tc>
-        <w:tc>
-          <w:tcPr>
-            <w:tcW w:w="4468" w:type="pct"/>
-            <w:shd w:val="clear" w:color="auto" w:fill="E7E6E6" w:themeFill="background2"/>
-          </w:tcPr>
-          <w:p>
-            <w:r>
-              <w:t>DNS in The Internet – Topics 3</w:t>
-            </w:r>
-          </w:p>
-        </w:tc>
-      </w:tr>
-      <w:tr>
-        <w:tc>
-          <w:tcPr>
-            <w:tcW w:w="532" w:type="pct"/>
-            <w:shd w:val="clear" w:color="auto" w:fill="E7E6E6" w:themeFill="background2"/>
-          </w:tcPr>
-          <w:p>
-            <w:r>
-              <w:t>410</w:t>
-            </w:r>
-          </w:p>
-        </w:tc>
-        <w:tc>
-          <w:tcPr>
-            <w:tcW w:w="4468" w:type="pct"/>
-            <w:shd w:val="clear" w:color="auto" w:fill="E7E6E6" w:themeFill="background2"/>
-          </w:tcPr>
-          <w:p>
-            <w:r>
-              <w:t>Resolution – Topics 6</w:t>
-            </w:r>
-          </w:p>
-        </w:tc>
-      </w:tr>
-      <w:tr>
-        <w:tc>
-          <w:tcPr>
-            <w:tcW w:w="532" w:type="pct"/>
-            <w:shd w:val="clear" w:color="auto" w:fill="E7E6E6" w:themeFill="background2"/>
-          </w:tcPr>
-          <w:p>
-            <w:r>
-              <w:t>411</w:t>
-            </w:r>
-          </w:p>
-        </w:tc>
-        <w:tc>
-          <w:tcPr>
-            <w:tcW w:w="4468" w:type="pct"/>
-            <w:shd w:val="clear" w:color="auto" w:fill="E7E6E6" w:themeFill="background2"/>
-          </w:tcPr>
-          <w:p>
-            <w:r>
-              <w:t>DNS Messages – Topics 1</w:t>
-            </w:r>
-          </w:p>
-        </w:tc>
-      </w:tr>
-      <w:tr>
-        <w:tc>
-          <w:tcPr>
-            <w:tcW w:w="532" w:type="pct"/>
-            <w:shd w:val="clear" w:color="auto" w:fill="E7E6E6" w:themeFill="background2"/>
-          </w:tcPr>
-          <w:p>
-            <w:r>
-              <w:t>413</w:t>
-            </w:r>
-          </w:p>
-        </w:tc>
-        <w:tc>
-          <w:tcPr>
-            <w:tcW w:w="4468" w:type="pct"/>
-            <w:shd w:val="clear" w:color="auto" w:fill="E7E6E6" w:themeFill="background2"/>
-          </w:tcPr>
-          <w:p>
-            <w:r>
-              <w:t>Types of Records – Topics 2</w:t>
-            </w:r>
-          </w:p>
-        </w:tc>
-      </w:tr>
-      <w:tr>
-        <w:tc>
-          <w:tcPr>
-            <w:tcW w:w="532" w:type="pct"/>
-            <w:shd w:val="clear" w:color="auto" w:fill="E7E6E6" w:themeFill="background2"/>
-          </w:tcPr>
-          <w:p>
-            <w:r>
-              <w:t>414</w:t>
-            </w:r>
-          </w:p>
-        </w:tc>
-        <w:tc>
-          <w:tcPr>
-            <w:tcW w:w="4468" w:type="pct"/>
-            <w:shd w:val="clear" w:color="auto" w:fill="E7E6E6" w:themeFill="background2"/>
-          </w:tcPr>
-          <w:p>
-            <w:r>
-              <w:t xml:space="preserve">Registrars </w:t>
-            </w:r>
-          </w:p>
-        </w:tc>
-      </w:tr>
-      <w:tr>
-        <w:tc>
-          <w:tcPr>
-            <w:tcW w:w="532" w:type="pct"/>
-            <w:shd w:val="clear" w:color="auto" w:fill="E7E6E6" w:themeFill="background2"/>
-          </w:tcPr>
-          <w:p>
-            <w:r>
-              <w:t>415</w:t>
-            </w:r>
-          </w:p>
-        </w:tc>
-        <w:tc>
-          <w:tcPr>
-            <w:tcW w:w="4468" w:type="pct"/>
-            <w:shd w:val="clear" w:color="auto" w:fill="E7E6E6" w:themeFill="background2"/>
-          </w:tcPr>
-          <w:p>
-            <w:r>
-              <w:t xml:space="preserve">Dynamic Domain Name System (DDNS) </w:t>
-            </w:r>
-          </w:p>
-        </w:tc>
-      </w:tr>
-      <w:tr>
-        <w:tc>
-          <w:tcPr>
-            <w:tcW w:w="532" w:type="pct"/>
-            <w:shd w:val="clear" w:color="auto" w:fill="E7E6E6" w:themeFill="background2"/>
-          </w:tcPr>
-          <w:p>
-            <w:r>
-              <w:t>416</w:t>
-            </w:r>
-          </w:p>
-        </w:tc>
-        <w:tc>
-          <w:tcPr>
-            <w:tcW w:w="4468" w:type="pct"/>
-            <w:shd w:val="clear" w:color="auto" w:fill="E7E6E6" w:themeFill="background2"/>
-          </w:tcPr>
-          <w:p>
-            <w:r>
-              <w:t xml:space="preserve">Encapsulation </w:t>
-            </w:r>
-          </w:p>
-        </w:tc>
-      </w:tr>
-      <w:tr>
-        <w:tc>
-          <w:tcPr>
-            <w:tcW w:w="532" w:type="pct"/>
-            <w:shd w:val="clear" w:color="auto" w:fill="E7E6E6" w:themeFill="background2"/>
-          </w:tcPr>
-          <w:p>
-            <w:r>
-              <w:t>417</w:t>
-            </w:r>
-          </w:p>
-        </w:tc>
-        <w:tc>
-          <w:tcPr>
-            <w:tcW w:w="4468" w:type="pct"/>
-            <w:shd w:val="clear" w:color="auto" w:fill="E7E6E6" w:themeFill="background2"/>
-          </w:tcPr>
-          <w:p>
-            <w:r>
-              <w:t>Recommended Reading – Books, Sites, RFCs</w:t>
-            </w:r>
-          </w:p>
-        </w:tc>
-      </w:tr>
-      <w:tr>
-        <w:tc>
-          <w:tcPr>
-            <w:tcW w:w="532" w:type="pct"/>
-            <w:shd w:val="clear" w:color="auto" w:fill="E7E6E6" w:themeFill="background2"/>
-          </w:tcPr>
-          <w:p/>
-        </w:tc>
-        <w:tc>
-          <w:tcPr>
-            <w:tcW w:w="4468" w:type="pct"/>
-            <w:shd w:val="clear" w:color="auto" w:fill="E7E6E6" w:themeFill="background2"/>
-          </w:tcPr>
-          <w:p>
-            <w:r>
-              <w:t xml:space="preserve">Key Terms </w:t>
-            </w:r>
-          </w:p>
-        </w:tc>
-      </w:tr>
-      <w:tr>
-        <w:tc>
-          <w:tcPr>
-            <w:tcW w:w="532" w:type="pct"/>
-            <w:shd w:val="clear" w:color="auto" w:fill="E7E6E6" w:themeFill="background2"/>
-          </w:tcPr>
-          <w:p/>
-        </w:tc>
-        <w:tc>
-          <w:tcPr>
-            <w:tcW w:w="4468" w:type="pct"/>
-            <w:shd w:val="clear" w:color="auto" w:fill="E7E6E6" w:themeFill="background2"/>
-          </w:tcPr>
-          <w:p>
-            <w:r>
-              <w:t xml:space="preserve">Summary </w:t>
-            </w:r>
-          </w:p>
-        </w:tc>
-      </w:tr>
-      <w:tr>
-        <w:tc>
-          <w:tcPr>
-            <w:tcW w:w="532" w:type="pct"/>
-            <w:shd w:val="clear" w:color="auto" w:fill="E7E6E6" w:themeFill="background2"/>
-          </w:tcPr>
-          <w:p/>
-        </w:tc>
-        <w:tc>
-          <w:tcPr>
-            <w:tcW w:w="4468" w:type="pct"/>
-            <w:shd w:val="clear" w:color="auto" w:fill="E7E6E6" w:themeFill="background2"/>
-          </w:tcPr>
-          <w:p>
-            <w:r>
-              <w:t>Practice Set – Topics 2</w:t>
-            </w:r>
-          </w:p>
-        </w:tc>
-      </w:tr>
-      <w:tr>
-        <w:tc>
-          <w:tcPr>
-            <w:tcW w:w="532" w:type="pct"/>
-            <w:shd w:val="clear" w:color="auto" w:fill="E7E6E6" w:themeFill="background2"/>
-          </w:tcPr>
-          <w:p/>
-        </w:tc>
-        <w:tc>
-          <w:tcPr>
-            <w:tcW w:w="4468" w:type="pct"/>
-            <w:shd w:val="clear" w:color="auto" w:fill="E7E6E6" w:themeFill="background2"/>
-          </w:tcPr>
-          <w:p>
-            <w:pPr>
-              <w:rPr>
-                <w:b/>
-                <w:bCs/>
-                <w:color w:val="C00000"/>
-              </w:rPr>
-            </w:pPr>
-            <w:r>
-              <w:rPr>
-                <w:b/>
-                <w:bCs/>
-                <w:color w:val="C00000"/>
-              </w:rPr>
-              <w:t xml:space="preserve">Remote Logging, Electronic Mail, and File Transfer </w:t>
-            </w:r>
-          </w:p>
-        </w:tc>
-      </w:tr>
-      <w:tr>
-        <w:tc>
-          <w:tcPr>
-            <w:tcW w:w="532" w:type="pct"/>
-            <w:shd w:val="clear" w:color="auto" w:fill="E7E6E6" w:themeFill="background2"/>
-          </w:tcPr>
-          <w:p>
-            <w:r>
-              <w:t>418</w:t>
-            </w:r>
-          </w:p>
-        </w:tc>
-        <w:tc>
-          <w:tcPr>
-            <w:tcW w:w="4468" w:type="pct"/>
-            <w:shd w:val="clear" w:color="auto" w:fill="E7E6E6" w:themeFill="background2"/>
-          </w:tcPr>
-          <w:p>
-            <w:r>
-              <w:t>Remote Logging – Topics 1</w:t>
-            </w:r>
-          </w:p>
-        </w:tc>
-      </w:tr>
-      <w:tr>
-        <w:tc>
-          <w:tcPr>
-            <w:tcW w:w="532" w:type="pct"/>
-            <w:shd w:val="clear" w:color="auto" w:fill="E7E6E6" w:themeFill="background2"/>
-          </w:tcPr>
-          <w:p>
-            <w:r>
-              <w:t>423</w:t>
-            </w:r>
-          </w:p>
-        </w:tc>
-        <w:tc>
-          <w:tcPr>
-            <w:tcW w:w="4468" w:type="pct"/>
-            <w:shd w:val="clear" w:color="auto" w:fill="E7E6E6" w:themeFill="background2"/>
-          </w:tcPr>
-          <w:p>
-            <w:r>
-              <w:t>Electronic Mail – Topics 5</w:t>
-            </w:r>
-          </w:p>
-        </w:tc>
-      </w:tr>
-      <w:tr>
-        <w:tc>
-          <w:tcPr>
-            <w:tcW w:w="532" w:type="pct"/>
-            <w:shd w:val="clear" w:color="auto" w:fill="E7E6E6" w:themeFill="background2"/>
-          </w:tcPr>
-          <w:p>
-            <w:r>
-              <w:t>425</w:t>
-            </w:r>
-          </w:p>
-        </w:tc>
-        <w:tc>
-          <w:tcPr>
-            <w:tcW w:w="4468" w:type="pct"/>
-            <w:shd w:val="clear" w:color="auto" w:fill="E7E6E6" w:themeFill="background2"/>
-          </w:tcPr>
-          <w:p>
-            <w:r>
-              <w:t>File Transfer – Topics 2</w:t>
-            </w:r>
-          </w:p>
-        </w:tc>
-      </w:tr>
-      <w:tr>
-        <w:tc>
-          <w:tcPr>
-            <w:tcW w:w="532" w:type="pct"/>
-            <w:shd w:val="clear" w:color="auto" w:fill="E7E6E6" w:themeFill="background2"/>
-          </w:tcPr>
-          <w:p>
-            <w:r>
-              <w:t>426</w:t>
-            </w:r>
-          </w:p>
-        </w:tc>
-        <w:tc>
-          <w:tcPr>
-            <w:tcW w:w="4468" w:type="pct"/>
-            <w:shd w:val="clear" w:color="auto" w:fill="E7E6E6" w:themeFill="background2"/>
-          </w:tcPr>
-          <w:p>
-            <w:r>
-              <w:t>Recommended Reading – Books, Sites, RFCs</w:t>
-            </w:r>
-          </w:p>
-        </w:tc>
-      </w:tr>
-      <w:tr>
-        <w:tc>
-          <w:tcPr>
-            <w:tcW w:w="532" w:type="pct"/>
-            <w:shd w:val="clear" w:color="auto" w:fill="E7E6E6" w:themeFill="background2"/>
-          </w:tcPr>
-          <w:p/>
-        </w:tc>
-        <w:tc>
-          <w:tcPr>
-            <w:tcW w:w="4468" w:type="pct"/>
-            <w:shd w:val="clear" w:color="auto" w:fill="E7E6E6" w:themeFill="background2"/>
-          </w:tcPr>
-          <w:p>
-            <w:r>
-              <w:t xml:space="preserve">Key Terms </w:t>
-            </w:r>
-          </w:p>
-        </w:tc>
-      </w:tr>
-      <w:tr>
-        <w:tc>
-          <w:tcPr>
-            <w:tcW w:w="532" w:type="pct"/>
-            <w:shd w:val="clear" w:color="auto" w:fill="E7E6E6" w:themeFill="background2"/>
-          </w:tcPr>
-          <w:p/>
-        </w:tc>
-        <w:tc>
-          <w:tcPr>
-            <w:tcW w:w="4468" w:type="pct"/>
-            <w:shd w:val="clear" w:color="auto" w:fill="E7E6E6" w:themeFill="background2"/>
-          </w:tcPr>
-          <w:p>
-            <w:r>
-              <w:t xml:space="preserve">Summary </w:t>
-            </w:r>
-          </w:p>
-        </w:tc>
-      </w:tr>
-      <w:tr>
-        <w:tc>
-          <w:tcPr>
-            <w:tcW w:w="532" w:type="pct"/>
-            <w:shd w:val="clear" w:color="auto" w:fill="E7E6E6" w:themeFill="background2"/>
-          </w:tcPr>
-          <w:p/>
-        </w:tc>
-        <w:tc>
-          <w:tcPr>
-            <w:tcW w:w="4468" w:type="pct"/>
-            <w:shd w:val="clear" w:color="auto" w:fill="E7E6E6" w:themeFill="background2"/>
-          </w:tcPr>
-          <w:p>
-            <w:r>
-              <w:t>Practice Set – Topics 3</w:t>
-            </w:r>
-          </w:p>
-        </w:tc>
-      </w:tr>
-      <w:tr>
-        <w:tc>
-          <w:tcPr>
-            <w:tcW w:w="532" w:type="pct"/>
-            <w:shd w:val="clear" w:color="auto" w:fill="E7E6E6" w:themeFill="background2"/>
-          </w:tcPr>
-          <w:p/>
-        </w:tc>
-        <w:tc>
-          <w:tcPr>
-            <w:tcW w:w="4468" w:type="pct"/>
-            <w:shd w:val="clear" w:color="auto" w:fill="E7E6E6" w:themeFill="background2"/>
-          </w:tcPr>
-          <w:p>
-            <w:pPr>
-              <w:rPr>
-                <w:b/>
-                <w:bCs/>
-                <w:color w:val="C00000"/>
-              </w:rPr>
-            </w:pPr>
-            <w:r>
-              <w:rPr>
-                <w:b/>
-                <w:bCs/>
-                <w:color w:val="C00000"/>
-              </w:rPr>
-              <w:t xml:space="preserve">WWW and HTTP </w:t>
-            </w:r>
-          </w:p>
-        </w:tc>
-      </w:tr>
-      <w:tr>
-        <w:tc>
-          <w:tcPr>
-            <w:tcW w:w="532" w:type="pct"/>
-            <w:shd w:val="clear" w:color="auto" w:fill="E7E6E6" w:themeFill="background2"/>
-          </w:tcPr>
-          <w:p>
-            <w:r>
-              <w:t>430</w:t>
-            </w:r>
-          </w:p>
-        </w:tc>
-        <w:tc>
-          <w:tcPr>
-            <w:tcW w:w="4468" w:type="pct"/>
-            <w:shd w:val="clear" w:color="auto" w:fill="E7E6E6" w:themeFill="background2"/>
-          </w:tcPr>
-          <w:p>
-            <w:r>
-              <w:t xml:space="preserve">Architecture – Topics </w:t>
-            </w:r>
-            <w:r>
-              <w:t>4</w:t>
-            </w:r>
-          </w:p>
-        </w:tc>
-      </w:tr>
-      <w:tr>
-        <w:tc>
-          <w:tcPr>
-            <w:tcW w:w="532" w:type="pct"/>
-            <w:shd w:val="clear" w:color="auto" w:fill="E7E6E6" w:themeFill="background2"/>
-          </w:tcPr>
-          <w:p>
-            <w:r>
-              <w:t>433</w:t>
-            </w:r>
-          </w:p>
-        </w:tc>
-        <w:tc>
-          <w:tcPr>
-            <w:tcW w:w="4468" w:type="pct"/>
-            <w:shd w:val="clear" w:color="auto" w:fill="E7E6E6" w:themeFill="background2"/>
-          </w:tcPr>
-          <w:p>
-            <w:r>
-              <w:t>Web Documents – Topics 3</w:t>
-            </w:r>
-          </w:p>
-        </w:tc>
-      </w:tr>
-      <w:tr>
-        <w:tc>
-          <w:tcPr>
-            <w:tcW w:w="532" w:type="pct"/>
-            <w:shd w:val="clear" w:color="auto" w:fill="E7E6E6" w:themeFill="background2"/>
-          </w:tcPr>
-          <w:p>
-            <w:r>
-              <w:t>436</w:t>
-            </w:r>
-          </w:p>
-        </w:tc>
-        <w:tc>
-          <w:tcPr>
-            <w:tcW w:w="4468" w:type="pct"/>
-            <w:shd w:val="clear" w:color="auto" w:fill="E7E6E6" w:themeFill="background2"/>
-          </w:tcPr>
-          <w:p>
-            <w:r>
-              <w:t>HTTP – Topics 3</w:t>
-            </w:r>
-          </w:p>
-        </w:tc>
-      </w:tr>
-      <w:tr>
-        <w:tc>
-          <w:tcPr>
-            <w:tcW w:w="532" w:type="pct"/>
-            <w:shd w:val="clear" w:color="auto" w:fill="E7E6E6" w:themeFill="background2"/>
-          </w:tcPr>
-          <w:p>
-            <w:r>
-              <w:t>437</w:t>
-            </w:r>
-          </w:p>
-        </w:tc>
-        <w:tc>
-          <w:tcPr>
-            <w:tcW w:w="4468" w:type="pct"/>
-            <w:shd w:val="clear" w:color="auto" w:fill="E7E6E6" w:themeFill="background2"/>
-          </w:tcPr>
-          <w:p>
-            <w:r>
-              <w:t>Recommended Reading – Books, Sites, RFCs</w:t>
-            </w:r>
-          </w:p>
-        </w:tc>
-      </w:tr>
-      <w:tr>
-        <w:tc>
-          <w:tcPr>
-            <w:tcW w:w="532" w:type="pct"/>
-            <w:shd w:val="clear" w:color="auto" w:fill="E7E6E6" w:themeFill="background2"/>
-          </w:tcPr>
-          <w:p/>
-        </w:tc>
-        <w:tc>
-          <w:tcPr>
-            <w:tcW w:w="4468" w:type="pct"/>
-            <w:shd w:val="clear" w:color="auto" w:fill="E7E6E6" w:themeFill="background2"/>
-          </w:tcPr>
-          <w:p>
-            <w:r>
-              <w:t xml:space="preserve">Key Terms </w:t>
-            </w:r>
-          </w:p>
-        </w:tc>
-      </w:tr>
-      <w:tr>
-        <w:tc>
-          <w:tcPr>
-            <w:tcW w:w="532" w:type="pct"/>
-            <w:shd w:val="clear" w:color="auto" w:fill="E7E6E6" w:themeFill="background2"/>
-          </w:tcPr>
-          <w:p/>
-        </w:tc>
-        <w:tc>
-          <w:tcPr>
-            <w:tcW w:w="4468" w:type="pct"/>
-            <w:shd w:val="clear" w:color="auto" w:fill="E7E6E6" w:themeFill="background2"/>
-          </w:tcPr>
-          <w:p>
-            <w:r>
-              <w:t xml:space="preserve">Summary </w:t>
-            </w:r>
-          </w:p>
-        </w:tc>
-      </w:tr>
-      <w:tr>
-        <w:tc>
-          <w:tcPr>
-            <w:tcW w:w="532" w:type="pct"/>
-            <w:shd w:val="clear" w:color="auto" w:fill="E7E6E6" w:themeFill="background2"/>
-          </w:tcPr>
-          <w:p/>
-        </w:tc>
-        <w:tc>
-          <w:tcPr>
-            <w:tcW w:w="4468" w:type="pct"/>
-            <w:shd w:val="clear" w:color="auto" w:fill="E7E6E6" w:themeFill="background2"/>
-          </w:tcPr>
-          <w:p>
-            <w:r>
-              <w:t>Practice Set – Topics 2</w:t>
-            </w:r>
-          </w:p>
-        </w:tc>
-      </w:tr>
-      <w:tr>
-        <w:tc>
-          <w:tcPr>
-            <w:tcW w:w="532" w:type="pct"/>
-            <w:shd w:val="clear" w:color="auto" w:fill="E7E6E6" w:themeFill="background2"/>
-          </w:tcPr>
-          <w:p/>
-        </w:tc>
-        <w:tc>
-          <w:tcPr>
-            <w:tcW w:w="4468" w:type="pct"/>
-            <w:shd w:val="clear" w:color="auto" w:fill="E7E6E6" w:themeFill="background2"/>
-          </w:tcPr>
-          <w:p>
-            <w:pPr>
-              <w:rPr>
-                <w:b/>
-                <w:bCs/>
-                <w:color w:val="C00000"/>
-              </w:rPr>
-            </w:pPr>
-            <w:r>
-              <w:rPr>
-                <w:b/>
-                <w:bCs/>
-                <w:color w:val="C00000"/>
-              </w:rPr>
-              <w:t>Network Management: SNMP</w:t>
-            </w:r>
-          </w:p>
-        </w:tc>
-      </w:tr>
-      <w:tr>
-        <w:tc>
-          <w:tcPr>
-            <w:tcW w:w="532" w:type="pct"/>
-            <w:shd w:val="clear" w:color="auto" w:fill="E7E6E6" w:themeFill="background2"/>
-          </w:tcPr>
-          <w:p>
-            <w:r>
-              <w:t>442</w:t>
-            </w:r>
-          </w:p>
-        </w:tc>
-        <w:tc>
-          <w:tcPr>
-            <w:tcW w:w="4468" w:type="pct"/>
-            <w:shd w:val="clear" w:color="auto" w:fill="E7E6E6" w:themeFill="background2"/>
-          </w:tcPr>
-          <w:p>
-            <w:r>
-              <w:t>Network Management System – Topics 5</w:t>
-            </w:r>
-          </w:p>
-        </w:tc>
-      </w:tr>
-      <w:tr>
-        <w:tc>
-          <w:tcPr>
-            <w:tcW w:w="532" w:type="pct"/>
-            <w:shd w:val="clear" w:color="auto" w:fill="E7E6E6" w:themeFill="background2"/>
-          </w:tcPr>
-          <w:p>
-            <w:r>
-              <w:t>451</w:t>
-            </w:r>
-          </w:p>
-        </w:tc>
-        <w:tc>
-          <w:tcPr>
-            <w:tcW w:w="4468" w:type="pct"/>
-            <w:shd w:val="clear" w:color="auto" w:fill="E7E6E6" w:themeFill="background2"/>
-          </w:tcPr>
-          <w:p>
-            <w:r>
-              <w:t>Simple Network Management Protocol (SNMP) – Topics 9</w:t>
-            </w:r>
-          </w:p>
-        </w:tc>
-      </w:tr>
-      <w:tr>
-        <w:tc>
-          <w:tcPr>
-            <w:tcW w:w="532" w:type="pct"/>
-            <w:shd w:val="clear" w:color="auto" w:fill="E7E6E6" w:themeFill="background2"/>
-          </w:tcPr>
-          <w:p>
-            <w:r>
-              <w:t>452</w:t>
-            </w:r>
-          </w:p>
-        </w:tc>
-        <w:tc>
-          <w:tcPr>
-            <w:tcW w:w="4468" w:type="pct"/>
-            <w:shd w:val="clear" w:color="auto" w:fill="E7E6E6" w:themeFill="background2"/>
-          </w:tcPr>
-          <w:p>
-            <w:r>
-              <w:t>Recommended Reading – Books, Sites, RFCs</w:t>
-            </w:r>
-          </w:p>
-        </w:tc>
-      </w:tr>
-      <w:tr>
-        <w:tc>
-          <w:tcPr>
-            <w:tcW w:w="532" w:type="pct"/>
-            <w:shd w:val="clear" w:color="auto" w:fill="E7E6E6" w:themeFill="background2"/>
-          </w:tcPr>
-          <w:p/>
-        </w:tc>
-        <w:tc>
-          <w:tcPr>
-            <w:tcW w:w="4468" w:type="pct"/>
-            <w:shd w:val="clear" w:color="auto" w:fill="E7E6E6" w:themeFill="background2"/>
-          </w:tcPr>
-          <w:p>
-            <w:r>
-              <w:t xml:space="preserve">Key Terms </w:t>
-            </w:r>
-          </w:p>
-        </w:tc>
-      </w:tr>
-      <w:tr>
-        <w:tc>
-          <w:tcPr>
-            <w:tcW w:w="532" w:type="pct"/>
-            <w:shd w:val="clear" w:color="auto" w:fill="E7E6E6" w:themeFill="background2"/>
-          </w:tcPr>
-          <w:p/>
-        </w:tc>
-        <w:tc>
-          <w:tcPr>
-            <w:tcW w:w="4468" w:type="pct"/>
-            <w:shd w:val="clear" w:color="auto" w:fill="E7E6E6" w:themeFill="background2"/>
-          </w:tcPr>
-          <w:p>
-            <w:r>
-              <w:t xml:space="preserve">Summary </w:t>
-            </w:r>
-          </w:p>
-        </w:tc>
-      </w:tr>
-      <w:tr>
-        <w:tc>
-          <w:tcPr>
-            <w:tcW w:w="532" w:type="pct"/>
-            <w:shd w:val="clear" w:color="auto" w:fill="E7E6E6" w:themeFill="background2"/>
-          </w:tcPr>
-          <w:p/>
-        </w:tc>
-        <w:tc>
-          <w:tcPr>
-            <w:tcW w:w="4468" w:type="pct"/>
-            <w:shd w:val="clear" w:color="auto" w:fill="E7E6E6" w:themeFill="background2"/>
-          </w:tcPr>
-          <w:p>
-            <w:r>
-              <w:t>Practice Set – Topics 3</w:t>
-            </w:r>
-          </w:p>
-        </w:tc>
-      </w:tr>
-      <w:tr>
-        <w:tc>
-          <w:tcPr>
-            <w:tcW w:w="532" w:type="pct"/>
-            <w:shd w:val="clear" w:color="auto" w:fill="E7E6E6" w:themeFill="background2"/>
-          </w:tcPr>
-          <w:p/>
-        </w:tc>
-        <w:tc>
-          <w:tcPr>
-            <w:tcW w:w="4468" w:type="pct"/>
-            <w:shd w:val="clear" w:color="auto" w:fill="E7E6E6" w:themeFill="background2"/>
-          </w:tcPr>
-          <w:p>
-            <w:pPr>
-              <w:rPr>
-                <w:b/>
-                <w:bCs/>
-                <w:color w:val="C00000"/>
-              </w:rPr>
-            </w:pPr>
-            <w:r>
-              <w:rPr>
-                <w:b/>
-                <w:bCs/>
-                <w:color w:val="C00000"/>
-              </w:rPr>
-              <w:t xml:space="preserve">Multimedia </w:t>
-            </w:r>
-          </w:p>
-        </w:tc>
-      </w:tr>
-      <w:tr>
-        <w:tc>
-          <w:tcPr>
-            <w:tcW w:w="532" w:type="pct"/>
-            <w:shd w:val="clear" w:color="auto" w:fill="E7E6E6" w:themeFill="background2"/>
-          </w:tcPr>
-          <w:p>
-            <w:r>
-              <w:t>454</w:t>
-            </w:r>
-          </w:p>
-        </w:tc>
-        <w:tc>
-          <w:tcPr>
-            <w:tcW w:w="4468" w:type="pct"/>
-            <w:shd w:val="clear" w:color="auto" w:fill="E7E6E6" w:themeFill="background2"/>
-          </w:tcPr>
-          <w:p>
-            <w:r>
-              <w:t>Digitizing Audio and Video – Topics 2</w:t>
-            </w:r>
-          </w:p>
-        </w:tc>
-      </w:tr>
-      <w:tr>
-        <w:tc>
-          <w:tcPr>
-            <w:tcW w:w="532" w:type="pct"/>
-            <w:shd w:val="clear" w:color="auto" w:fill="E7E6E6" w:themeFill="background2"/>
-          </w:tcPr>
-          <w:p>
-            <w:r>
-              <w:t>456</w:t>
-            </w:r>
-          </w:p>
-        </w:tc>
-        <w:tc>
-          <w:tcPr>
-            <w:tcW w:w="4468" w:type="pct"/>
-            <w:shd w:val="clear" w:color="auto" w:fill="E7E6E6" w:themeFill="background2"/>
-          </w:tcPr>
-          <w:p>
-            <w:r>
-              <w:t>Audio and Video Compression – Topics 2</w:t>
-            </w:r>
-          </w:p>
-        </w:tc>
-      </w:tr>
-      <w:tr>
-        <w:tc>
-          <w:tcPr>
-            <w:tcW w:w="532" w:type="pct"/>
-            <w:shd w:val="clear" w:color="auto" w:fill="E7E6E6" w:themeFill="background2"/>
-          </w:tcPr>
-          <w:p>
-            <w:r>
-              <w:t>460</w:t>
-            </w:r>
-          </w:p>
-        </w:tc>
-        <w:tc>
-          <w:tcPr>
-            <w:tcW w:w="4468" w:type="pct"/>
-            <w:shd w:val="clear" w:color="auto" w:fill="E7E6E6" w:themeFill="background2"/>
-          </w:tcPr>
-          <w:p>
-            <w:r>
-              <w:t>Streaming Stored Audio / Video – Topics 4</w:t>
-            </w:r>
-          </w:p>
-        </w:tc>
-      </w:tr>
-      <w:tr>
-        <w:tc>
-          <w:tcPr>
-            <w:tcW w:w="532" w:type="pct"/>
-            <w:shd w:val="clear" w:color="auto" w:fill="E7E6E6" w:themeFill="background2"/>
-          </w:tcPr>
-          <w:p>
-            <w:r>
-              <w:t>461</w:t>
-            </w:r>
-          </w:p>
-        </w:tc>
-        <w:tc>
-          <w:tcPr>
-            <w:tcW w:w="4468" w:type="pct"/>
-            <w:shd w:val="clear" w:color="auto" w:fill="E7E6E6" w:themeFill="background2"/>
-          </w:tcPr>
-          <w:p>
-            <w:r>
-              <w:t>Streaming Live Audio / Video</w:t>
-            </w:r>
-          </w:p>
-        </w:tc>
-      </w:tr>
-      <w:tr>
-        <w:tc>
-          <w:tcPr>
-            <w:tcW w:w="532" w:type="pct"/>
-            <w:shd w:val="clear" w:color="auto" w:fill="E7E6E6" w:themeFill="background2"/>
-          </w:tcPr>
-          <w:p>
-            <w:r>
-              <w:t>462</w:t>
-            </w:r>
-          </w:p>
-        </w:tc>
-        <w:tc>
-          <w:tcPr>
-            <w:tcW w:w="4468" w:type="pct"/>
-            <w:shd w:val="clear" w:color="auto" w:fill="E7E6E6" w:themeFill="background2"/>
-          </w:tcPr>
-          <w:p>
-            <w:r>
-              <w:t>Real-Time Interactive Audio / Video – Topics 1</w:t>
-            </w:r>
-          </w:p>
-        </w:tc>
-      </w:tr>
-      <w:tr>
-        <w:tc>
-          <w:tcPr>
-            <w:tcW w:w="532" w:type="pct"/>
-            <w:shd w:val="clear" w:color="auto" w:fill="E7E6E6" w:themeFill="background2"/>
-          </w:tcPr>
-          <w:p>
-            <w:r>
-              <w:t>464</w:t>
-            </w:r>
-          </w:p>
-        </w:tc>
-        <w:tc>
-          <w:tcPr>
-            <w:tcW w:w="4468" w:type="pct"/>
-            <w:shd w:val="clear" w:color="auto" w:fill="E7E6E6" w:themeFill="background2"/>
-          </w:tcPr>
-          <w:p>
-            <w:r>
-              <w:t>RTP – Topics 2</w:t>
-            </w:r>
-          </w:p>
-        </w:tc>
-      </w:tr>
-      <w:tr>
-        <w:tc>
-          <w:tcPr>
-            <w:tcW w:w="532" w:type="pct"/>
-            <w:shd w:val="clear" w:color="auto" w:fill="E7E6E6" w:themeFill="background2"/>
-          </w:tcPr>
-          <w:p>
-            <w:r>
-              <w:t>470</w:t>
-            </w:r>
-          </w:p>
-        </w:tc>
-        <w:tc>
-          <w:tcPr>
-            <w:tcW w:w="4468" w:type="pct"/>
-            <w:shd w:val="clear" w:color="auto" w:fill="E7E6E6" w:themeFill="background2"/>
-          </w:tcPr>
-          <w:p>
-            <w:r>
-              <w:t>RTCP – Topics 6</w:t>
-            </w:r>
-          </w:p>
-        </w:tc>
-      </w:tr>
-      <w:tr>
-        <w:tc>
-          <w:tcPr>
-            <w:tcW w:w="532" w:type="pct"/>
-            <w:shd w:val="clear" w:color="auto" w:fill="E7E6E6" w:themeFill="background2"/>
-          </w:tcPr>
-          <w:p>
-            <w:r>
-              <w:t>472</w:t>
-            </w:r>
-          </w:p>
-        </w:tc>
-        <w:tc>
-          <w:tcPr>
-            <w:tcW w:w="4468" w:type="pct"/>
-            <w:shd w:val="clear" w:color="auto" w:fill="E7E6E6" w:themeFill="background2"/>
-          </w:tcPr>
-          <w:p>
-            <w:r>
-              <w:t>Voice Over IP – Topics 2</w:t>
-            </w:r>
-          </w:p>
-        </w:tc>
-      </w:tr>
-      <w:tr>
-        <w:tc>
-          <w:tcPr>
-            <w:tcW w:w="532" w:type="pct"/>
-            <w:shd w:val="clear" w:color="auto" w:fill="E7E6E6" w:themeFill="background2"/>
-          </w:tcPr>
-          <w:p>
-            <w:r>
-              <w:t>473</w:t>
-            </w:r>
-          </w:p>
-        </w:tc>
-        <w:tc>
-          <w:tcPr>
-            <w:tcW w:w="4468" w:type="pct"/>
-            <w:shd w:val="clear" w:color="auto" w:fill="E7E6E6" w:themeFill="background2"/>
-          </w:tcPr>
-          <w:p>
-            <w:r>
-              <w:t>Recommended Reading – Books, Sites</w:t>
-            </w:r>
-          </w:p>
-        </w:tc>
-      </w:tr>
-      <w:tr>
-        <w:tc>
-          <w:tcPr>
-            <w:tcW w:w="532" w:type="pct"/>
-            <w:shd w:val="clear" w:color="auto" w:fill="E7E6E6" w:themeFill="background2"/>
-          </w:tcPr>
-          <w:p/>
-        </w:tc>
-        <w:tc>
-          <w:tcPr>
-            <w:tcW w:w="4468" w:type="pct"/>
-            <w:shd w:val="clear" w:color="auto" w:fill="E7E6E6" w:themeFill="background2"/>
-          </w:tcPr>
-          <w:p>
-            <w:r>
-              <w:t xml:space="preserve">Key Terms </w:t>
-            </w:r>
-          </w:p>
-        </w:tc>
-      </w:tr>
-      <w:tr>
-        <w:tc>
-          <w:tcPr>
-            <w:tcW w:w="532" w:type="pct"/>
-            <w:shd w:val="clear" w:color="auto" w:fill="E7E6E6" w:themeFill="background2"/>
-          </w:tcPr>
-          <w:p/>
-        </w:tc>
-        <w:tc>
-          <w:tcPr>
-            <w:tcW w:w="4468" w:type="pct"/>
-            <w:shd w:val="clear" w:color="auto" w:fill="E7E6E6" w:themeFill="background2"/>
-          </w:tcPr>
-          <w:p>
-            <w:r>
-              <w:t xml:space="preserve">Summary </w:t>
-            </w:r>
-          </w:p>
-        </w:tc>
-      </w:tr>
-      <w:tr>
-        <w:tc>
-          <w:tcPr>
-            <w:tcW w:w="532" w:type="pct"/>
-            <w:shd w:val="clear" w:color="auto" w:fill="E7E6E6" w:themeFill="background2"/>
-          </w:tcPr>
-          <w:p/>
-        </w:tc>
-        <w:tc>
-          <w:tcPr>
-            <w:tcW w:w="4468" w:type="pct"/>
-            <w:shd w:val="clear" w:color="auto" w:fill="E7E6E6" w:themeFill="background2"/>
-          </w:tcPr>
-          <w:p>
-            <w:r>
-              <w:t>Practice Set – Topics 3</w:t>
-            </w:r>
-          </w:p>
-        </w:tc>
-      </w:tr>
-      <w:tr>
-        <w:tc>
-          <w:tcPr>
-            <w:tcW w:w="532" w:type="pct"/>
-            <w:shd w:val="clear" w:color="auto" w:fill="FFD966" w:themeFill="accent4" w:themeFillTint="99"/>
-          </w:tcPr>
-          <w:p/>
-        </w:tc>
-        <w:tc>
-          <w:tcPr>
-            <w:tcW w:w="4468" w:type="pct"/>
-            <w:shd w:val="clear" w:color="auto" w:fill="FFD966" w:themeFill="accent4" w:themeFillTint="99"/>
-          </w:tcPr>
-          <w:p>
-            <w:pPr>
-              <w:rPr>
-                <w:b/>
-                <w:bCs/>
-              </w:rPr>
-            </w:pPr>
-            <w:r>
-              <w:rPr>
-                <w:b/>
-                <w:bCs/>
-              </w:rPr>
-              <w:t xml:space="preserve">Part-07: Security </w:t>
-            </w:r>
-          </w:p>
-        </w:tc>
-      </w:tr>
-      <w:tr>
-        <w:tc>
-          <w:tcPr>
-            <w:tcW w:w="532" w:type="pct"/>
-            <w:shd w:val="clear" w:color="auto" w:fill="E7E6E6" w:themeFill="background2"/>
-          </w:tcPr>
-          <w:p/>
-        </w:tc>
-        <w:tc>
-          <w:tcPr>
-            <w:tcW w:w="4468" w:type="pct"/>
-            <w:shd w:val="clear" w:color="auto" w:fill="E7E6E6" w:themeFill="background2"/>
-          </w:tcPr>
-          <w:p>
-            <w:pPr>
-              <w:rPr>
-                <w:b/>
-                <w:bCs/>
-                <w:color w:val="C00000"/>
-              </w:rPr>
-            </w:pPr>
-            <w:r>
-              <w:rPr>
-                <w:b/>
-                <w:bCs/>
-                <w:color w:val="C00000"/>
-              </w:rPr>
-              <w:t xml:space="preserve">Cryptography </w:t>
-            </w:r>
-          </w:p>
-        </w:tc>
-      </w:tr>
-      <w:tr>
-        <w:tc>
-          <w:tcPr>
-            <w:tcW w:w="532" w:type="pct"/>
-            <w:shd w:val="clear" w:color="auto" w:fill="E7E6E6" w:themeFill="background2"/>
-          </w:tcPr>
-          <w:p>
-            <w:r>
-              <w:t>475</w:t>
-            </w:r>
-          </w:p>
-        </w:tc>
-        <w:tc>
-          <w:tcPr>
-            <w:tcW w:w="4468" w:type="pct"/>
-            <w:shd w:val="clear" w:color="auto" w:fill="E7E6E6" w:themeFill="background2"/>
-          </w:tcPr>
-          <w:p>
-            <w:r>
-              <w:t>Introduction – Topics 2</w:t>
-            </w:r>
-          </w:p>
-        </w:tc>
-      </w:tr>
-      <w:tr>
-        <w:tc>
-          <w:tcPr>
-            <w:tcW w:w="532" w:type="pct"/>
-            <w:shd w:val="clear" w:color="auto" w:fill="E7E6E6" w:themeFill="background2"/>
-          </w:tcPr>
-          <w:p>
-            <w:r>
-              <w:t>479</w:t>
-            </w:r>
-          </w:p>
-        </w:tc>
-        <w:tc>
-          <w:tcPr>
-            <w:tcW w:w="4468" w:type="pct"/>
-            <w:shd w:val="clear" w:color="auto" w:fill="E7E6E6" w:themeFill="background2"/>
-          </w:tcPr>
-          <w:p>
-            <w:r>
-              <w:t>Symmetric-Key Cryptography – Topics 4</w:t>
-            </w:r>
-          </w:p>
-        </w:tc>
-      </w:tr>
-      <w:tr>
-        <w:tc>
-          <w:tcPr>
-            <w:tcW w:w="532" w:type="pct"/>
-            <w:shd w:val="clear" w:color="auto" w:fill="E7E6E6" w:themeFill="background2"/>
-          </w:tcPr>
-          <w:p>
-            <w:r>
-              <w:t>481</w:t>
-            </w:r>
-          </w:p>
-        </w:tc>
-        <w:tc>
-          <w:tcPr>
-            <w:tcW w:w="4468" w:type="pct"/>
-            <w:shd w:val="clear" w:color="auto" w:fill="E7E6E6" w:themeFill="background2"/>
-          </w:tcPr>
-          <w:p>
-            <w:r>
-              <w:t>Asymmetric-Key Cryptography – Topics 2</w:t>
-            </w:r>
-          </w:p>
-        </w:tc>
-      </w:tr>
-      <w:tr>
-        <w:tc>
-          <w:tcPr>
-            <w:tcW w:w="532" w:type="pct"/>
-            <w:shd w:val="clear" w:color="auto" w:fill="E7E6E6" w:themeFill="background2"/>
-          </w:tcPr>
-          <w:p>
-            <w:r>
-              <w:t>482</w:t>
-            </w:r>
-          </w:p>
-        </w:tc>
-        <w:tc>
-          <w:tcPr>
-            <w:tcW w:w="4468" w:type="pct"/>
-            <w:shd w:val="clear" w:color="auto" w:fill="E7E6E6" w:themeFill="background2"/>
-          </w:tcPr>
-          <w:p>
-            <w:r>
-              <w:t>Recommended Reading – Books</w:t>
-            </w:r>
-          </w:p>
-        </w:tc>
-      </w:tr>
-      <w:tr>
-        <w:tc>
-          <w:tcPr>
-            <w:tcW w:w="532" w:type="pct"/>
-            <w:shd w:val="clear" w:color="auto" w:fill="E7E6E6" w:themeFill="background2"/>
-          </w:tcPr>
-          <w:p/>
-        </w:tc>
-        <w:tc>
-          <w:tcPr>
-            <w:tcW w:w="4468" w:type="pct"/>
-            <w:shd w:val="clear" w:color="auto" w:fill="E7E6E6" w:themeFill="background2"/>
-          </w:tcPr>
-          <w:p>
-            <w:r>
-              <w:t xml:space="preserve">Key Terms </w:t>
-            </w:r>
-          </w:p>
-        </w:tc>
-      </w:tr>
-      <w:tr>
-        <w:tc>
-          <w:tcPr>
-            <w:tcW w:w="532" w:type="pct"/>
-            <w:shd w:val="clear" w:color="auto" w:fill="E7E6E6" w:themeFill="background2"/>
-          </w:tcPr>
-          <w:p/>
-        </w:tc>
-        <w:tc>
-          <w:tcPr>
-            <w:tcW w:w="4468" w:type="pct"/>
-            <w:shd w:val="clear" w:color="auto" w:fill="E7E6E6" w:themeFill="background2"/>
-          </w:tcPr>
-          <w:p>
-            <w:r>
-              <w:t xml:space="preserve">Summary </w:t>
-            </w:r>
-          </w:p>
-        </w:tc>
-      </w:tr>
-      <w:tr>
-        <w:tc>
-          <w:tcPr>
-            <w:tcW w:w="532" w:type="pct"/>
-            <w:shd w:val="clear" w:color="auto" w:fill="E7E6E6" w:themeFill="background2"/>
-          </w:tcPr>
-          <w:p/>
-        </w:tc>
-        <w:tc>
-          <w:tcPr>
-            <w:tcW w:w="4468" w:type="pct"/>
-            <w:shd w:val="clear" w:color="auto" w:fill="E7E6E6" w:themeFill="background2"/>
-          </w:tcPr>
-          <w:p>
-            <w:r>
-              <w:t>Practice Set – Topics 3</w:t>
-            </w:r>
-          </w:p>
-        </w:tc>
-      </w:tr>
-      <w:tr>
-        <w:tc>
-          <w:tcPr>
-            <w:tcW w:w="532" w:type="pct"/>
-            <w:shd w:val="clear" w:color="auto" w:fill="E7E6E6" w:themeFill="background2"/>
-          </w:tcPr>
-          <w:p/>
-        </w:tc>
-        <w:tc>
-          <w:tcPr>
-            <w:tcW w:w="4468" w:type="pct"/>
-            <w:shd w:val="clear" w:color="auto" w:fill="E7E6E6" w:themeFill="background2"/>
-          </w:tcPr>
-          <w:p>
-            <w:pPr>
-              <w:rPr>
-                <w:b/>
-                <w:bCs/>
-                <w:color w:val="C00000"/>
-              </w:rPr>
-            </w:pPr>
-            <w:r>
-              <w:rPr>
-                <w:b/>
-                <w:bCs/>
-                <w:color w:val="C00000"/>
-              </w:rPr>
-              <w:t>Network Security</w:t>
-            </w:r>
-          </w:p>
-        </w:tc>
-      </w:tr>
-      <w:tr>
-        <w:tc>
-          <w:tcPr>
-            <w:tcW w:w="532" w:type="pct"/>
-            <w:shd w:val="clear" w:color="auto" w:fill="E7E6E6" w:themeFill="background2"/>
-          </w:tcPr>
-          <w:p>
-            <w:r>
-              <w:t>487</w:t>
-            </w:r>
-          </w:p>
-        </w:tc>
-        <w:tc>
-          <w:tcPr>
-            <w:tcW w:w="4468" w:type="pct"/>
-            <w:shd w:val="clear" w:color="auto" w:fill="E7E6E6" w:themeFill="background2"/>
-          </w:tcPr>
-          <w:p>
-            <w:r>
-              <w:t>Security Services – Topics 5</w:t>
-            </w:r>
-          </w:p>
-        </w:tc>
-      </w:tr>
-      <w:tr>
-        <w:tc>
-          <w:tcPr>
-            <w:tcW w:w="532" w:type="pct"/>
-            <w:shd w:val="clear" w:color="auto" w:fill="E7E6E6" w:themeFill="background2"/>
-          </w:tcPr>
-          <w:p>
-            <w:r>
-              <w:t>489</w:t>
-            </w:r>
-          </w:p>
-        </w:tc>
-        <w:tc>
-          <w:tcPr>
-            <w:tcW w:w="4468" w:type="pct"/>
-            <w:shd w:val="clear" w:color="auto" w:fill="E7E6E6" w:themeFill="background2"/>
-          </w:tcPr>
-          <w:p>
-            <w:r>
-              <w:t>Message Confidentiality – Topics 2</w:t>
-            </w:r>
-          </w:p>
-        </w:tc>
-      </w:tr>
-      <w:tr>
-        <w:tc>
-          <w:tcPr>
-            <w:tcW w:w="532" w:type="pct"/>
-            <w:shd w:val="clear" w:color="auto" w:fill="E7E6E6" w:themeFill="background2"/>
-          </w:tcPr>
-          <w:p>
-            <w:r>
-              <w:t>494</w:t>
-            </w:r>
-          </w:p>
-        </w:tc>
-        <w:tc>
-          <w:tcPr>
-            <w:tcW w:w="4468" w:type="pct"/>
-            <w:shd w:val="clear" w:color="auto" w:fill="E7E6E6" w:themeFill="background2"/>
-          </w:tcPr>
-          <w:p>
-            <w:r>
-              <w:t>Message Integrity – Topics 6</w:t>
-            </w:r>
-          </w:p>
-        </w:tc>
-      </w:tr>
-      <w:tr>
-        <w:tc>
-          <w:tcPr>
-            <w:tcW w:w="532" w:type="pct"/>
-            <w:shd w:val="clear" w:color="auto" w:fill="E7E6E6" w:themeFill="background2"/>
-          </w:tcPr>
-          <w:p>
-            <w:r>
-              <w:t>495</w:t>
-            </w:r>
-          </w:p>
-        </w:tc>
-        <w:tc>
-          <w:tcPr>
-            <w:tcW w:w="4468" w:type="pct"/>
-            <w:shd w:val="clear" w:color="auto" w:fill="E7E6E6" w:themeFill="background2"/>
-          </w:tcPr>
-          <w:p>
-            <w:r>
-              <w:t>Message Authentication – Topics 1</w:t>
-            </w:r>
-          </w:p>
-        </w:tc>
-      </w:tr>
-      <w:tr>
-        <w:tc>
-          <w:tcPr>
-            <w:tcW w:w="532" w:type="pct"/>
-            <w:shd w:val="clear" w:color="auto" w:fill="E7E6E6" w:themeFill="background2"/>
-          </w:tcPr>
-          <w:p>
-            <w:r>
-              <w:t>500</w:t>
-            </w:r>
-          </w:p>
-        </w:tc>
-        <w:tc>
-          <w:tcPr>
-            <w:tcW w:w="4468" w:type="pct"/>
-            <w:shd w:val="clear" w:color="auto" w:fill="E7E6E6" w:themeFill="background2"/>
-          </w:tcPr>
-          <w:p>
-            <w:r>
-              <w:t>Digital Signature – Topics 5</w:t>
-            </w:r>
-          </w:p>
-        </w:tc>
-      </w:tr>
-      <w:tr>
-        <w:tc>
-          <w:tcPr>
-            <w:tcW w:w="532" w:type="pct"/>
-            <w:shd w:val="clear" w:color="auto" w:fill="E7E6E6" w:themeFill="background2"/>
-          </w:tcPr>
-          <w:p>
-            <w:r>
-              <w:t>502</w:t>
-            </w:r>
-          </w:p>
-        </w:tc>
-        <w:tc>
-          <w:tcPr>
-            <w:tcW w:w="4468" w:type="pct"/>
-            <w:shd w:val="clear" w:color="auto" w:fill="E7E6E6" w:themeFill="background2"/>
-          </w:tcPr>
-          <w:p>
-            <w:r>
-              <w:t>Entity Authentication – Topics 2</w:t>
-            </w:r>
-          </w:p>
-        </w:tc>
-      </w:tr>
-      <w:tr>
-        <w:tc>
-          <w:tcPr>
-            <w:tcW w:w="532" w:type="pct"/>
-            <w:shd w:val="clear" w:color="auto" w:fill="E7E6E6" w:themeFill="background2"/>
-          </w:tcPr>
-          <w:p>
-            <w:r>
-              <w:t>504</w:t>
-            </w:r>
-          </w:p>
-        </w:tc>
-        <w:tc>
-          <w:tcPr>
-            <w:tcW w:w="4468" w:type="pct"/>
-            <w:shd w:val="clear" w:color="auto" w:fill="E7E6E6" w:themeFill="background2"/>
-          </w:tcPr>
-          <w:p>
-            <w:r>
-              <w:t>Key Management – Topics 2</w:t>
-            </w:r>
-          </w:p>
-        </w:tc>
-      </w:tr>
-      <w:tr>
-        <w:tc>
-          <w:tcPr>
-            <w:tcW w:w="532" w:type="pct"/>
-            <w:shd w:val="clear" w:color="auto" w:fill="E7E6E6" w:themeFill="background2"/>
-          </w:tcPr>
-          <w:p>
-            <w:r>
-              <w:t>505</w:t>
-            </w:r>
-          </w:p>
-        </w:tc>
-        <w:tc>
-          <w:tcPr>
-            <w:tcW w:w="4468" w:type="pct"/>
-            <w:shd w:val="clear" w:color="auto" w:fill="E7E6E6" w:themeFill="background2"/>
-          </w:tcPr>
-          <w:p>
-            <w:r>
-              <w:t>Recommended Reading – Books</w:t>
-            </w:r>
-          </w:p>
-        </w:tc>
-      </w:tr>
-      <w:tr>
-        <w:tc>
-          <w:tcPr>
-            <w:tcW w:w="532" w:type="pct"/>
-            <w:shd w:val="clear" w:color="auto" w:fill="E7E6E6" w:themeFill="background2"/>
-          </w:tcPr>
-          <w:p/>
-        </w:tc>
-        <w:tc>
-          <w:tcPr>
-            <w:tcW w:w="4468" w:type="pct"/>
-            <w:shd w:val="clear" w:color="auto" w:fill="E7E6E6" w:themeFill="background2"/>
-          </w:tcPr>
-          <w:p>
-            <w:r>
-              <w:t xml:space="preserve">Key Terms </w:t>
-            </w:r>
-          </w:p>
-        </w:tc>
-      </w:tr>
-      <w:tr>
-        <w:tc>
-          <w:tcPr>
-            <w:tcW w:w="532" w:type="pct"/>
-            <w:shd w:val="clear" w:color="auto" w:fill="E7E6E6" w:themeFill="background2"/>
-          </w:tcPr>
-          <w:p/>
-        </w:tc>
-        <w:tc>
-          <w:tcPr>
-            <w:tcW w:w="4468" w:type="pct"/>
-            <w:shd w:val="clear" w:color="auto" w:fill="E7E6E6" w:themeFill="background2"/>
-          </w:tcPr>
-          <w:p>
-            <w:r>
-              <w:t xml:space="preserve">Summary </w:t>
-            </w:r>
-          </w:p>
-        </w:tc>
-      </w:tr>
-      <w:tr>
-        <w:tc>
-          <w:tcPr>
-            <w:tcW w:w="532" w:type="pct"/>
-            <w:shd w:val="clear" w:color="auto" w:fill="E7E6E6" w:themeFill="background2"/>
-          </w:tcPr>
-          <w:p/>
-        </w:tc>
-        <w:tc>
-          <w:tcPr>
-            <w:tcW w:w="4468" w:type="pct"/>
-            <w:shd w:val="clear" w:color="auto" w:fill="E7E6E6" w:themeFill="background2"/>
-          </w:tcPr>
-          <w:p>
-            <w:r>
-              <w:t>Practice Set – Topics 3</w:t>
-            </w:r>
-          </w:p>
-        </w:tc>
-      </w:tr>
-      <w:tr>
-        <w:tc>
-          <w:tcPr>
-            <w:tcW w:w="532" w:type="pct"/>
-            <w:shd w:val="clear" w:color="auto" w:fill="E7E6E6" w:themeFill="background2"/>
-          </w:tcPr>
-          <w:p/>
-        </w:tc>
-        <w:tc>
-          <w:tcPr>
-            <w:tcW w:w="4468" w:type="pct"/>
-            <w:shd w:val="clear" w:color="auto" w:fill="E7E6E6" w:themeFill="background2"/>
-          </w:tcPr>
-          <w:p>
-            <w:pPr>
-              <w:rPr>
-                <w:b/>
-                <w:bCs/>
-                <w:color w:val="C00000"/>
-              </w:rPr>
-            </w:pPr>
-            <w:r>
-              <w:rPr>
-                <w:b/>
-                <w:bCs/>
-                <w:color w:val="C00000"/>
-              </w:rPr>
-              <w:t xml:space="preserve">Security in the Internet: </w:t>
-            </w:r>
-            <w:proofErr w:type="spellStart"/>
-            <w:r>
-              <w:rPr>
-                <w:b/>
-                <w:bCs/>
-                <w:color w:val="C00000"/>
-              </w:rPr>
-              <w:t>IPSec</w:t>
-            </w:r>
-            <w:proofErr w:type="spellEnd"/>
-            <w:r>
-              <w:rPr>
-                <w:b/>
-                <w:bCs/>
-                <w:color w:val="C00000"/>
-              </w:rPr>
-              <w:t xml:space="preserve">, SSUFLS, PNP, VPN, and Firewalls </w:t>
-            </w:r>
-          </w:p>
-        </w:tc>
-      </w:tr>
-      <w:tr>
-        <w:tc>
-          <w:tcPr>
-            <w:tcW w:w="532" w:type="pct"/>
-            <w:shd w:val="clear" w:color="auto" w:fill="E7E6E6" w:themeFill="background2"/>
-          </w:tcPr>
-          <w:p>
-            <w:r>
-              <w:t>510</w:t>
-            </w:r>
-          </w:p>
-        </w:tc>
-        <w:tc>
-          <w:tcPr>
-            <w:tcW w:w="4468" w:type="pct"/>
-            <w:shd w:val="clear" w:color="auto" w:fill="E7E6E6" w:themeFill="background2"/>
-          </w:tcPr>
-          <w:p>
-            <w:proofErr w:type="spellStart"/>
-            <w:r>
-              <w:t>IPSecurity</w:t>
-            </w:r>
-            <w:proofErr w:type="spellEnd"/>
-            <w:r>
-              <w:t xml:space="preserve"> (</w:t>
-            </w:r>
-            <w:proofErr w:type="spellStart"/>
-            <w:r>
-              <w:t>IPSec</w:t>
-            </w:r>
-            <w:proofErr w:type="spellEnd"/>
-            <w:r>
-              <w:t>) – Topics 5</w:t>
+              <w:t xml:space="preserve"> (IPSec) – Topics 5</w:t>
             </w:r>
           </w:p>
         </w:tc>
@@ -27274,145 +24940,221 @@
                 <w:color w:val="C00000"/>
               </w:rPr>
             </w:pPr>
+            <w:r>
+              <w:rPr>
+                <w:b/>
+                <w:bCs/>
+                <w:color w:val="C00000"/>
+              </w:rPr>
+              <w:t xml:space="preserve">Sharded Services </w:t>
+            </w:r>
+          </w:p>
+        </w:tc>
+      </w:tr>
+      <w:tr>
+        <w:tc>
+          <w:tcPr>
+            <w:tcW w:w="532" w:type="pct"/>
+            <w:shd w:val="clear" w:color="auto" w:fill="E7E6E6" w:themeFill="background2"/>
+          </w:tcPr>
+          <w:p>
+            <w:r>
+              <w:t>38</w:t>
+            </w:r>
+          </w:p>
+        </w:tc>
+        <w:tc>
+          <w:tcPr>
+            <w:tcW w:w="4468" w:type="pct"/>
+            <w:shd w:val="clear" w:color="auto" w:fill="E7E6E6" w:themeFill="background2"/>
+          </w:tcPr>
+          <w:p>
+            <w:r>
+              <w:t>Sharded Caching – Topics 4</w:t>
+            </w:r>
+          </w:p>
+        </w:tc>
+      </w:tr>
+      <w:tr>
+        <w:tc>
+          <w:tcPr>
+            <w:tcW w:w="532" w:type="pct"/>
+            <w:shd w:val="clear" w:color="auto" w:fill="E7E6E6" w:themeFill="background2"/>
+          </w:tcPr>
+          <w:p>
+            <w:r>
+              <w:t>41</w:t>
+            </w:r>
+          </w:p>
+        </w:tc>
+        <w:tc>
+          <w:tcPr>
+            <w:tcW w:w="4468" w:type="pct"/>
+            <w:shd w:val="clear" w:color="auto" w:fill="E7E6E6" w:themeFill="background2"/>
+          </w:tcPr>
+          <w:p>
+            <w:r>
+              <w:t>An Examination of Sharding Functions – Topics 3</w:t>
+            </w:r>
+          </w:p>
+        </w:tc>
+      </w:tr>
+      <w:tr>
+        <w:tc>
+          <w:tcPr>
+            <w:tcW w:w="532" w:type="pct"/>
+            <w:shd w:val="clear" w:color="auto" w:fill="E7E6E6" w:themeFill="background2"/>
+          </w:tcPr>
+          <w:p>
+            <w:r>
+              <w:t>42</w:t>
+            </w:r>
+          </w:p>
+        </w:tc>
+        <w:tc>
+          <w:tcPr>
+            <w:tcW w:w="4468" w:type="pct"/>
+            <w:shd w:val="clear" w:color="auto" w:fill="E7E6E6" w:themeFill="background2"/>
+          </w:tcPr>
+          <w:p>
+            <w:r>
+              <w:t xml:space="preserve">Sharded, Replicated Serving </w:t>
+            </w:r>
+          </w:p>
+        </w:tc>
+      </w:tr>
+      <w:tr>
+        <w:tc>
+          <w:tcPr>
+            <w:tcW w:w="532" w:type="pct"/>
+            <w:shd w:val="clear" w:color="auto" w:fill="E7E6E6" w:themeFill="background2"/>
+          </w:tcPr>
+          <w:p>
+            <w:r>
+              <w:t>43</w:t>
+            </w:r>
+          </w:p>
+        </w:tc>
+        <w:tc>
+          <w:tcPr>
+            <w:tcW w:w="4468" w:type="pct"/>
+            <w:shd w:val="clear" w:color="auto" w:fill="E7E6E6" w:themeFill="background2"/>
+          </w:tcPr>
+          <w:p>
+            <w:r>
+              <w:t xml:space="preserve">Hot Sharding Systems </w:t>
+            </w:r>
+          </w:p>
+        </w:tc>
+      </w:tr>
+      <w:tr>
+        <w:tc>
+          <w:tcPr>
+            <w:tcW w:w="532" w:type="pct"/>
+            <w:shd w:val="clear" w:color="auto" w:fill="E7E6E6" w:themeFill="background2"/>
+          </w:tcPr>
+          <w:p/>
+        </w:tc>
+        <w:tc>
+          <w:tcPr>
+            <w:tcW w:w="4468" w:type="pct"/>
+            <w:shd w:val="clear" w:color="auto" w:fill="E7E6E6" w:themeFill="background2"/>
+          </w:tcPr>
+          <w:p>
+            <w:pPr>
+              <w:rPr>
+                <w:b/>
+                <w:bCs/>
+                <w:color w:val="C00000"/>
+              </w:rPr>
+            </w:pPr>
+            <w:r>
+              <w:rPr>
+                <w:b/>
+                <w:bCs/>
+                <w:color w:val="C00000"/>
+              </w:rPr>
+              <w:t xml:space="preserve">Scatter/Gather </w:t>
+            </w:r>
+          </w:p>
+        </w:tc>
+      </w:tr>
+      <w:tr>
+        <w:tc>
+          <w:tcPr>
+            <w:tcW w:w="532" w:type="pct"/>
+            <w:shd w:val="clear" w:color="auto" w:fill="E7E6E6" w:themeFill="background2"/>
+          </w:tcPr>
+          <w:p>
+            <w:r>
+              <w:t>44</w:t>
+            </w:r>
+          </w:p>
+        </w:tc>
+        <w:tc>
+          <w:tcPr>
+            <w:tcW w:w="4468" w:type="pct"/>
+            <w:shd w:val="clear" w:color="auto" w:fill="E7E6E6" w:themeFill="background2"/>
+          </w:tcPr>
+          <w:p>
+            <w:r>
+              <w:t>Scatter/Gather with Root Distribution – Topics 1</w:t>
+            </w:r>
+          </w:p>
+        </w:tc>
+      </w:tr>
+      <w:tr>
+        <w:tc>
+          <w:tcPr>
+            <w:tcW w:w="532" w:type="pct"/>
+            <w:shd w:val="clear" w:color="auto" w:fill="E7E6E6" w:themeFill="background2"/>
+          </w:tcPr>
+          <w:p>
+            <w:r>
+              <w:t>46</w:t>
+            </w:r>
+          </w:p>
+        </w:tc>
+        <w:tc>
+          <w:tcPr>
+            <w:tcW w:w="4468" w:type="pct"/>
+            <w:shd w:val="clear" w:color="auto" w:fill="E7E6E6" w:themeFill="background2"/>
+          </w:tcPr>
+          <w:p>
+            <w:r>
+              <w:t>Scatter/Gather with Leaf Sharding – Topics 2</w:t>
+            </w:r>
+          </w:p>
+        </w:tc>
+      </w:tr>
+      <w:tr>
+        <w:tc>
+          <w:tcPr>
+            <w:tcW w:w="532" w:type="pct"/>
+            <w:shd w:val="clear" w:color="auto" w:fill="E7E6E6" w:themeFill="background2"/>
+          </w:tcPr>
+          <w:p>
+            <w:r>
+              <w:t>47</w:t>
+            </w:r>
+          </w:p>
+        </w:tc>
+        <w:tc>
+          <w:tcPr>
+            <w:tcW w:w="4468" w:type="pct"/>
+            <w:shd w:val="clear" w:color="auto" w:fill="E7E6E6" w:themeFill="background2"/>
+          </w:tcPr>
+          <w:p>
+            <w:r>
+              <w:t xml:space="preserve">Scaling </w:t>
+            </w:r>
             <w:proofErr w:type="spellStart"/>
             <w:r>
-              <w:rPr>
-                <w:b/>
-                <w:bCs/>
-                <w:color w:val="C00000"/>
-              </w:rPr>
-              <w:t>Sharded</w:t>
+              <w:t>Sctter</w:t>
             </w:r>
             <w:proofErr w:type="spellEnd"/>
             <w:r>
-              <w:rPr>
-                <w:b/>
-                <w:bCs/>
-                <w:color w:val="C00000"/>
-              </w:rPr>
-              <w:t xml:space="preserve"> Services </w:t>
-            </w:r>
-          </w:p>
-        </w:tc>
-      </w:tr>
-      <w:tr>
-        <w:tc>
-          <w:tcPr>
-            <w:tcW w:w="532" w:type="pct"/>
-            <w:shd w:val="clear" w:color="auto" w:fill="E7E6E6" w:themeFill="background2"/>
-          </w:tcPr>
-          <w:p>
-            <w:r>
-              <w:t>38</w:t>
-            </w:r>
-          </w:p>
-        </w:tc>
-        <w:tc>
-          <w:tcPr>
-            <w:tcW w:w="4468" w:type="pct"/>
-            <w:shd w:val="clear" w:color="auto" w:fill="E7E6E6" w:themeFill="background2"/>
-          </w:tcPr>
-          <w:p>
-            <w:proofErr w:type="spellStart"/>
-            <w:r>
-              <w:t>Sharded</w:t>
-            </w:r>
-            <w:proofErr w:type="spellEnd"/>
-            <w:r>
-              <w:t xml:space="preserve"> Caching – Topics 4</w:t>
-            </w:r>
-          </w:p>
-        </w:tc>
-      </w:tr>
-      <w:tr>
-        <w:tc>
-          <w:tcPr>
-            <w:tcW w:w="532" w:type="pct"/>
-            <w:shd w:val="clear" w:color="auto" w:fill="E7E6E6" w:themeFill="background2"/>
-          </w:tcPr>
-          <w:p>
-            <w:r>
-              <w:t>41</w:t>
-            </w:r>
-          </w:p>
-        </w:tc>
-        <w:tc>
-          <w:tcPr>
-            <w:tcW w:w="4468" w:type="pct"/>
-            <w:shd w:val="clear" w:color="auto" w:fill="E7E6E6" w:themeFill="background2"/>
-          </w:tcPr>
-          <w:p>
-            <w:r>
-              <w:t xml:space="preserve">An Examination of </w:t>
-            </w:r>
-            <w:proofErr w:type="spellStart"/>
-            <w:r>
-              <w:t>Sharding</w:t>
-            </w:r>
-            <w:proofErr w:type="spellEnd"/>
-            <w:r>
-              <w:t xml:space="preserve"> Functions – Topics 3</w:t>
-            </w:r>
-          </w:p>
-        </w:tc>
-      </w:tr>
-      <w:tr>
-        <w:tc>
-          <w:tcPr>
-            <w:tcW w:w="532" w:type="pct"/>
-            <w:shd w:val="clear" w:color="auto" w:fill="E7E6E6" w:themeFill="background2"/>
-          </w:tcPr>
-          <w:p>
-            <w:r>
-              <w:t>42</w:t>
-            </w:r>
-          </w:p>
-        </w:tc>
-        <w:tc>
-          <w:tcPr>
-            <w:tcW w:w="4468" w:type="pct"/>
-            <w:shd w:val="clear" w:color="auto" w:fill="E7E6E6" w:themeFill="background2"/>
-          </w:tcPr>
-          <w:p>
-            <w:proofErr w:type="spellStart"/>
-            <w:r>
-              <w:t>Sharded</w:t>
-            </w:r>
-            <w:proofErr w:type="spellEnd"/>
-            <w:r>
-              <w:t xml:space="preserve">, Replicated Serving </w:t>
-            </w:r>
-          </w:p>
-        </w:tc>
-      </w:tr>
-      <w:tr>
-        <w:tc>
-          <w:tcPr>
-            <w:tcW w:w="532" w:type="pct"/>
-            <w:shd w:val="clear" w:color="auto" w:fill="E7E6E6" w:themeFill="background2"/>
-          </w:tcPr>
-          <w:p>
-            <w:r>
-              <w:t>43</w:t>
-            </w:r>
-          </w:p>
-        </w:tc>
-        <w:tc>
-          <w:tcPr>
-            <w:tcW w:w="4468" w:type="pct"/>
-            <w:shd w:val="clear" w:color="auto" w:fill="E7E6E6" w:themeFill="background2"/>
-          </w:tcPr>
-          <w:p>
-            <w:r>
-              <w:t xml:space="preserve">Hot </w:t>
-            </w:r>
-            <w:proofErr w:type="spellStart"/>
-            <w:r>
-              <w:t>Sharding</w:t>
-            </w:r>
-            <w:proofErr w:type="spellEnd"/>
-            <w:r>
-              <w:t xml:space="preserve"> Systems </w:t>
+              <w:t xml:space="preserve">/Gather for Reliability and Scale </w:t>
             </w:r>
           </w:p>
         </w:tc>
@@ -27444,126 +25186,6 @@
                 <w:bCs/>
                 <w:color w:val="C00000"/>
               </w:rPr>
-              <w:t xml:space="preserve">Scatter/Gather </w:t>
-            </w:r>
-          </w:p>
-        </w:tc>
-      </w:tr>
-      <w:tr>
-        <w:tc>
-          <w:tcPr>
-            <w:tcW w:w="532" w:type="pct"/>
-            <w:shd w:val="clear" w:color="auto" w:fill="E7E6E6" w:themeFill="background2"/>
-          </w:tcPr>
-          <w:p>
-            <w:r>
-              <w:t>44</w:t>
-            </w:r>
-          </w:p>
-        </w:tc>
-        <w:tc>
-          <w:tcPr>
-            <w:tcW w:w="4468" w:type="pct"/>
-            <w:shd w:val="clear" w:color="auto" w:fill="E7E6E6" w:themeFill="background2"/>
-          </w:tcPr>
-          <w:p>
-            <w:r>
-              <w:t>Scatter/Gather with Root Distribution – Topics 1</w:t>
-            </w:r>
-          </w:p>
-        </w:tc>
-      </w:tr>
-      <w:tr>
-        <w:tc>
-          <w:tcPr>
-            <w:tcW w:w="532" w:type="pct"/>
-            <w:shd w:val="clear" w:color="auto" w:fill="E7E6E6" w:themeFill="background2"/>
-          </w:tcPr>
-          <w:p>
-            <w:r>
-              <w:t>46</w:t>
-            </w:r>
-          </w:p>
-        </w:tc>
-        <w:tc>
-          <w:tcPr>
-            <w:tcW w:w="4468" w:type="pct"/>
-            <w:shd w:val="clear" w:color="auto" w:fill="E7E6E6" w:themeFill="background2"/>
-          </w:tcPr>
-          <w:p>
-            <w:r>
-              <w:t xml:space="preserve">Scatter/Gather with Leaf </w:t>
-            </w:r>
-            <w:proofErr w:type="spellStart"/>
-            <w:r>
-              <w:t>Sharding</w:t>
-            </w:r>
-            <w:proofErr w:type="spellEnd"/>
-            <w:r>
-              <w:t xml:space="preserve"> – Topics 2</w:t>
-            </w:r>
-          </w:p>
-        </w:tc>
-      </w:tr>
-      <w:tr>
-        <w:tc>
-          <w:tcPr>
-            <w:tcW w:w="532" w:type="pct"/>
-            <w:shd w:val="clear" w:color="auto" w:fill="E7E6E6" w:themeFill="background2"/>
-          </w:tcPr>
-          <w:p>
-            <w:r>
-              <w:t>47</w:t>
-            </w:r>
-          </w:p>
-        </w:tc>
-        <w:tc>
-          <w:tcPr>
-            <w:tcW w:w="4468" w:type="pct"/>
-            <w:shd w:val="clear" w:color="auto" w:fill="E7E6E6" w:themeFill="background2"/>
-          </w:tcPr>
-          <w:p>
-            <w:r>
-              <w:t xml:space="preserve">Scaling </w:t>
-            </w:r>
-            <w:proofErr w:type="spellStart"/>
-            <w:r>
-              <w:t>Sctter</w:t>
-            </w:r>
-            <w:proofErr w:type="spellEnd"/>
-            <w:r>
-              <w:t xml:space="preserve">/Gather for Reliability and Scale </w:t>
-            </w:r>
-          </w:p>
-        </w:tc>
-      </w:tr>
-      <w:tr>
-        <w:tc>
-          <w:tcPr>
-            <w:tcW w:w="532" w:type="pct"/>
-            <w:shd w:val="clear" w:color="auto" w:fill="E7E6E6" w:themeFill="background2"/>
-          </w:tcPr>
-          <w:p/>
-        </w:tc>
-        <w:tc>
-          <w:tcPr>
-            <w:tcW w:w="4468" w:type="pct"/>
-            <w:shd w:val="clear" w:color="auto" w:fill="E7E6E6" w:themeFill="background2"/>
-          </w:tcPr>
-          <w:p>
-            <w:pPr>
-              <w:rPr>
-                <w:b/>
-                <w:bCs/>
-                <w:color w:val="C00000"/>
-              </w:rPr>
-            </w:pPr>
-            <w:r>
-              <w:rPr>
-                <w:b/>
-                <w:bCs/>
-                <w:color w:val="C00000"/>
-              </w:rPr>
               <w:t xml:space="preserve">Functions and Event-Driven Processing </w:t>
             </w:r>
           </w:p>
@@ -27588,15 +25210,7 @@
           </w:tcPr>
           <w:p>
             <w:r>
-              <w:t xml:space="preserve">Determining When </w:t>
-            </w:r>
-            <w:proofErr w:type="spellStart"/>
-            <w:r>
-              <w:t>FaaS</w:t>
-            </w:r>
-            <w:proofErr w:type="spellEnd"/>
-            <w:r>
-              <w:t xml:space="preserve"> Makes Sense – Topics 5</w:t>
+              <w:t>Determining When FaaS Makes Sense – Topics 5</w:t>
             </w:r>
           </w:p>
         </w:tc>
@@ -27620,15 +25234,7 @@
           </w:tcPr>
           <w:p>
             <w:r>
-              <w:t xml:space="preserve">Patterns for </w:t>
-            </w:r>
-            <w:proofErr w:type="spellStart"/>
-            <w:r>
-              <w:t>FaaS</w:t>
-            </w:r>
-            <w:proofErr w:type="spellEnd"/>
-            <w:r>
-              <w:t xml:space="preserve"> – Topics 6</w:t>
+              <w:t>Patterns for FaaS – Topics 6</w:t>
             </w:r>
           </w:p>
         </w:tc>
@@ -29444,11 +27050,9 @@
             <w:shd w:val="clear" w:color="auto" w:fill="E7E6E6" w:themeFill="background2"/>
           </w:tcPr>
           <w:p>
-            <w:proofErr w:type="spellStart"/>
             <w:r>
               <w:t>OpenMP</w:t>
             </w:r>
-            <w:proofErr w:type="spellEnd"/>
           </w:p>
         </w:tc>
       </w:tr>
@@ -32543,78 +30147,1075 @@
           </w:tcPr>
           <w:p>
             <w:r>
-              <w:t xml:space="preserve">Matrix </w:t>
+              <w:t>Matrix Triangularization Algorithm</w:t>
+            </w:r>
+          </w:p>
+        </w:tc>
+      </w:tr>
+      <w:tr>
+        <w:tc>
+          <w:tcPr>
+            <w:tcW w:w="532" w:type="pct"/>
+            <w:shd w:val="clear" w:color="auto" w:fill="E7E6E6" w:themeFill="background2"/>
+          </w:tcPr>
+          <w:p>
+            <w:r>
+              <w:t>152</w:t>
+            </w:r>
+          </w:p>
+        </w:tc>
+        <w:tc>
+          <w:tcPr>
+            <w:tcW w:w="4468" w:type="pct"/>
+            <w:shd w:val="clear" w:color="auto" w:fill="E7E6E6" w:themeFill="background2"/>
+          </w:tcPr>
+          <w:p>
+            <w:r>
+              <w:t xml:space="preserve">Successive Over Relaxation (SOR) (Iterative Technique) </w:t>
+            </w:r>
+          </w:p>
+        </w:tc>
+      </w:tr>
+      <w:tr>
+        <w:tc>
+          <w:tcPr>
+            <w:tcW w:w="532" w:type="pct"/>
+            <w:shd w:val="clear" w:color="auto" w:fill="E7E6E6" w:themeFill="background2"/>
+          </w:tcPr>
+          <w:p>
+            <w:r>
+              <w:t>153</w:t>
+            </w:r>
+          </w:p>
+        </w:tc>
+        <w:tc>
+          <w:tcPr>
+            <w:tcW w:w="4468" w:type="pct"/>
+            <w:shd w:val="clear" w:color="auto" w:fill="E7E6E6" w:themeFill="background2"/>
+          </w:tcPr>
+          <w:p>
+            <w:r>
+              <w:t xml:space="preserve">Problems </w:t>
+            </w:r>
+          </w:p>
+        </w:tc>
+      </w:tr>
+      <w:tr>
+        <w:tc>
+          <w:tcPr>
+            <w:tcW w:w="532" w:type="pct"/>
+            <w:shd w:val="clear" w:color="auto" w:fill="E7E6E6" w:themeFill="background2"/>
+          </w:tcPr>
+          <w:p/>
+        </w:tc>
+        <w:tc>
+          <w:tcPr>
+            <w:tcW w:w="4468" w:type="pct"/>
+            <w:shd w:val="clear" w:color="auto" w:fill="E7E6E6" w:themeFill="background2"/>
+          </w:tcPr>
+          <w:p>
+            <w:pPr>
+              <w:rPr>
+                <w:b/>
+                <w:bCs/>
+                <w:color w:val="C00000"/>
+              </w:rPr>
+            </w:pPr>
+            <w:r>
+              <w:rPr>
+                <w:b/>
+                <w:bCs/>
+                <w:color w:val="C00000"/>
+              </w:rPr>
+              <w:t xml:space="preserve">Solving Partial Differential Equations Using Finite Difference Method </w:t>
+            </w:r>
+          </w:p>
+        </w:tc>
+      </w:tr>
+      <w:tr>
+        <w:tc>
+          <w:tcPr>
+            <w:tcW w:w="532" w:type="pct"/>
+            <w:shd w:val="clear" w:color="auto" w:fill="E7E6E6" w:themeFill="background2"/>
+          </w:tcPr>
+          <w:p>
+            <w:r>
+              <w:t>254</w:t>
+            </w:r>
+          </w:p>
+        </w:tc>
+        <w:tc>
+          <w:tcPr>
+            <w:tcW w:w="4468" w:type="pct"/>
+            <w:shd w:val="clear" w:color="auto" w:fill="E7E6E6" w:themeFill="background2"/>
+          </w:tcPr>
+          <w:p>
+            <w:r>
+              <w:t xml:space="preserve">Introduction </w:t>
+            </w:r>
+          </w:p>
+        </w:tc>
+      </w:tr>
+      <w:tr>
+        <w:tc>
+          <w:tcPr>
+            <w:tcW w:w="532" w:type="pct"/>
+            <w:shd w:val="clear" w:color="auto" w:fill="E7E6E6" w:themeFill="background2"/>
+          </w:tcPr>
+          <w:p>
+            <w:r>
+              <w:t>255</w:t>
+            </w:r>
+          </w:p>
+        </w:tc>
+        <w:tc>
+          <w:tcPr>
+            <w:tcW w:w="4468" w:type="pct"/>
+            <w:shd w:val="clear" w:color="auto" w:fill="E7E6E6" w:themeFill="background2"/>
+          </w:tcPr>
+          <w:p>
+            <w:r>
+              <w:t xml:space="preserve">FDM for 1-D Systems </w:t>
+            </w:r>
+          </w:p>
+        </w:tc>
+      </w:tr>
+    </w:tbl>
+    <w:p/>
+    <w:p/>
+    <w:p/>
+    <w:p/>
+    <w:p/>
+    <w:p/>
+    <w:p/>
+    <w:p/>
+    <w:p/>
+    <w:p/>
+    <w:p/>
+    <w:p/>
+    <w:p/>
+    <w:p/>
+    <w:p/>
+    <w:p>
+      <w:pPr>
+        <w:pStyle w:val="Heading1"/>
+        <w:rPr>
+          <w:b/>
+          <w:bCs/>
+          <w:color w:val="C00000"/>
+        </w:rPr>
+      </w:pPr>
+      <w:r>
+        <w:rPr>
+          <w:b/>
+          <w:bCs/>
+          <w:color w:val="C00000"/>
+        </w:rPr>
+        <w:lastRenderedPageBreak/>
+        <w:t>Graph Theory</w:t>
+      </w:r>
+      <w:r>
+        <w:rPr>
+          <w:b/>
+          <w:bCs/>
+          <w:color w:val="C00000"/>
+        </w:rPr>
+        <w:t xml:space="preserve"> </w:t>
+      </w:r>
+    </w:p>
+    <w:p/>
+    <w:tbl>
+      <w:tblPr>
+        <w:tblStyle w:val="TableGrid"/>
+        <w:tblW w:w="5000" w:type="pct"/>
+        <w:shd w:val="clear" w:color="auto" w:fill="E7E6E6" w:themeFill="background2"/>
+        <w:tblLook w:val="04A0" w:firstRow="1" w:lastRow="0" w:firstColumn="1" w:lastColumn="0" w:noHBand="0" w:noVBand="1"/>
+      </w:tblPr>
+      <w:tblGrid>
+        <w:gridCol w:w="1148"/>
+        <w:gridCol w:w="9642"/>
+      </w:tblGrid>
+      <w:tr>
+        <w:tc>
+          <w:tcPr>
+            <w:tcW w:w="532" w:type="pct"/>
+            <w:shd w:val="clear" w:color="auto" w:fill="002060"/>
+          </w:tcPr>
+          <w:p>
+            <w:pPr>
+              <w:rPr>
+                <w:b/>
+                <w:bCs/>
+              </w:rPr>
+            </w:pPr>
+          </w:p>
+        </w:tc>
+        <w:tc>
+          <w:tcPr>
+            <w:tcW w:w="4468" w:type="pct"/>
+            <w:shd w:val="clear" w:color="auto" w:fill="002060"/>
+          </w:tcPr>
+          <w:p>
+            <w:pPr>
+              <w:rPr>
+                <w:b/>
+                <w:bCs/>
+              </w:rPr>
+            </w:pPr>
+            <w:r>
+              <w:rPr>
+                <w:b/>
+                <w:bCs/>
+              </w:rPr>
+              <w:t xml:space="preserve">Graph Theory </w:t>
+            </w:r>
+          </w:p>
+        </w:tc>
+      </w:tr>
+      <w:tr>
+        <w:tc>
+          <w:tcPr>
+            <w:tcW w:w="532" w:type="pct"/>
+            <w:shd w:val="clear" w:color="auto" w:fill="E7E6E6" w:themeFill="background2"/>
+          </w:tcPr>
+          <w:p/>
+        </w:tc>
+        <w:tc>
+          <w:tcPr>
+            <w:tcW w:w="4468" w:type="pct"/>
+            <w:shd w:val="clear" w:color="auto" w:fill="E7E6E6" w:themeFill="background2"/>
+          </w:tcPr>
+          <w:p>
+            <w:pPr>
+              <w:rPr>
+                <w:b/>
+                <w:bCs/>
+                <w:color w:val="C00000"/>
+              </w:rPr>
+            </w:pPr>
+            <w:r>
+              <w:rPr>
+                <w:b/>
+                <w:bCs/>
+                <w:color w:val="C00000"/>
+              </w:rPr>
+              <w:t xml:space="preserve">The Basics </w:t>
+            </w:r>
+          </w:p>
+        </w:tc>
+      </w:tr>
+      <w:tr>
+        <w:tc>
+          <w:tcPr>
+            <w:tcW w:w="532" w:type="pct"/>
+            <w:shd w:val="clear" w:color="auto" w:fill="E7E6E6" w:themeFill="background2"/>
+          </w:tcPr>
+          <w:p>
+            <w:r>
+              <w:t>01</w:t>
+            </w:r>
+          </w:p>
+        </w:tc>
+        <w:tc>
+          <w:tcPr>
+            <w:tcW w:w="4468" w:type="pct"/>
+            <w:shd w:val="clear" w:color="auto" w:fill="E7E6E6" w:themeFill="background2"/>
+          </w:tcPr>
+          <w:p>
+            <w:r>
+              <w:t>Graphs</w:t>
+            </w:r>
+          </w:p>
+        </w:tc>
+      </w:tr>
+      <w:tr>
+        <w:tc>
+          <w:tcPr>
+            <w:tcW w:w="532" w:type="pct"/>
+            <w:shd w:val="clear" w:color="auto" w:fill="E7E6E6" w:themeFill="background2"/>
+          </w:tcPr>
+          <w:p>
+            <w:r>
+              <w:t>02</w:t>
+            </w:r>
+          </w:p>
+        </w:tc>
+        <w:tc>
+          <w:tcPr>
+            <w:tcW w:w="4468" w:type="pct"/>
+            <w:shd w:val="clear" w:color="auto" w:fill="E7E6E6" w:themeFill="background2"/>
+          </w:tcPr>
+          <w:p>
+            <w:r>
+              <w:t xml:space="preserve">The Degree of a Vertex </w:t>
+            </w:r>
+          </w:p>
+        </w:tc>
+      </w:tr>
+      <w:tr>
+        <w:tc>
+          <w:tcPr>
+            <w:tcW w:w="532" w:type="pct"/>
+            <w:shd w:val="clear" w:color="auto" w:fill="E7E6E6" w:themeFill="background2"/>
+          </w:tcPr>
+          <w:p>
+            <w:r>
+              <w:t>03</w:t>
+            </w:r>
+          </w:p>
+        </w:tc>
+        <w:tc>
+          <w:tcPr>
+            <w:tcW w:w="4468" w:type="pct"/>
+            <w:shd w:val="clear" w:color="auto" w:fill="E7E6E6" w:themeFill="background2"/>
+          </w:tcPr>
+          <w:p>
+            <w:r>
+              <w:t xml:space="preserve">Paths and Cycles </w:t>
+            </w:r>
+          </w:p>
+        </w:tc>
+      </w:tr>
+      <w:tr>
+        <w:tc>
+          <w:tcPr>
+            <w:tcW w:w="532" w:type="pct"/>
+            <w:shd w:val="clear" w:color="auto" w:fill="E7E6E6" w:themeFill="background2"/>
+          </w:tcPr>
+          <w:p>
+            <w:r>
+              <w:t>04</w:t>
+            </w:r>
+          </w:p>
+        </w:tc>
+        <w:tc>
+          <w:tcPr>
+            <w:tcW w:w="4468" w:type="pct"/>
+            <w:shd w:val="clear" w:color="auto" w:fill="E7E6E6" w:themeFill="background2"/>
+          </w:tcPr>
+          <w:p>
+            <w:r>
+              <w:t xml:space="preserve">Connectivity </w:t>
+            </w:r>
+          </w:p>
+        </w:tc>
+      </w:tr>
+      <w:tr>
+        <w:tc>
+          <w:tcPr>
+            <w:tcW w:w="532" w:type="pct"/>
+            <w:shd w:val="clear" w:color="auto" w:fill="E7E6E6" w:themeFill="background2"/>
+          </w:tcPr>
+          <w:p>
+            <w:r>
+              <w:t>05</w:t>
+            </w:r>
+          </w:p>
+        </w:tc>
+        <w:tc>
+          <w:tcPr>
+            <w:tcW w:w="4468" w:type="pct"/>
+            <w:shd w:val="clear" w:color="auto" w:fill="E7E6E6" w:themeFill="background2"/>
+          </w:tcPr>
+          <w:p>
+            <w:r>
+              <w:t xml:space="preserve">Trees and Forests </w:t>
+            </w:r>
+          </w:p>
+        </w:tc>
+      </w:tr>
+      <w:tr>
+        <w:tc>
+          <w:tcPr>
+            <w:tcW w:w="532" w:type="pct"/>
+            <w:shd w:val="clear" w:color="auto" w:fill="E7E6E6" w:themeFill="background2"/>
+          </w:tcPr>
+          <w:p>
+            <w:r>
+              <w:t>06</w:t>
+            </w:r>
+          </w:p>
+        </w:tc>
+        <w:tc>
+          <w:tcPr>
+            <w:tcW w:w="4468" w:type="pct"/>
+            <w:shd w:val="clear" w:color="auto" w:fill="E7E6E6" w:themeFill="background2"/>
+          </w:tcPr>
+          <w:p>
+            <w:r>
+              <w:t xml:space="preserve">Bipartite Graphs </w:t>
+            </w:r>
+          </w:p>
+        </w:tc>
+      </w:tr>
+      <w:tr>
+        <w:tc>
+          <w:tcPr>
+            <w:tcW w:w="532" w:type="pct"/>
+            <w:shd w:val="clear" w:color="auto" w:fill="E7E6E6" w:themeFill="background2"/>
+          </w:tcPr>
+          <w:p>
+            <w:r>
+              <w:t>07</w:t>
+            </w:r>
+          </w:p>
+        </w:tc>
+        <w:tc>
+          <w:tcPr>
+            <w:tcW w:w="4468" w:type="pct"/>
+            <w:shd w:val="clear" w:color="auto" w:fill="E7E6E6" w:themeFill="background2"/>
+          </w:tcPr>
+          <w:p>
+            <w:r>
+              <w:t xml:space="preserve">Contraction and Minors </w:t>
+            </w:r>
+          </w:p>
+        </w:tc>
+      </w:tr>
+      <w:tr>
+        <w:tc>
+          <w:tcPr>
+            <w:tcW w:w="532" w:type="pct"/>
+            <w:shd w:val="clear" w:color="auto" w:fill="E7E6E6" w:themeFill="background2"/>
+          </w:tcPr>
+          <w:p>
+            <w:r>
+              <w:t>08</w:t>
+            </w:r>
+          </w:p>
+        </w:tc>
+        <w:tc>
+          <w:tcPr>
+            <w:tcW w:w="4468" w:type="pct"/>
+            <w:shd w:val="clear" w:color="auto" w:fill="E7E6E6" w:themeFill="background2"/>
+          </w:tcPr>
+          <w:p>
+            <w:r>
+              <w:t xml:space="preserve">Euler Tours </w:t>
+            </w:r>
+          </w:p>
+        </w:tc>
+      </w:tr>
+      <w:tr>
+        <w:tc>
+          <w:tcPr>
+            <w:tcW w:w="532" w:type="pct"/>
+            <w:shd w:val="clear" w:color="auto" w:fill="E7E6E6" w:themeFill="background2"/>
+          </w:tcPr>
+          <w:p>
+            <w:r>
+              <w:t>09</w:t>
+            </w:r>
+          </w:p>
+        </w:tc>
+        <w:tc>
+          <w:tcPr>
+            <w:tcW w:w="4468" w:type="pct"/>
+            <w:shd w:val="clear" w:color="auto" w:fill="E7E6E6" w:themeFill="background2"/>
+          </w:tcPr>
+          <w:p>
+            <w:r>
+              <w:t xml:space="preserve">Some Linear Algebra </w:t>
+            </w:r>
+          </w:p>
+        </w:tc>
+      </w:tr>
+      <w:tr>
+        <w:tc>
+          <w:tcPr>
+            <w:tcW w:w="532" w:type="pct"/>
+            <w:shd w:val="clear" w:color="auto" w:fill="E7E6E6" w:themeFill="background2"/>
+          </w:tcPr>
+          <w:p>
+            <w:r>
+              <w:t>10</w:t>
+            </w:r>
+          </w:p>
+        </w:tc>
+        <w:tc>
+          <w:tcPr>
+            <w:tcW w:w="4468" w:type="pct"/>
+            <w:shd w:val="clear" w:color="auto" w:fill="E7E6E6" w:themeFill="background2"/>
+          </w:tcPr>
+          <w:p>
+            <w:r>
+              <w:t xml:space="preserve">Other Notations of Graphs </w:t>
+            </w:r>
+          </w:p>
+        </w:tc>
+      </w:tr>
+      <w:tr>
+        <w:tc>
+          <w:tcPr>
+            <w:tcW w:w="532" w:type="pct"/>
+            <w:shd w:val="clear" w:color="auto" w:fill="E7E6E6" w:themeFill="background2"/>
+          </w:tcPr>
+          <w:p/>
+        </w:tc>
+        <w:tc>
+          <w:tcPr>
+            <w:tcW w:w="4468" w:type="pct"/>
+            <w:shd w:val="clear" w:color="auto" w:fill="E7E6E6" w:themeFill="background2"/>
+          </w:tcPr>
+          <w:p>
+            <w:r>
+              <w:t xml:space="preserve">Exercises </w:t>
+            </w:r>
+          </w:p>
+        </w:tc>
+      </w:tr>
+      <w:tr>
+        <w:tc>
+          <w:tcPr>
+            <w:tcW w:w="532" w:type="pct"/>
+            <w:shd w:val="clear" w:color="auto" w:fill="E7E6E6" w:themeFill="background2"/>
+          </w:tcPr>
+          <w:p>
+            <w:pPr>
+              <w:rPr>
+                <w:b/>
+                <w:bCs/>
+                <w:color w:val="C00000"/>
+              </w:rPr>
+            </w:pPr>
+          </w:p>
+        </w:tc>
+        <w:tc>
+          <w:tcPr>
+            <w:tcW w:w="4468" w:type="pct"/>
+            <w:shd w:val="clear" w:color="auto" w:fill="E7E6E6" w:themeFill="background2"/>
+          </w:tcPr>
+          <w:p>
+            <w:pPr>
+              <w:rPr>
+                <w:b/>
+                <w:bCs/>
+                <w:color w:val="C00000"/>
+              </w:rPr>
+            </w:pPr>
+            <w:r>
+              <w:rPr>
+                <w:b/>
+                <w:bCs/>
+                <w:color w:val="C00000"/>
+              </w:rPr>
+              <w:t xml:space="preserve">Matching </w:t>
+            </w:r>
+          </w:p>
+        </w:tc>
+      </w:tr>
+      <w:tr>
+        <w:tc>
+          <w:tcPr>
+            <w:tcW w:w="532" w:type="pct"/>
+            <w:shd w:val="clear" w:color="auto" w:fill="E7E6E6" w:themeFill="background2"/>
+          </w:tcPr>
+          <w:p>
+            <w:r>
+              <w:t>11</w:t>
+            </w:r>
+          </w:p>
+        </w:tc>
+        <w:tc>
+          <w:tcPr>
+            <w:tcW w:w="4468" w:type="pct"/>
+            <w:shd w:val="clear" w:color="auto" w:fill="E7E6E6" w:themeFill="background2"/>
+          </w:tcPr>
+          <w:p>
+            <w:r>
+              <w:t xml:space="preserve">Matching in Bipartite Graphs </w:t>
+            </w:r>
+          </w:p>
+        </w:tc>
+      </w:tr>
+      <w:tr>
+        <w:tc>
+          <w:tcPr>
+            <w:tcW w:w="532" w:type="pct"/>
+            <w:shd w:val="clear" w:color="auto" w:fill="E7E6E6" w:themeFill="background2"/>
+          </w:tcPr>
+          <w:p>
+            <w:r>
+              <w:t>12</w:t>
+            </w:r>
+          </w:p>
+        </w:tc>
+        <w:tc>
+          <w:tcPr>
+            <w:tcW w:w="4468" w:type="pct"/>
+            <w:shd w:val="clear" w:color="auto" w:fill="E7E6E6" w:themeFill="background2"/>
+          </w:tcPr>
+          <w:p>
+            <w:r>
+              <w:t xml:space="preserve">Matching in General Graphs </w:t>
+            </w:r>
+          </w:p>
+        </w:tc>
+      </w:tr>
+      <w:tr>
+        <w:tc>
+          <w:tcPr>
+            <w:tcW w:w="532" w:type="pct"/>
+            <w:shd w:val="clear" w:color="auto" w:fill="E7E6E6" w:themeFill="background2"/>
+          </w:tcPr>
+          <w:p>
+            <w:r>
+              <w:t>13</w:t>
+            </w:r>
+          </w:p>
+        </w:tc>
+        <w:tc>
+          <w:tcPr>
+            <w:tcW w:w="4468" w:type="pct"/>
+            <w:shd w:val="clear" w:color="auto" w:fill="E7E6E6" w:themeFill="background2"/>
+          </w:tcPr>
+          <w:p>
+            <w:r>
+              <w:t xml:space="preserve">Path Covers </w:t>
+            </w:r>
+          </w:p>
+        </w:tc>
+      </w:tr>
+      <w:tr>
+        <w:tc>
+          <w:tcPr>
+            <w:tcW w:w="532" w:type="pct"/>
+            <w:shd w:val="clear" w:color="auto" w:fill="E7E6E6" w:themeFill="background2"/>
+          </w:tcPr>
+          <w:p/>
+        </w:tc>
+        <w:tc>
+          <w:tcPr>
+            <w:tcW w:w="4468" w:type="pct"/>
+            <w:shd w:val="clear" w:color="auto" w:fill="E7E6E6" w:themeFill="background2"/>
+          </w:tcPr>
+          <w:p>
+            <w:r>
+              <w:t xml:space="preserve">Exercise </w:t>
+            </w:r>
+          </w:p>
+        </w:tc>
+      </w:tr>
+      <w:tr>
+        <w:tc>
+          <w:tcPr>
+            <w:tcW w:w="532" w:type="pct"/>
+            <w:shd w:val="clear" w:color="auto" w:fill="E7E6E6" w:themeFill="background2"/>
+          </w:tcPr>
+          <w:p>
+            <w:pPr>
+              <w:rPr>
+                <w:b/>
+                <w:bCs/>
+                <w:color w:val="C00000"/>
+              </w:rPr>
+            </w:pPr>
+          </w:p>
+        </w:tc>
+        <w:tc>
+          <w:tcPr>
+            <w:tcW w:w="4468" w:type="pct"/>
+            <w:shd w:val="clear" w:color="auto" w:fill="E7E6E6" w:themeFill="background2"/>
+          </w:tcPr>
+          <w:p>
+            <w:pPr>
+              <w:rPr>
+                <w:b/>
+                <w:bCs/>
+                <w:color w:val="C00000"/>
+              </w:rPr>
+            </w:pPr>
+            <w:r>
+              <w:rPr>
+                <w:b/>
+                <w:bCs/>
+                <w:color w:val="C00000"/>
+              </w:rPr>
+              <w:t xml:space="preserve">Connectivity </w:t>
+            </w:r>
+          </w:p>
+        </w:tc>
+      </w:tr>
+      <w:tr>
+        <w:tc>
+          <w:tcPr>
+            <w:tcW w:w="532" w:type="pct"/>
+            <w:shd w:val="clear" w:color="auto" w:fill="E7E6E6" w:themeFill="background2"/>
+          </w:tcPr>
+          <w:p>
+            <w:r>
+              <w:t>14</w:t>
+            </w:r>
+          </w:p>
+        </w:tc>
+        <w:tc>
+          <w:tcPr>
+            <w:tcW w:w="4468" w:type="pct"/>
+            <w:shd w:val="clear" w:color="auto" w:fill="E7E6E6" w:themeFill="background2"/>
+          </w:tcPr>
+          <w:p>
+            <w:r>
+              <w:t xml:space="preserve">2-Connected Graphs and Subgraphs </w:t>
+            </w:r>
+          </w:p>
+        </w:tc>
+      </w:tr>
+      <w:tr>
+        <w:tc>
+          <w:tcPr>
+            <w:tcW w:w="532" w:type="pct"/>
+            <w:shd w:val="clear" w:color="auto" w:fill="E7E6E6" w:themeFill="background2"/>
+          </w:tcPr>
+          <w:p>
+            <w:r>
+              <w:t>15</w:t>
+            </w:r>
+          </w:p>
+        </w:tc>
+        <w:tc>
+          <w:tcPr>
+            <w:tcW w:w="4468" w:type="pct"/>
+            <w:shd w:val="clear" w:color="auto" w:fill="E7E6E6" w:themeFill="background2"/>
+          </w:tcPr>
+          <w:p>
+            <w:r>
+              <w:t xml:space="preserve">The Structure of 3-Connected Graphs </w:t>
+            </w:r>
+          </w:p>
+        </w:tc>
+      </w:tr>
+      <w:tr>
+        <w:tc>
+          <w:tcPr>
+            <w:tcW w:w="532" w:type="pct"/>
+            <w:shd w:val="clear" w:color="auto" w:fill="E7E6E6" w:themeFill="background2"/>
+          </w:tcPr>
+          <w:p>
+            <w:r>
+              <w:t>16</w:t>
+            </w:r>
+          </w:p>
+        </w:tc>
+        <w:tc>
+          <w:tcPr>
+            <w:tcW w:w="4468" w:type="pct"/>
+            <w:shd w:val="clear" w:color="auto" w:fill="E7E6E6" w:themeFill="background2"/>
+          </w:tcPr>
+          <w:p>
+            <w:r>
+              <w:t>Menger’s Theorem</w:t>
+            </w:r>
+          </w:p>
+        </w:tc>
+      </w:tr>
+      <w:tr>
+        <w:tc>
+          <w:tcPr>
+            <w:tcW w:w="532" w:type="pct"/>
+            <w:shd w:val="clear" w:color="auto" w:fill="E7E6E6" w:themeFill="background2"/>
+          </w:tcPr>
+          <w:p>
+            <w:r>
+              <w:t>17</w:t>
+            </w:r>
+          </w:p>
+        </w:tc>
+        <w:tc>
+          <w:tcPr>
+            <w:tcW w:w="4468" w:type="pct"/>
+            <w:shd w:val="clear" w:color="auto" w:fill="E7E6E6" w:themeFill="background2"/>
+          </w:tcPr>
+          <w:p>
+            <w:r>
+              <w:t xml:space="preserve">Mader’s Theorem </w:t>
+            </w:r>
+          </w:p>
+        </w:tc>
+      </w:tr>
+      <w:tr>
+        <w:tc>
+          <w:tcPr>
+            <w:tcW w:w="532" w:type="pct"/>
+            <w:shd w:val="clear" w:color="auto" w:fill="E7E6E6" w:themeFill="background2"/>
+          </w:tcPr>
+          <w:p>
+            <w:r>
+              <w:t>18</w:t>
+            </w:r>
+          </w:p>
+        </w:tc>
+        <w:tc>
+          <w:tcPr>
+            <w:tcW w:w="4468" w:type="pct"/>
+            <w:shd w:val="clear" w:color="auto" w:fill="E7E6E6" w:themeFill="background2"/>
+          </w:tcPr>
+          <w:p>
+            <w:r>
+              <w:t xml:space="preserve">Edge-Disjoint Spanning Trees </w:t>
+            </w:r>
+          </w:p>
+        </w:tc>
+      </w:tr>
+      <w:tr>
+        <w:tc>
+          <w:tcPr>
+            <w:tcW w:w="532" w:type="pct"/>
+            <w:shd w:val="clear" w:color="auto" w:fill="E7E6E6" w:themeFill="background2"/>
+          </w:tcPr>
+          <w:p>
+            <w:r>
+              <w:t>19</w:t>
+            </w:r>
+          </w:p>
+        </w:tc>
+        <w:tc>
+          <w:tcPr>
+            <w:tcW w:w="4468" w:type="pct"/>
+            <w:shd w:val="clear" w:color="auto" w:fill="E7E6E6" w:themeFill="background2"/>
+          </w:tcPr>
+          <w:p>
+            <w:r>
+              <w:t xml:space="preserve">Paths Between Given Pairs of Vertices </w:t>
+            </w:r>
+          </w:p>
+        </w:tc>
+      </w:tr>
+      <w:tr>
+        <w:tc>
+          <w:tcPr>
+            <w:tcW w:w="532" w:type="pct"/>
+            <w:shd w:val="clear" w:color="auto" w:fill="E7E6E6" w:themeFill="background2"/>
+          </w:tcPr>
+          <w:p/>
+        </w:tc>
+        <w:tc>
+          <w:tcPr>
+            <w:tcW w:w="4468" w:type="pct"/>
+            <w:shd w:val="clear" w:color="auto" w:fill="E7E6E6" w:themeFill="background2"/>
+          </w:tcPr>
+          <w:p>
+            <w:r>
+              <w:t xml:space="preserve">Exercise </w:t>
+            </w:r>
+          </w:p>
+        </w:tc>
+      </w:tr>
+      <w:tr>
+        <w:tc>
+          <w:tcPr>
+            <w:tcW w:w="532" w:type="pct"/>
+            <w:shd w:val="clear" w:color="auto" w:fill="E7E6E6" w:themeFill="background2"/>
+          </w:tcPr>
+          <w:p>
+            <w:pPr>
+              <w:rPr>
+                <w:b/>
+                <w:bCs/>
+                <w:color w:val="C00000"/>
+              </w:rPr>
+            </w:pPr>
+          </w:p>
+        </w:tc>
+        <w:tc>
+          <w:tcPr>
+            <w:tcW w:w="4468" w:type="pct"/>
+            <w:shd w:val="clear" w:color="auto" w:fill="E7E6E6" w:themeFill="background2"/>
+          </w:tcPr>
+          <w:p>
+            <w:pPr>
+              <w:rPr>
+                <w:b/>
+                <w:bCs/>
+                <w:color w:val="C00000"/>
+              </w:rPr>
+            </w:pPr>
+            <w:r>
+              <w:rPr>
+                <w:b/>
+                <w:bCs/>
+                <w:color w:val="C00000"/>
+              </w:rPr>
+              <w:t xml:space="preserve">Planar Graphs </w:t>
+            </w:r>
+          </w:p>
+        </w:tc>
+      </w:tr>
+      <w:tr>
+        <w:tc>
+          <w:tcPr>
+            <w:tcW w:w="532" w:type="pct"/>
+            <w:shd w:val="clear" w:color="auto" w:fill="E7E6E6" w:themeFill="background2"/>
+          </w:tcPr>
+          <w:p>
+            <w:r>
+              <w:t>20</w:t>
+            </w:r>
+          </w:p>
+        </w:tc>
+        <w:tc>
+          <w:tcPr>
+            <w:tcW w:w="4468" w:type="pct"/>
+            <w:shd w:val="clear" w:color="auto" w:fill="E7E6E6" w:themeFill="background2"/>
+          </w:tcPr>
+          <w:p>
+            <w:r>
+              <w:t xml:space="preserve">Topological Prerequisites </w:t>
+            </w:r>
+          </w:p>
+        </w:tc>
+      </w:tr>
+      <w:tr>
+        <w:tc>
+          <w:tcPr>
+            <w:tcW w:w="532" w:type="pct"/>
+            <w:shd w:val="clear" w:color="auto" w:fill="E7E6E6" w:themeFill="background2"/>
+          </w:tcPr>
+          <w:p>
+            <w:r>
+              <w:t>21</w:t>
+            </w:r>
+          </w:p>
+        </w:tc>
+        <w:tc>
+          <w:tcPr>
+            <w:tcW w:w="4468" w:type="pct"/>
+            <w:shd w:val="clear" w:color="auto" w:fill="E7E6E6" w:themeFill="background2"/>
+          </w:tcPr>
+          <w:p>
+            <w:r>
+              <w:t xml:space="preserve">Plan Graphs </w:t>
+            </w:r>
+          </w:p>
+        </w:tc>
+      </w:tr>
+      <w:tr>
+        <w:tc>
+          <w:tcPr>
+            <w:tcW w:w="532" w:type="pct"/>
+            <w:shd w:val="clear" w:color="auto" w:fill="E7E6E6" w:themeFill="background2"/>
+          </w:tcPr>
+          <w:p>
+            <w:r>
+              <w:t>22</w:t>
+            </w:r>
+          </w:p>
+        </w:tc>
+        <w:tc>
+          <w:tcPr>
+            <w:tcW w:w="4468" w:type="pct"/>
+            <w:shd w:val="clear" w:color="auto" w:fill="E7E6E6" w:themeFill="background2"/>
+          </w:tcPr>
+          <w:p>
+            <w:r>
+              <w:t xml:space="preserve">Drawings </w:t>
+            </w:r>
+          </w:p>
+        </w:tc>
+      </w:tr>
+      <w:tr>
+        <w:tc>
+          <w:tcPr>
+            <w:tcW w:w="532" w:type="pct"/>
+            <w:shd w:val="clear" w:color="auto" w:fill="E7E6E6" w:themeFill="background2"/>
+          </w:tcPr>
+          <w:p>
+            <w:r>
+              <w:t>23</w:t>
+            </w:r>
+          </w:p>
+        </w:tc>
+        <w:tc>
+          <w:tcPr>
+            <w:tcW w:w="4468" w:type="pct"/>
+            <w:shd w:val="clear" w:color="auto" w:fill="E7E6E6" w:themeFill="background2"/>
+          </w:tcPr>
+          <w:p>
+            <w:r>
+              <w:t xml:space="preserve">Planar Graphs: </w:t>
             </w:r>
             <w:proofErr w:type="spellStart"/>
             <w:r>
-              <w:t>Triangularization</w:t>
+              <w:t>Kuratowski’s</w:t>
             </w:r>
             <w:proofErr w:type="spellEnd"/>
             <w:r>
-              <w:t xml:space="preserve"> Algorithm</w:t>
-            </w:r>
-          </w:p>
-        </w:tc>
-      </w:tr>
-      <w:tr>
-        <w:tc>
-          <w:tcPr>
-            <w:tcW w:w="532" w:type="pct"/>
-            <w:shd w:val="clear" w:color="auto" w:fill="E7E6E6" w:themeFill="background2"/>
-          </w:tcPr>
-          <w:p>
-            <w:r>
-              <w:t>152</w:t>
-            </w:r>
-          </w:p>
-        </w:tc>
-        <w:tc>
-          <w:tcPr>
-            <w:tcW w:w="4468" w:type="pct"/>
-            <w:shd w:val="clear" w:color="auto" w:fill="E7E6E6" w:themeFill="background2"/>
-          </w:tcPr>
-          <w:p>
-            <w:r>
-              <w:t xml:space="preserve">Successive Over Relaxation (SOR) (Iterative Technique) </w:t>
-            </w:r>
-          </w:p>
-        </w:tc>
-      </w:tr>
-      <w:tr>
-        <w:tc>
-          <w:tcPr>
-            <w:tcW w:w="532" w:type="pct"/>
-            <w:shd w:val="clear" w:color="auto" w:fill="E7E6E6" w:themeFill="background2"/>
-          </w:tcPr>
-          <w:p>
-            <w:r>
-              <w:t>153</w:t>
-            </w:r>
-          </w:p>
-        </w:tc>
-        <w:tc>
-          <w:tcPr>
-            <w:tcW w:w="4468" w:type="pct"/>
-            <w:shd w:val="clear" w:color="auto" w:fill="E7E6E6" w:themeFill="background2"/>
-          </w:tcPr>
-          <w:p>
-            <w:r>
-              <w:t xml:space="preserve">Problems </w:t>
-            </w:r>
-          </w:p>
-        </w:tc>
-      </w:tr>
-      <w:tr>
-        <w:tc>
-          <w:tcPr>
-            <w:tcW w:w="532" w:type="pct"/>
-            <w:shd w:val="clear" w:color="auto" w:fill="E7E6E6" w:themeFill="background2"/>
-          </w:tcPr>
-          <w:p/>
-        </w:tc>
-        <w:tc>
-          <w:tcPr>
-            <w:tcW w:w="4468" w:type="pct"/>
+              <w:t xml:space="preserve"> Theorem</w:t>
+            </w:r>
+          </w:p>
+        </w:tc>
+      </w:tr>
+      <w:tr>
+        <w:tc>
+          <w:tcPr>
+            <w:tcW w:w="532" w:type="pct"/>
+            <w:shd w:val="clear" w:color="auto" w:fill="E7E6E6" w:themeFill="background2"/>
+          </w:tcPr>
+          <w:p>
+            <w:r>
+              <w:t>24</w:t>
+            </w:r>
+          </w:p>
+        </w:tc>
+        <w:tc>
+          <w:tcPr>
+            <w:tcW w:w="4468" w:type="pct"/>
+            <w:shd w:val="clear" w:color="auto" w:fill="E7E6E6" w:themeFill="background2"/>
+          </w:tcPr>
+          <w:p>
+            <w:r>
+              <w:t xml:space="preserve">Algebraic Planarity Criteria </w:t>
+            </w:r>
+          </w:p>
+        </w:tc>
+      </w:tr>
+      <w:tr>
+        <w:tc>
+          <w:tcPr>
+            <w:tcW w:w="532" w:type="pct"/>
+            <w:shd w:val="clear" w:color="auto" w:fill="E7E6E6" w:themeFill="background2"/>
+          </w:tcPr>
+          <w:p>
+            <w:r>
+              <w:t>25</w:t>
+            </w:r>
+          </w:p>
+        </w:tc>
+        <w:tc>
+          <w:tcPr>
+            <w:tcW w:w="4468" w:type="pct"/>
+            <w:shd w:val="clear" w:color="auto" w:fill="E7E6E6" w:themeFill="background2"/>
+          </w:tcPr>
+          <w:p>
+            <w:r>
+              <w:t xml:space="preserve">Plane Duality </w:t>
+            </w:r>
+          </w:p>
+        </w:tc>
+      </w:tr>
+      <w:tr>
+        <w:tc>
+          <w:tcPr>
+            <w:tcW w:w="532" w:type="pct"/>
+            <w:shd w:val="clear" w:color="auto" w:fill="E7E6E6" w:themeFill="background2"/>
+          </w:tcPr>
+          <w:p/>
+        </w:tc>
+        <w:tc>
+          <w:tcPr>
+            <w:tcW w:w="4468" w:type="pct"/>
+            <w:shd w:val="clear" w:color="auto" w:fill="E7E6E6" w:themeFill="background2"/>
+          </w:tcPr>
+          <w:p>
+            <w:r>
+              <w:t xml:space="preserve">Exercise </w:t>
+            </w:r>
+          </w:p>
+        </w:tc>
+      </w:tr>
+      <w:tr>
+        <w:tc>
+          <w:tcPr>
+            <w:tcW w:w="532" w:type="pct"/>
             <w:shd w:val="clear" w:color="auto" w:fill="E7E6E6" w:themeFill="background2"/>
           </w:tcPr>
           <w:p>
@@ -32625,70 +31226,1312 @@
                 <w:color w:val="C00000"/>
               </w:rPr>
             </w:pPr>
-            <w:r>
-              <w:rPr>
-                <w:b/>
-                <w:bCs/>
-                <w:color w:val="C00000"/>
-              </w:rPr>
-              <w:t xml:space="preserve">Solving Partial Differential Equations Using Finite Difference Method </w:t>
-            </w:r>
-          </w:p>
-        </w:tc>
-      </w:tr>
-      <w:tr>
-        <w:tc>
-          <w:tcPr>
-            <w:tcW w:w="532" w:type="pct"/>
-            <w:shd w:val="clear" w:color="auto" w:fill="E7E6E6" w:themeFill="background2"/>
-          </w:tcPr>
-          <w:p>
-            <w:r>
-              <w:t>254</w:t>
-            </w:r>
-          </w:p>
-        </w:tc>
-        <w:tc>
-          <w:tcPr>
-            <w:tcW w:w="4468" w:type="pct"/>
-            <w:shd w:val="clear" w:color="auto" w:fill="E7E6E6" w:themeFill="background2"/>
-          </w:tcPr>
-          <w:p>
-            <w:r>
-              <w:t xml:space="preserve">Introduction </w:t>
-            </w:r>
-          </w:p>
-        </w:tc>
-      </w:tr>
-      <w:tr>
-        <w:tc>
-          <w:tcPr>
-            <w:tcW w:w="532" w:type="pct"/>
-            <w:shd w:val="clear" w:color="auto" w:fill="E7E6E6" w:themeFill="background2"/>
-          </w:tcPr>
-          <w:p>
-            <w:r>
-              <w:t>255</w:t>
-            </w:r>
-          </w:p>
-        </w:tc>
-        <w:tc>
-          <w:tcPr>
-            <w:tcW w:w="4468" w:type="pct"/>
-            <w:shd w:val="clear" w:color="auto" w:fill="E7E6E6" w:themeFill="background2"/>
-          </w:tcPr>
-          <w:p>
-            <w:r>
-              <w:t xml:space="preserve">FDM for 1-D Systems </w:t>
+          </w:p>
+        </w:tc>
+        <w:tc>
+          <w:tcPr>
+            <w:tcW w:w="4468" w:type="pct"/>
+            <w:shd w:val="clear" w:color="auto" w:fill="E7E6E6" w:themeFill="background2"/>
+          </w:tcPr>
+          <w:p>
+            <w:pPr>
+              <w:rPr>
+                <w:b/>
+                <w:bCs/>
+                <w:color w:val="C00000"/>
+              </w:rPr>
+            </w:pPr>
+            <w:proofErr w:type="spellStart"/>
+            <w:r>
+              <w:rPr>
+                <w:b/>
+                <w:bCs/>
+                <w:color w:val="C00000"/>
+              </w:rPr>
+              <w:t>Colouring</w:t>
+            </w:r>
+            <w:proofErr w:type="spellEnd"/>
+            <w:r>
+              <w:rPr>
+                <w:b/>
+                <w:bCs/>
+                <w:color w:val="C00000"/>
+              </w:rPr>
+              <w:t xml:space="preserve"> </w:t>
+            </w:r>
+          </w:p>
+        </w:tc>
+      </w:tr>
+      <w:tr>
+        <w:tc>
+          <w:tcPr>
+            <w:tcW w:w="532" w:type="pct"/>
+            <w:shd w:val="clear" w:color="auto" w:fill="E7E6E6" w:themeFill="background2"/>
+          </w:tcPr>
+          <w:p>
+            <w:r>
+              <w:t>26</w:t>
+            </w:r>
+          </w:p>
+        </w:tc>
+        <w:tc>
+          <w:tcPr>
+            <w:tcW w:w="4468" w:type="pct"/>
+            <w:shd w:val="clear" w:color="auto" w:fill="E7E6E6" w:themeFill="background2"/>
+          </w:tcPr>
+          <w:p>
+            <w:proofErr w:type="spellStart"/>
+            <w:r>
+              <w:t>Colouring</w:t>
+            </w:r>
+            <w:proofErr w:type="spellEnd"/>
+            <w:r>
+              <w:t xml:space="preserve"> Maps and Planar Graphs </w:t>
+            </w:r>
+          </w:p>
+        </w:tc>
+      </w:tr>
+      <w:tr>
+        <w:tc>
+          <w:tcPr>
+            <w:tcW w:w="532" w:type="pct"/>
+            <w:shd w:val="clear" w:color="auto" w:fill="E7E6E6" w:themeFill="background2"/>
+          </w:tcPr>
+          <w:p>
+            <w:r>
+              <w:t>27</w:t>
+            </w:r>
+          </w:p>
+        </w:tc>
+        <w:tc>
+          <w:tcPr>
+            <w:tcW w:w="4468" w:type="pct"/>
+            <w:shd w:val="clear" w:color="auto" w:fill="E7E6E6" w:themeFill="background2"/>
+          </w:tcPr>
+          <w:p>
+            <w:proofErr w:type="spellStart"/>
+            <w:r>
+              <w:t>Colouirng</w:t>
+            </w:r>
+            <w:proofErr w:type="spellEnd"/>
+            <w:r>
+              <w:t xml:space="preserve"> Vertices </w:t>
+            </w:r>
+          </w:p>
+        </w:tc>
+      </w:tr>
+      <w:tr>
+        <w:tc>
+          <w:tcPr>
+            <w:tcW w:w="532" w:type="pct"/>
+            <w:shd w:val="clear" w:color="auto" w:fill="E7E6E6" w:themeFill="background2"/>
+          </w:tcPr>
+          <w:p>
+            <w:r>
+              <w:t>28</w:t>
+            </w:r>
+          </w:p>
+        </w:tc>
+        <w:tc>
+          <w:tcPr>
+            <w:tcW w:w="4468" w:type="pct"/>
+            <w:shd w:val="clear" w:color="auto" w:fill="E7E6E6" w:themeFill="background2"/>
+          </w:tcPr>
+          <w:p>
+            <w:proofErr w:type="spellStart"/>
+            <w:r>
+              <w:t>Colouring</w:t>
+            </w:r>
+            <w:proofErr w:type="spellEnd"/>
+            <w:r>
+              <w:t xml:space="preserve"> Edges</w:t>
+            </w:r>
+          </w:p>
+        </w:tc>
+      </w:tr>
+      <w:tr>
+        <w:tc>
+          <w:tcPr>
+            <w:tcW w:w="532" w:type="pct"/>
+            <w:shd w:val="clear" w:color="auto" w:fill="E7E6E6" w:themeFill="background2"/>
+          </w:tcPr>
+          <w:p>
+            <w:r>
+              <w:t>29</w:t>
+            </w:r>
+          </w:p>
+        </w:tc>
+        <w:tc>
+          <w:tcPr>
+            <w:tcW w:w="4468" w:type="pct"/>
+            <w:shd w:val="clear" w:color="auto" w:fill="E7E6E6" w:themeFill="background2"/>
+          </w:tcPr>
+          <w:p>
+            <w:r>
+              <w:t xml:space="preserve">List </w:t>
+            </w:r>
+            <w:proofErr w:type="spellStart"/>
+            <w:r>
+              <w:t>Colouring</w:t>
+            </w:r>
+            <w:proofErr w:type="spellEnd"/>
+            <w:r>
+              <w:t xml:space="preserve"> </w:t>
+            </w:r>
+          </w:p>
+        </w:tc>
+      </w:tr>
+      <w:tr>
+        <w:tc>
+          <w:tcPr>
+            <w:tcW w:w="532" w:type="pct"/>
+            <w:shd w:val="clear" w:color="auto" w:fill="E7E6E6" w:themeFill="background2"/>
+          </w:tcPr>
+          <w:p>
+            <w:r>
+              <w:t>30</w:t>
+            </w:r>
+          </w:p>
+        </w:tc>
+        <w:tc>
+          <w:tcPr>
+            <w:tcW w:w="4468" w:type="pct"/>
+            <w:shd w:val="clear" w:color="auto" w:fill="E7E6E6" w:themeFill="background2"/>
+          </w:tcPr>
+          <w:p>
+            <w:r>
+              <w:t xml:space="preserve">Perfect Graphs </w:t>
+            </w:r>
+          </w:p>
+        </w:tc>
+      </w:tr>
+      <w:tr>
+        <w:tc>
+          <w:tcPr>
+            <w:tcW w:w="532" w:type="pct"/>
+            <w:shd w:val="clear" w:color="auto" w:fill="E7E6E6" w:themeFill="background2"/>
+          </w:tcPr>
+          <w:p/>
+        </w:tc>
+        <w:tc>
+          <w:tcPr>
+            <w:tcW w:w="4468" w:type="pct"/>
+            <w:shd w:val="clear" w:color="auto" w:fill="E7E6E6" w:themeFill="background2"/>
+          </w:tcPr>
+          <w:p>
+            <w:r>
+              <w:t>Exercises</w:t>
+            </w:r>
+          </w:p>
+        </w:tc>
+      </w:tr>
+      <w:tr>
+        <w:tc>
+          <w:tcPr>
+            <w:tcW w:w="532" w:type="pct"/>
+            <w:shd w:val="clear" w:color="auto" w:fill="E7E6E6" w:themeFill="background2"/>
+          </w:tcPr>
+          <w:p>
+            <w:pPr>
+              <w:rPr>
+                <w:b/>
+                <w:bCs/>
+                <w:color w:val="C00000"/>
+              </w:rPr>
+            </w:pPr>
+          </w:p>
+        </w:tc>
+        <w:tc>
+          <w:tcPr>
+            <w:tcW w:w="4468" w:type="pct"/>
+            <w:shd w:val="clear" w:color="auto" w:fill="E7E6E6" w:themeFill="background2"/>
+          </w:tcPr>
+          <w:p>
+            <w:pPr>
+              <w:rPr>
+                <w:b/>
+                <w:bCs/>
+                <w:color w:val="C00000"/>
+              </w:rPr>
+            </w:pPr>
+            <w:r>
+              <w:rPr>
+                <w:b/>
+                <w:bCs/>
+                <w:color w:val="C00000"/>
+              </w:rPr>
+              <w:t xml:space="preserve">Flows </w:t>
+            </w:r>
+          </w:p>
+        </w:tc>
+      </w:tr>
+      <w:tr>
+        <w:tc>
+          <w:tcPr>
+            <w:tcW w:w="532" w:type="pct"/>
+            <w:shd w:val="clear" w:color="auto" w:fill="E7E6E6" w:themeFill="background2"/>
+          </w:tcPr>
+          <w:p>
+            <w:r>
+              <w:t>31</w:t>
+            </w:r>
+          </w:p>
+        </w:tc>
+        <w:tc>
+          <w:tcPr>
+            <w:tcW w:w="4468" w:type="pct"/>
+            <w:shd w:val="clear" w:color="auto" w:fill="E7E6E6" w:themeFill="background2"/>
+          </w:tcPr>
+          <w:p>
+            <w:r>
+              <w:t xml:space="preserve">Circulations </w:t>
+            </w:r>
+          </w:p>
+        </w:tc>
+      </w:tr>
+      <w:tr>
+        <w:tc>
+          <w:tcPr>
+            <w:tcW w:w="532" w:type="pct"/>
+            <w:shd w:val="clear" w:color="auto" w:fill="E7E6E6" w:themeFill="background2"/>
+          </w:tcPr>
+          <w:p>
+            <w:r>
+              <w:t>32</w:t>
+            </w:r>
+          </w:p>
+        </w:tc>
+        <w:tc>
+          <w:tcPr>
+            <w:tcW w:w="4468" w:type="pct"/>
+            <w:shd w:val="clear" w:color="auto" w:fill="E7E6E6" w:themeFill="background2"/>
+          </w:tcPr>
+          <w:p>
+            <w:r>
+              <w:t xml:space="preserve">Flows in Networks </w:t>
+            </w:r>
+          </w:p>
+        </w:tc>
+      </w:tr>
+      <w:tr>
+        <w:tc>
+          <w:tcPr>
+            <w:tcW w:w="532" w:type="pct"/>
+            <w:shd w:val="clear" w:color="auto" w:fill="E7E6E6" w:themeFill="background2"/>
+          </w:tcPr>
+          <w:p>
+            <w:r>
+              <w:t>33</w:t>
+            </w:r>
+          </w:p>
+        </w:tc>
+        <w:tc>
+          <w:tcPr>
+            <w:tcW w:w="4468" w:type="pct"/>
+            <w:shd w:val="clear" w:color="auto" w:fill="E7E6E6" w:themeFill="background2"/>
+          </w:tcPr>
+          <w:p>
+            <w:r>
+              <w:t xml:space="preserve">Group-Valued Flows </w:t>
+            </w:r>
+          </w:p>
+        </w:tc>
+      </w:tr>
+      <w:tr>
+        <w:tc>
+          <w:tcPr>
+            <w:tcW w:w="532" w:type="pct"/>
+            <w:shd w:val="clear" w:color="auto" w:fill="E7E6E6" w:themeFill="background2"/>
+          </w:tcPr>
+          <w:p>
+            <w:r>
+              <w:t>34</w:t>
+            </w:r>
+          </w:p>
+        </w:tc>
+        <w:tc>
+          <w:tcPr>
+            <w:tcW w:w="4468" w:type="pct"/>
+            <w:shd w:val="clear" w:color="auto" w:fill="E7E6E6" w:themeFill="background2"/>
+          </w:tcPr>
+          <w:p>
+            <w:r>
+              <w:t>k-Flows for Small k</w:t>
+            </w:r>
+          </w:p>
+        </w:tc>
+      </w:tr>
+      <w:tr>
+        <w:tc>
+          <w:tcPr>
+            <w:tcW w:w="532" w:type="pct"/>
+            <w:shd w:val="clear" w:color="auto" w:fill="E7E6E6" w:themeFill="background2"/>
+          </w:tcPr>
+          <w:p>
+            <w:r>
+              <w:t>35</w:t>
+            </w:r>
+          </w:p>
+        </w:tc>
+        <w:tc>
+          <w:tcPr>
+            <w:tcW w:w="4468" w:type="pct"/>
+            <w:shd w:val="clear" w:color="auto" w:fill="E7E6E6" w:themeFill="background2"/>
+          </w:tcPr>
+          <w:p>
+            <w:r>
+              <w:t>Flow-</w:t>
+            </w:r>
+            <w:proofErr w:type="spellStart"/>
+            <w:r>
+              <w:t>Colouring</w:t>
+            </w:r>
+            <w:proofErr w:type="spellEnd"/>
+            <w:r>
+              <w:t xml:space="preserve"> Duality </w:t>
+            </w:r>
+          </w:p>
+        </w:tc>
+      </w:tr>
+      <w:tr>
+        <w:tc>
+          <w:tcPr>
+            <w:tcW w:w="532" w:type="pct"/>
+            <w:shd w:val="clear" w:color="auto" w:fill="E7E6E6" w:themeFill="background2"/>
+          </w:tcPr>
+          <w:p>
+            <w:r>
+              <w:t>36</w:t>
+            </w:r>
+          </w:p>
+        </w:tc>
+        <w:tc>
+          <w:tcPr>
+            <w:tcW w:w="4468" w:type="pct"/>
+            <w:shd w:val="clear" w:color="auto" w:fill="E7E6E6" w:themeFill="background2"/>
+          </w:tcPr>
+          <w:p>
+            <w:r>
+              <w:t xml:space="preserve">Tutte’s Flow Conjectures </w:t>
+            </w:r>
+          </w:p>
+        </w:tc>
+      </w:tr>
+      <w:tr>
+        <w:tc>
+          <w:tcPr>
+            <w:tcW w:w="532" w:type="pct"/>
+            <w:shd w:val="clear" w:color="auto" w:fill="E7E6E6" w:themeFill="background2"/>
+          </w:tcPr>
+          <w:p/>
+        </w:tc>
+        <w:tc>
+          <w:tcPr>
+            <w:tcW w:w="4468" w:type="pct"/>
+            <w:shd w:val="clear" w:color="auto" w:fill="E7E6E6" w:themeFill="background2"/>
+          </w:tcPr>
+          <w:p>
+            <w:r>
+              <w:t>Exercises</w:t>
+            </w:r>
+          </w:p>
+        </w:tc>
+      </w:tr>
+      <w:tr>
+        <w:tc>
+          <w:tcPr>
+            <w:tcW w:w="532" w:type="pct"/>
+            <w:shd w:val="clear" w:color="auto" w:fill="E7E6E6" w:themeFill="background2"/>
+          </w:tcPr>
+          <w:p>
+            <w:pPr>
+              <w:rPr>
+                <w:b/>
+                <w:bCs/>
+                <w:color w:val="C00000"/>
+              </w:rPr>
+            </w:pPr>
+          </w:p>
+        </w:tc>
+        <w:tc>
+          <w:tcPr>
+            <w:tcW w:w="4468" w:type="pct"/>
+            <w:shd w:val="clear" w:color="auto" w:fill="E7E6E6" w:themeFill="background2"/>
+          </w:tcPr>
+          <w:p>
+            <w:pPr>
+              <w:rPr>
+                <w:b/>
+                <w:bCs/>
+                <w:color w:val="C00000"/>
+              </w:rPr>
+            </w:pPr>
+            <w:r>
+              <w:rPr>
+                <w:b/>
+                <w:bCs/>
+                <w:color w:val="C00000"/>
+              </w:rPr>
+              <w:t xml:space="preserve">Substructures in Dense Graphs </w:t>
+            </w:r>
+          </w:p>
+        </w:tc>
+      </w:tr>
+      <w:tr>
+        <w:tc>
+          <w:tcPr>
+            <w:tcW w:w="532" w:type="pct"/>
+            <w:shd w:val="clear" w:color="auto" w:fill="E7E6E6" w:themeFill="background2"/>
+          </w:tcPr>
+          <w:p>
+            <w:r>
+              <w:t>37</w:t>
+            </w:r>
+          </w:p>
+        </w:tc>
+        <w:tc>
+          <w:tcPr>
+            <w:tcW w:w="4468" w:type="pct"/>
+            <w:shd w:val="clear" w:color="auto" w:fill="E7E6E6" w:themeFill="background2"/>
+          </w:tcPr>
+          <w:p>
+            <w:r>
+              <w:t>Subgraphs</w:t>
+            </w:r>
+          </w:p>
+        </w:tc>
+      </w:tr>
+      <w:tr>
+        <w:tc>
+          <w:tcPr>
+            <w:tcW w:w="532" w:type="pct"/>
+            <w:shd w:val="clear" w:color="auto" w:fill="E7E6E6" w:themeFill="background2"/>
+          </w:tcPr>
+          <w:p>
+            <w:r>
+              <w:t>38</w:t>
+            </w:r>
+          </w:p>
+        </w:tc>
+        <w:tc>
+          <w:tcPr>
+            <w:tcW w:w="4468" w:type="pct"/>
+            <w:shd w:val="clear" w:color="auto" w:fill="E7E6E6" w:themeFill="background2"/>
+          </w:tcPr>
+          <w:p>
+            <w:proofErr w:type="spellStart"/>
+            <w:r>
+              <w:t>Szemeredi’s</w:t>
+            </w:r>
+            <w:proofErr w:type="spellEnd"/>
+            <w:r>
+              <w:t xml:space="preserve"> Regularity Lemma </w:t>
+            </w:r>
+          </w:p>
+        </w:tc>
+      </w:tr>
+      <w:tr>
+        <w:tc>
+          <w:tcPr>
+            <w:tcW w:w="532" w:type="pct"/>
+            <w:shd w:val="clear" w:color="auto" w:fill="E7E6E6" w:themeFill="background2"/>
+          </w:tcPr>
+          <w:p>
+            <w:r>
+              <w:t>39</w:t>
+            </w:r>
+          </w:p>
+        </w:tc>
+        <w:tc>
+          <w:tcPr>
+            <w:tcW w:w="4468" w:type="pct"/>
+            <w:shd w:val="clear" w:color="auto" w:fill="E7E6E6" w:themeFill="background2"/>
+          </w:tcPr>
+          <w:p>
+            <w:r>
+              <w:t xml:space="preserve">Applying the Regularity Lemma </w:t>
+            </w:r>
+          </w:p>
+        </w:tc>
+      </w:tr>
+      <w:tr>
+        <w:tc>
+          <w:tcPr>
+            <w:tcW w:w="532" w:type="pct"/>
+            <w:shd w:val="clear" w:color="auto" w:fill="E7E6E6" w:themeFill="background2"/>
+          </w:tcPr>
+          <w:p/>
+        </w:tc>
+        <w:tc>
+          <w:tcPr>
+            <w:tcW w:w="4468" w:type="pct"/>
+            <w:shd w:val="clear" w:color="auto" w:fill="E7E6E6" w:themeFill="background2"/>
+          </w:tcPr>
+          <w:p>
+            <w:r>
+              <w:t xml:space="preserve">Exercises </w:t>
+            </w:r>
+          </w:p>
+        </w:tc>
+      </w:tr>
+      <w:tr>
+        <w:tc>
+          <w:tcPr>
+            <w:tcW w:w="532" w:type="pct"/>
+            <w:shd w:val="clear" w:color="auto" w:fill="E7E6E6" w:themeFill="background2"/>
+          </w:tcPr>
+          <w:p>
+            <w:pPr>
+              <w:rPr>
+                <w:b/>
+                <w:bCs/>
+                <w:color w:val="C00000"/>
+              </w:rPr>
+            </w:pPr>
+          </w:p>
+        </w:tc>
+        <w:tc>
+          <w:tcPr>
+            <w:tcW w:w="4468" w:type="pct"/>
+            <w:shd w:val="clear" w:color="auto" w:fill="E7E6E6" w:themeFill="background2"/>
+          </w:tcPr>
+          <w:p>
+            <w:pPr>
+              <w:rPr>
+                <w:b/>
+                <w:bCs/>
+                <w:color w:val="C00000"/>
+              </w:rPr>
+            </w:pPr>
+            <w:r>
+              <w:rPr>
+                <w:b/>
+                <w:bCs/>
+                <w:color w:val="C00000"/>
+              </w:rPr>
+              <w:t xml:space="preserve">Substructures in Sparse Graphs </w:t>
+            </w:r>
+          </w:p>
+        </w:tc>
+      </w:tr>
+      <w:tr>
+        <w:tc>
+          <w:tcPr>
+            <w:tcW w:w="532" w:type="pct"/>
+            <w:shd w:val="clear" w:color="auto" w:fill="E7E6E6" w:themeFill="background2"/>
+          </w:tcPr>
+          <w:p>
+            <w:r>
+              <w:t>40</w:t>
+            </w:r>
+          </w:p>
+        </w:tc>
+        <w:tc>
+          <w:tcPr>
+            <w:tcW w:w="4468" w:type="pct"/>
+            <w:shd w:val="clear" w:color="auto" w:fill="E7E6E6" w:themeFill="background2"/>
+          </w:tcPr>
+          <w:p>
+            <w:r>
+              <w:t xml:space="preserve">Topological Minors </w:t>
+            </w:r>
+          </w:p>
+        </w:tc>
+      </w:tr>
+      <w:tr>
+        <w:tc>
+          <w:tcPr>
+            <w:tcW w:w="532" w:type="pct"/>
+            <w:shd w:val="clear" w:color="auto" w:fill="E7E6E6" w:themeFill="background2"/>
+          </w:tcPr>
+          <w:p>
+            <w:r>
+              <w:t>41</w:t>
+            </w:r>
+          </w:p>
+        </w:tc>
+        <w:tc>
+          <w:tcPr>
+            <w:tcW w:w="4468" w:type="pct"/>
+            <w:shd w:val="clear" w:color="auto" w:fill="E7E6E6" w:themeFill="background2"/>
+          </w:tcPr>
+          <w:p>
+            <w:r>
+              <w:t xml:space="preserve">Minors </w:t>
+            </w:r>
+          </w:p>
+        </w:tc>
+      </w:tr>
+      <w:tr>
+        <w:tc>
+          <w:tcPr>
+            <w:tcW w:w="532" w:type="pct"/>
+            <w:shd w:val="clear" w:color="auto" w:fill="E7E6E6" w:themeFill="background2"/>
+          </w:tcPr>
+          <w:p>
+            <w:r>
+              <w:t>42</w:t>
+            </w:r>
+          </w:p>
+        </w:tc>
+        <w:tc>
+          <w:tcPr>
+            <w:tcW w:w="4468" w:type="pct"/>
+            <w:shd w:val="clear" w:color="auto" w:fill="E7E6E6" w:themeFill="background2"/>
+          </w:tcPr>
+          <w:p>
+            <w:r>
+              <w:t xml:space="preserve">Hadwiger’s Conjecture </w:t>
+            </w:r>
+          </w:p>
+        </w:tc>
+      </w:tr>
+      <w:tr>
+        <w:tc>
+          <w:tcPr>
+            <w:tcW w:w="532" w:type="pct"/>
+            <w:shd w:val="clear" w:color="auto" w:fill="E7E6E6" w:themeFill="background2"/>
+          </w:tcPr>
+          <w:p/>
+        </w:tc>
+        <w:tc>
+          <w:tcPr>
+            <w:tcW w:w="4468" w:type="pct"/>
+            <w:shd w:val="clear" w:color="auto" w:fill="E7E6E6" w:themeFill="background2"/>
+          </w:tcPr>
+          <w:p>
+            <w:r>
+              <w:t xml:space="preserve">Exercises </w:t>
+            </w:r>
+          </w:p>
+        </w:tc>
+      </w:tr>
+      <w:tr>
+        <w:tc>
+          <w:tcPr>
+            <w:tcW w:w="532" w:type="pct"/>
+            <w:shd w:val="clear" w:color="auto" w:fill="E7E6E6" w:themeFill="background2"/>
+          </w:tcPr>
+          <w:p>
+            <w:pPr>
+              <w:rPr>
+                <w:b/>
+                <w:bCs/>
+                <w:color w:val="C00000"/>
+              </w:rPr>
+            </w:pPr>
+          </w:p>
+        </w:tc>
+        <w:tc>
+          <w:tcPr>
+            <w:tcW w:w="4468" w:type="pct"/>
+            <w:shd w:val="clear" w:color="auto" w:fill="E7E6E6" w:themeFill="background2"/>
+          </w:tcPr>
+          <w:p>
+            <w:pPr>
+              <w:rPr>
+                <w:b/>
+                <w:bCs/>
+                <w:color w:val="C00000"/>
+              </w:rPr>
+            </w:pPr>
+            <w:r>
+              <w:rPr>
+                <w:b/>
+                <w:bCs/>
+                <w:color w:val="C00000"/>
+              </w:rPr>
+              <w:t xml:space="preserve">Ramsey Theory for Graphs </w:t>
+            </w:r>
+          </w:p>
+        </w:tc>
+      </w:tr>
+      <w:tr>
+        <w:tc>
+          <w:tcPr>
+            <w:tcW w:w="532" w:type="pct"/>
+            <w:shd w:val="clear" w:color="auto" w:fill="E7E6E6" w:themeFill="background2"/>
+          </w:tcPr>
+          <w:p>
+            <w:r>
+              <w:t>43</w:t>
+            </w:r>
+          </w:p>
+        </w:tc>
+        <w:tc>
+          <w:tcPr>
+            <w:tcW w:w="4468" w:type="pct"/>
+            <w:shd w:val="clear" w:color="auto" w:fill="E7E6E6" w:themeFill="background2"/>
+          </w:tcPr>
+          <w:p>
+            <w:r>
+              <w:t xml:space="preserve">Ramsey’s Original Theorems </w:t>
+            </w:r>
+          </w:p>
+        </w:tc>
+      </w:tr>
+      <w:tr>
+        <w:tc>
+          <w:tcPr>
+            <w:tcW w:w="532" w:type="pct"/>
+            <w:shd w:val="clear" w:color="auto" w:fill="E7E6E6" w:themeFill="background2"/>
+          </w:tcPr>
+          <w:p>
+            <w:r>
+              <w:t>44</w:t>
+            </w:r>
+          </w:p>
+        </w:tc>
+        <w:tc>
+          <w:tcPr>
+            <w:tcW w:w="4468" w:type="pct"/>
+            <w:shd w:val="clear" w:color="auto" w:fill="E7E6E6" w:themeFill="background2"/>
+          </w:tcPr>
+          <w:p>
+            <w:r>
+              <w:t xml:space="preserve">Ramsey Numbers </w:t>
+            </w:r>
+          </w:p>
+        </w:tc>
+      </w:tr>
+      <w:tr>
+        <w:tc>
+          <w:tcPr>
+            <w:tcW w:w="532" w:type="pct"/>
+            <w:shd w:val="clear" w:color="auto" w:fill="E7E6E6" w:themeFill="background2"/>
+          </w:tcPr>
+          <w:p>
+            <w:r>
+              <w:t>45</w:t>
+            </w:r>
+          </w:p>
+        </w:tc>
+        <w:tc>
+          <w:tcPr>
+            <w:tcW w:w="4468" w:type="pct"/>
+            <w:shd w:val="clear" w:color="auto" w:fill="E7E6E6" w:themeFill="background2"/>
+          </w:tcPr>
+          <w:p>
+            <w:r>
+              <w:t xml:space="preserve">Induced Ramsey Theorems </w:t>
+            </w:r>
+          </w:p>
+        </w:tc>
+      </w:tr>
+      <w:tr>
+        <w:tc>
+          <w:tcPr>
+            <w:tcW w:w="532" w:type="pct"/>
+            <w:shd w:val="clear" w:color="auto" w:fill="E7E6E6" w:themeFill="background2"/>
+          </w:tcPr>
+          <w:p>
+            <w:r>
+              <w:t>46</w:t>
+            </w:r>
+          </w:p>
+        </w:tc>
+        <w:tc>
+          <w:tcPr>
+            <w:tcW w:w="4468" w:type="pct"/>
+            <w:shd w:val="clear" w:color="auto" w:fill="E7E6E6" w:themeFill="background2"/>
+          </w:tcPr>
+          <w:p>
+            <w:r>
+              <w:t xml:space="preserve">Ramsey Properties and Connectivity </w:t>
+            </w:r>
+          </w:p>
+        </w:tc>
+      </w:tr>
+      <w:tr>
+        <w:tc>
+          <w:tcPr>
+            <w:tcW w:w="532" w:type="pct"/>
+            <w:shd w:val="clear" w:color="auto" w:fill="E7E6E6" w:themeFill="background2"/>
+          </w:tcPr>
+          <w:p/>
+        </w:tc>
+        <w:tc>
+          <w:tcPr>
+            <w:tcW w:w="4468" w:type="pct"/>
+            <w:shd w:val="clear" w:color="auto" w:fill="E7E6E6" w:themeFill="background2"/>
+          </w:tcPr>
+          <w:p>
+            <w:r>
+              <w:t xml:space="preserve">Exercise </w:t>
+            </w:r>
+          </w:p>
+        </w:tc>
+      </w:tr>
+      <w:tr>
+        <w:tc>
+          <w:tcPr>
+            <w:tcW w:w="532" w:type="pct"/>
+            <w:shd w:val="clear" w:color="auto" w:fill="E7E6E6" w:themeFill="background2"/>
+          </w:tcPr>
+          <w:p>
+            <w:pPr>
+              <w:rPr>
+                <w:b/>
+                <w:bCs/>
+                <w:color w:val="C00000"/>
+              </w:rPr>
+            </w:pPr>
+          </w:p>
+        </w:tc>
+        <w:tc>
+          <w:tcPr>
+            <w:tcW w:w="4468" w:type="pct"/>
+            <w:shd w:val="clear" w:color="auto" w:fill="E7E6E6" w:themeFill="background2"/>
+          </w:tcPr>
+          <w:p>
+            <w:pPr>
+              <w:rPr>
+                <w:b/>
+                <w:bCs/>
+                <w:color w:val="C00000"/>
+              </w:rPr>
+            </w:pPr>
+            <w:r>
+              <w:rPr>
+                <w:b/>
+                <w:bCs/>
+                <w:color w:val="C00000"/>
+              </w:rPr>
+              <w:t xml:space="preserve">Hamilton Cycles </w:t>
+            </w:r>
+          </w:p>
+        </w:tc>
+      </w:tr>
+      <w:tr>
+        <w:tc>
+          <w:tcPr>
+            <w:tcW w:w="532" w:type="pct"/>
+            <w:shd w:val="clear" w:color="auto" w:fill="E7E6E6" w:themeFill="background2"/>
+          </w:tcPr>
+          <w:p>
+            <w:r>
+              <w:t>47</w:t>
+            </w:r>
+          </w:p>
+        </w:tc>
+        <w:tc>
+          <w:tcPr>
+            <w:tcW w:w="4468" w:type="pct"/>
+            <w:shd w:val="clear" w:color="auto" w:fill="E7E6E6" w:themeFill="background2"/>
+          </w:tcPr>
+          <w:p>
+            <w:r>
+              <w:t xml:space="preserve">Simple Sufficient Conditions </w:t>
+            </w:r>
+          </w:p>
+        </w:tc>
+      </w:tr>
+      <w:tr>
+        <w:tc>
+          <w:tcPr>
+            <w:tcW w:w="532" w:type="pct"/>
+            <w:shd w:val="clear" w:color="auto" w:fill="E7E6E6" w:themeFill="background2"/>
+          </w:tcPr>
+          <w:p>
+            <w:r>
+              <w:t>48</w:t>
+            </w:r>
+          </w:p>
+        </w:tc>
+        <w:tc>
+          <w:tcPr>
+            <w:tcW w:w="4468" w:type="pct"/>
+            <w:shd w:val="clear" w:color="auto" w:fill="E7E6E6" w:themeFill="background2"/>
+          </w:tcPr>
+          <w:p>
+            <w:r>
+              <w:t xml:space="preserve">Hamilton Cycles and Degree Sequences </w:t>
+            </w:r>
+          </w:p>
+        </w:tc>
+      </w:tr>
+      <w:tr>
+        <w:tc>
+          <w:tcPr>
+            <w:tcW w:w="532" w:type="pct"/>
+            <w:shd w:val="clear" w:color="auto" w:fill="E7E6E6" w:themeFill="background2"/>
+          </w:tcPr>
+          <w:p>
+            <w:r>
+              <w:t>49</w:t>
+            </w:r>
+          </w:p>
+        </w:tc>
+        <w:tc>
+          <w:tcPr>
+            <w:tcW w:w="4468" w:type="pct"/>
+            <w:shd w:val="clear" w:color="auto" w:fill="E7E6E6" w:themeFill="background2"/>
+          </w:tcPr>
+          <w:p>
+            <w:r>
+              <w:t xml:space="preserve">Hamilton Cycles in the Square of a Graph </w:t>
+            </w:r>
+          </w:p>
+        </w:tc>
+      </w:tr>
+      <w:tr>
+        <w:tc>
+          <w:tcPr>
+            <w:tcW w:w="532" w:type="pct"/>
+            <w:shd w:val="clear" w:color="auto" w:fill="E7E6E6" w:themeFill="background2"/>
+          </w:tcPr>
+          <w:p/>
+        </w:tc>
+        <w:tc>
+          <w:tcPr>
+            <w:tcW w:w="4468" w:type="pct"/>
+            <w:shd w:val="clear" w:color="auto" w:fill="E7E6E6" w:themeFill="background2"/>
+          </w:tcPr>
+          <w:p>
+            <w:r>
+              <w:t xml:space="preserve">Exercises </w:t>
+            </w:r>
+          </w:p>
+        </w:tc>
+      </w:tr>
+      <w:tr>
+        <w:tc>
+          <w:tcPr>
+            <w:tcW w:w="532" w:type="pct"/>
+            <w:shd w:val="clear" w:color="auto" w:fill="E7E6E6" w:themeFill="background2"/>
+          </w:tcPr>
+          <w:p>
+            <w:pPr>
+              <w:rPr>
+                <w:b/>
+                <w:bCs/>
+                <w:color w:val="C00000"/>
+              </w:rPr>
+            </w:pPr>
+          </w:p>
+        </w:tc>
+        <w:tc>
+          <w:tcPr>
+            <w:tcW w:w="4468" w:type="pct"/>
+            <w:shd w:val="clear" w:color="auto" w:fill="E7E6E6" w:themeFill="background2"/>
+          </w:tcPr>
+          <w:p>
+            <w:pPr>
+              <w:rPr>
+                <w:b/>
+                <w:bCs/>
+                <w:color w:val="C00000"/>
+              </w:rPr>
+            </w:pPr>
+            <w:r>
+              <w:rPr>
+                <w:b/>
+                <w:bCs/>
+                <w:color w:val="C00000"/>
+              </w:rPr>
+              <w:t xml:space="preserve">Random Graphs </w:t>
+            </w:r>
+          </w:p>
+        </w:tc>
+      </w:tr>
+      <w:tr>
+        <w:tc>
+          <w:tcPr>
+            <w:tcW w:w="532" w:type="pct"/>
+            <w:shd w:val="clear" w:color="auto" w:fill="E7E6E6" w:themeFill="background2"/>
+          </w:tcPr>
+          <w:p>
+            <w:r>
+              <w:t>50</w:t>
+            </w:r>
+          </w:p>
+        </w:tc>
+        <w:tc>
+          <w:tcPr>
+            <w:tcW w:w="4468" w:type="pct"/>
+            <w:shd w:val="clear" w:color="auto" w:fill="E7E6E6" w:themeFill="background2"/>
+          </w:tcPr>
+          <w:p>
+            <w:r>
+              <w:t xml:space="preserve">The Notion of a Random Graph </w:t>
+            </w:r>
+          </w:p>
+        </w:tc>
+      </w:tr>
+      <w:tr>
+        <w:tc>
+          <w:tcPr>
+            <w:tcW w:w="532" w:type="pct"/>
+            <w:shd w:val="clear" w:color="auto" w:fill="E7E6E6" w:themeFill="background2"/>
+          </w:tcPr>
+          <w:p>
+            <w:r>
+              <w:t>51</w:t>
+            </w:r>
+          </w:p>
+        </w:tc>
+        <w:tc>
+          <w:tcPr>
+            <w:tcW w:w="4468" w:type="pct"/>
+            <w:shd w:val="clear" w:color="auto" w:fill="E7E6E6" w:themeFill="background2"/>
+          </w:tcPr>
+          <w:p>
+            <w:r>
+              <w:t xml:space="preserve">The Probabilistic Method </w:t>
+            </w:r>
+          </w:p>
+        </w:tc>
+      </w:tr>
+      <w:tr>
+        <w:tc>
+          <w:tcPr>
+            <w:tcW w:w="532" w:type="pct"/>
+            <w:shd w:val="clear" w:color="auto" w:fill="E7E6E6" w:themeFill="background2"/>
+          </w:tcPr>
+          <w:p>
+            <w:r>
+              <w:t>52</w:t>
+            </w:r>
+          </w:p>
+        </w:tc>
+        <w:tc>
+          <w:tcPr>
+            <w:tcW w:w="4468" w:type="pct"/>
+            <w:shd w:val="clear" w:color="auto" w:fill="E7E6E6" w:themeFill="background2"/>
+          </w:tcPr>
+          <w:p>
+            <w:r>
+              <w:t xml:space="preserve">Properties of Almost all Graphs </w:t>
+            </w:r>
+          </w:p>
+        </w:tc>
+      </w:tr>
+      <w:tr>
+        <w:tc>
+          <w:tcPr>
+            <w:tcW w:w="532" w:type="pct"/>
+            <w:shd w:val="clear" w:color="auto" w:fill="E7E6E6" w:themeFill="background2"/>
+          </w:tcPr>
+          <w:p>
+            <w:r>
+              <w:t>53</w:t>
+            </w:r>
+          </w:p>
+        </w:tc>
+        <w:tc>
+          <w:tcPr>
+            <w:tcW w:w="4468" w:type="pct"/>
+            <w:shd w:val="clear" w:color="auto" w:fill="E7E6E6" w:themeFill="background2"/>
+          </w:tcPr>
+          <w:p>
+            <w:r>
+              <w:t xml:space="preserve">Threshold Functions and Second Moments </w:t>
+            </w:r>
+          </w:p>
+        </w:tc>
+      </w:tr>
+      <w:tr>
+        <w:tc>
+          <w:tcPr>
+            <w:tcW w:w="532" w:type="pct"/>
+            <w:shd w:val="clear" w:color="auto" w:fill="E7E6E6" w:themeFill="background2"/>
+          </w:tcPr>
+          <w:p/>
+        </w:tc>
+        <w:tc>
+          <w:tcPr>
+            <w:tcW w:w="4468" w:type="pct"/>
+            <w:shd w:val="clear" w:color="auto" w:fill="E7E6E6" w:themeFill="background2"/>
+          </w:tcPr>
+          <w:p>
+            <w:r>
+              <w:t xml:space="preserve">Exercises </w:t>
+            </w:r>
+          </w:p>
+        </w:tc>
+      </w:tr>
+      <w:tr>
+        <w:tc>
+          <w:tcPr>
+            <w:tcW w:w="532" w:type="pct"/>
+            <w:shd w:val="clear" w:color="auto" w:fill="E7E6E6" w:themeFill="background2"/>
+          </w:tcPr>
+          <w:p>
+            <w:pPr>
+              <w:rPr>
+                <w:b/>
+                <w:bCs/>
+                <w:color w:val="C00000"/>
+              </w:rPr>
+            </w:pPr>
+          </w:p>
+        </w:tc>
+        <w:tc>
+          <w:tcPr>
+            <w:tcW w:w="4468" w:type="pct"/>
+            <w:shd w:val="clear" w:color="auto" w:fill="E7E6E6" w:themeFill="background2"/>
+          </w:tcPr>
+          <w:p>
+            <w:pPr>
+              <w:rPr>
+                <w:b/>
+                <w:bCs/>
+                <w:color w:val="C00000"/>
+              </w:rPr>
+            </w:pPr>
+            <w:r>
+              <w:rPr>
+                <w:b/>
+                <w:bCs/>
+                <w:color w:val="C00000"/>
+              </w:rPr>
+              <w:t>Minors, Trees, and WQO</w:t>
+            </w:r>
+          </w:p>
+        </w:tc>
+      </w:tr>
+      <w:tr>
+        <w:tc>
+          <w:tcPr>
+            <w:tcW w:w="532" w:type="pct"/>
+            <w:shd w:val="clear" w:color="auto" w:fill="E7E6E6" w:themeFill="background2"/>
+          </w:tcPr>
+          <w:p>
+            <w:r>
+              <w:t>54</w:t>
+            </w:r>
+          </w:p>
+        </w:tc>
+        <w:tc>
+          <w:tcPr>
+            <w:tcW w:w="4468" w:type="pct"/>
+            <w:shd w:val="clear" w:color="auto" w:fill="E7E6E6" w:themeFill="background2"/>
+          </w:tcPr>
+          <w:p>
+            <w:r>
+              <w:t xml:space="preserve">Well-Quasi-Ordering </w:t>
+            </w:r>
+          </w:p>
+        </w:tc>
+      </w:tr>
+      <w:tr>
+        <w:tc>
+          <w:tcPr>
+            <w:tcW w:w="532" w:type="pct"/>
+            <w:shd w:val="clear" w:color="auto" w:fill="E7E6E6" w:themeFill="background2"/>
+          </w:tcPr>
+          <w:p>
+            <w:r>
+              <w:t>55</w:t>
+            </w:r>
+          </w:p>
+        </w:tc>
+        <w:tc>
+          <w:tcPr>
+            <w:tcW w:w="4468" w:type="pct"/>
+            <w:shd w:val="clear" w:color="auto" w:fill="E7E6E6" w:themeFill="background2"/>
+          </w:tcPr>
+          <w:p>
+            <w:r>
+              <w:t xml:space="preserve">The Graph Minor Theorem for Trees </w:t>
+            </w:r>
+          </w:p>
+        </w:tc>
+      </w:tr>
+      <w:tr>
+        <w:tc>
+          <w:tcPr>
+            <w:tcW w:w="532" w:type="pct"/>
+            <w:shd w:val="clear" w:color="auto" w:fill="E7E6E6" w:themeFill="background2"/>
+          </w:tcPr>
+          <w:p>
+            <w:r>
+              <w:t>56</w:t>
+            </w:r>
+          </w:p>
+        </w:tc>
+        <w:tc>
+          <w:tcPr>
+            <w:tcW w:w="4468" w:type="pct"/>
+            <w:shd w:val="clear" w:color="auto" w:fill="E7E6E6" w:themeFill="background2"/>
+          </w:tcPr>
+          <w:p>
+            <w:r>
+              <w:t xml:space="preserve">Tree-Decompositions </w:t>
+            </w:r>
+          </w:p>
+        </w:tc>
+      </w:tr>
+      <w:tr>
+        <w:tc>
+          <w:tcPr>
+            <w:tcW w:w="532" w:type="pct"/>
+            <w:shd w:val="clear" w:color="auto" w:fill="E7E6E6" w:themeFill="background2"/>
+          </w:tcPr>
+          <w:p>
+            <w:r>
+              <w:t>57</w:t>
+            </w:r>
+          </w:p>
+        </w:tc>
+        <w:tc>
+          <w:tcPr>
+            <w:tcW w:w="4468" w:type="pct"/>
+            <w:shd w:val="clear" w:color="auto" w:fill="E7E6E6" w:themeFill="background2"/>
+          </w:tcPr>
+          <w:p>
+            <w:r>
+              <w:t xml:space="preserve">Tree-Width and Forbidden Minors </w:t>
+            </w:r>
+          </w:p>
+        </w:tc>
+      </w:tr>
+      <w:tr>
+        <w:tc>
+          <w:tcPr>
+            <w:tcW w:w="532" w:type="pct"/>
+            <w:shd w:val="clear" w:color="auto" w:fill="E7E6E6" w:themeFill="background2"/>
+          </w:tcPr>
+          <w:p>
+            <w:r>
+              <w:t>58</w:t>
+            </w:r>
+          </w:p>
+        </w:tc>
+        <w:tc>
+          <w:tcPr>
+            <w:tcW w:w="4468" w:type="pct"/>
+            <w:shd w:val="clear" w:color="auto" w:fill="E7E6E6" w:themeFill="background2"/>
+          </w:tcPr>
+          <w:p>
+            <w:r>
+              <w:t xml:space="preserve">The Graph Minor Theorem </w:t>
+            </w:r>
+          </w:p>
+        </w:tc>
+      </w:tr>
+      <w:tr>
+        <w:tc>
+          <w:tcPr>
+            <w:tcW w:w="532" w:type="pct"/>
+            <w:shd w:val="clear" w:color="auto" w:fill="E7E6E6" w:themeFill="background2"/>
+          </w:tcPr>
+          <w:p/>
+        </w:tc>
+        <w:tc>
+          <w:tcPr>
+            <w:tcW w:w="4468" w:type="pct"/>
+            <w:shd w:val="clear" w:color="auto" w:fill="E7E6E6" w:themeFill="background2"/>
+          </w:tcPr>
+          <w:p>
+            <w:r>
+              <w:t xml:space="preserve">Exercises </w:t>
             </w:r>
           </w:p>
         </w:tc>
       </w:tr>
     </w:tbl>
-    <w:p>
-      <w:bookmarkStart w:id="0" w:name="_GoBack"/>
-      <w:bookmarkEnd w:id="0"/>
-    </w:p>
+    <w:p/>
     <w:sectPr>
       <w:pgSz w:w="12240" w:h="15840"/>
       <w:pgMar w:top="720" w:right="720" w:bottom="720" w:left="720" w:header="720" w:footer="720" w:gutter="0"/>
@@ -32700,7 +32543,7 @@
 </file>
 
 <file path=word/numbering.xml><?xml version="1.0" encoding="utf-8"?>
-<w:numbering xmlns:wpc="http://schemas.microsoft.com/office/word/2010/wordprocessingCanvas" xmlns:cx="http://schemas.microsoft.com/office/drawing/2014/chartex" xmlns:cx1="http://schemas.microsoft.com/office/drawing/2015/9/8/chartex" xmlns:mc="http://schemas.openxmlformats.org/markup-compatibility/2006" xmlns:o="urn:schemas-microsoft-com:office:office" xmlns:r="http://schemas.openxmlformats.org/officeDocument/2006/relationships" xmlns:m="http://schemas.openxmlformats.org/officeDocument/2006/math" xmlns:v="urn:schemas-microsoft-com:vml" xmlns:wp14="http://schemas.microsoft.com/office/word/2010/wordprocessingDrawing" xmlns:wp="http://schemas.openxmlformats.org/drawingml/2006/wordprocessingDrawing" xmlns:w10="urn:schemas-microsoft-com:office:word" xmlns:w="http://schemas.openxmlformats.org/wordprocessingml/2006/main" xmlns:w14="http://schemas.microsoft.com/office/word/2010/wordml" xmlns:w15="http://schemas.microsoft.com/office/word/2012/wordml" xmlns:w16se="http://schemas.microsoft.com/office/word/2015/wordml/symex" xmlns:wpg="http://schemas.microsoft.com/office/word/2010/wordprocessingGroup" xmlns:wpi="http://schemas.microsoft.com/office/word/2010/wordprocessingInk" xmlns:wne="http://schemas.microsoft.com/office/word/2006/wordml" xmlns:wps="http://schemas.microsoft.com/office/word/2010/wordprocessingShape" mc:Ignorable="w14 w15 w16se wp14">
+<w:numbering xmlns:wpc="http://schemas.microsoft.com/office/word/2010/wordprocessingCanvas" xmlns:cx="http://schemas.microsoft.com/office/drawing/2014/chartex" xmlns:cx1="http://schemas.microsoft.com/office/drawing/2015/9/8/chartex" xmlns:cx2="http://schemas.microsoft.com/office/drawing/2015/10/21/chartex" xmlns:cx3="http://schemas.microsoft.com/office/drawing/2016/5/9/chartex" xmlns:cx4="http://schemas.microsoft.com/office/drawing/2016/5/10/chartex" xmlns:cx5="http://schemas.microsoft.com/office/drawing/2016/5/11/chartex" xmlns:cx6="http://schemas.microsoft.com/office/drawing/2016/5/12/chartex" xmlns:cx7="http://schemas.microsoft.com/office/drawing/2016/5/13/chartex" xmlns:cx8="http://schemas.microsoft.com/office/drawing/2016/5/14/chartex" xmlns:mc="http://schemas.openxmlformats.org/markup-compatibility/2006" xmlns:aink="http://schemas.microsoft.com/office/drawing/2016/ink" xmlns:am3d="http://schemas.microsoft.com/office/drawing/2017/model3d" xmlns:o="urn:schemas-microsoft-com:office:office" xmlns:oel="http://schemas.microsoft.com/office/2019/extlst" xmlns:r="http://schemas.openxmlformats.org/officeDocument/2006/relationships" xmlns:m="http://schemas.openxmlformats.org/officeDocument/2006/math" xmlns:v="urn:schemas-microsoft-com:vml" xmlns:wp14="http://schemas.microsoft.com/office/word/2010/wordprocessingDrawing" xmlns:wp="http://schemas.openxmlformats.org/drawingml/2006/wordprocessingDrawing" xmlns:w10="urn:schemas-microsoft-com:office:word" xmlns:w="http://schemas.openxmlformats.org/wordprocessingml/2006/main" xmlns:w14="http://schemas.microsoft.com/office/word/2010/wordml" xmlns:w15="http://schemas.microsoft.com/office/word/2012/wordml" xmlns:w16cex="http://schemas.microsoft.com/office/word/2018/wordml/cex" xmlns:w16cid="http://schemas.microsoft.com/office/word/2016/wordml/cid" xmlns:w16="http://schemas.microsoft.com/office/word/2018/wordml" xmlns:w16du="http://schemas.microsoft.com/office/word/2023/wordml/word16du" xmlns:w16sdtdh="http://schemas.microsoft.com/office/word/2020/wordml/sdtdatahash" xmlns:w16sdtfl="http://schemas.microsoft.com/office/word/2024/wordml/sdtformatlock" xmlns:w16se="http://schemas.microsoft.com/office/word/2015/wordml/symex" xmlns:wpg="http://schemas.microsoft.com/office/word/2010/wordprocessingGroup" xmlns:wpi="http://schemas.microsoft.com/office/word/2010/wordprocessingInk" xmlns:wne="http://schemas.microsoft.com/office/word/2006/wordml" xmlns:wps="http://schemas.microsoft.com/office/word/2010/wordprocessingShape" mc:Ignorable="w14 w15 w16se w16cid w16 w16cex w16sdtdh w16sdtfl w16du wp14">
   <w:abstractNum w:abstractNumId="0" w15:restartNumberingAfterBreak="0">
     <w:nsid w:val="23EC4AF6"/>
     <w:multiLevelType w:val="hybridMultilevel"/>
@@ -33014,20 +32857,20 @@
       </w:pPr>
     </w:lvl>
   </w:abstractNum>
-  <w:num w:numId="1">
+  <w:num w:numId="1" w16cid:durableId="872226535">
     <w:abstractNumId w:val="0"/>
   </w:num>
-  <w:num w:numId="2">
+  <w:num w:numId="2" w16cid:durableId="545020932">
     <w:abstractNumId w:val="1"/>
   </w:num>
-  <w:num w:numId="3">
+  <w:num w:numId="3" w16cid:durableId="934478738">
     <w:abstractNumId w:val="2"/>
   </w:num>
 </w:numbering>
 </file>
 
 <file path=word/styles.xml><?xml version="1.0" encoding="utf-8"?>
-<w:styles xmlns:mc="http://schemas.openxmlformats.org/markup-compatibility/2006" xmlns:r="http://schemas.openxmlformats.org/officeDocument/2006/relationships" xmlns:w="http://schemas.openxmlformats.org/wordprocessingml/2006/main" xmlns:w14="http://schemas.microsoft.com/office/word/2010/wordml" xmlns:w15="http://schemas.microsoft.com/office/word/2012/wordml" xmlns:w16se="http://schemas.microsoft.com/office/word/2015/wordml/symex" mc:Ignorable="w14 w15 w16se">
+<w:styles xmlns:mc="http://schemas.openxmlformats.org/markup-compatibility/2006" xmlns:r="http://schemas.openxmlformats.org/officeDocument/2006/relationships" xmlns:w="http://schemas.openxmlformats.org/wordprocessingml/2006/main" xmlns:w14="http://schemas.microsoft.com/office/word/2010/wordml" xmlns:w15="http://schemas.microsoft.com/office/word/2012/wordml" xmlns:w16cex="http://schemas.microsoft.com/office/word/2018/wordml/cex" xmlns:w16cid="http://schemas.microsoft.com/office/word/2016/wordml/cid" xmlns:w16="http://schemas.microsoft.com/office/word/2018/wordml" xmlns:w16du="http://schemas.microsoft.com/office/word/2023/wordml/word16du" xmlns:w16sdtdh="http://schemas.microsoft.com/office/word/2020/wordml/sdtdatahash" xmlns:w16sdtfl="http://schemas.microsoft.com/office/word/2024/wordml/sdtformatlock" xmlns:w16se="http://schemas.microsoft.com/office/word/2015/wordml/symex" mc:Ignorable="w14 w15 w16se w16cid w16 w16cex w16sdtdh w16sdtfl w16du">
   <w:docDefaults>
     <w:rPrDefault>
       <w:rPr>
@@ -33043,7 +32886,7 @@
       </w:pPr>
     </w:pPrDefault>
   </w:docDefaults>
-  <w:latentStyles w:defLockedState="0" w:defUIPriority="99" w:defSemiHidden="0" w:defUnhideWhenUsed="0" w:defQFormat="0" w:count="371">
+  <w:latentStyles w:defLockedState="0" w:defUIPriority="99" w:defSemiHidden="0" w:defUnhideWhenUsed="0" w:defQFormat="0" w:count="376">
     <w:lsdException w:name="Normal" w:uiPriority="0" w:qFormat="1"/>
     <w:lsdException w:name="heading 1" w:uiPriority="9" w:qFormat="1"/>
     <w:lsdException w:name="heading 2" w:semiHidden="1" w:uiPriority="9" w:unhideWhenUsed="1" w:qFormat="1"/>
@@ -33415,6 +33258,11 @@
     <w:lsdException w:name="List Table 5 Dark Accent 6" w:uiPriority="50"/>
     <w:lsdException w:name="List Table 6 Colorful Accent 6" w:uiPriority="51"/>
     <w:lsdException w:name="List Table 7 Colorful Accent 6" w:uiPriority="52"/>
+    <w:lsdException w:name="Mention" w:semiHidden="1" w:unhideWhenUsed="1"/>
+    <w:lsdException w:name="Smart Hyperlink" w:semiHidden="1" w:unhideWhenUsed="1"/>
+    <w:lsdException w:name="Hashtag" w:semiHidden="1" w:unhideWhenUsed="1"/>
+    <w:lsdException w:name="Unresolved Mention" w:semiHidden="1" w:unhideWhenUsed="1"/>
+    <w:lsdException w:name="Smart Link" w:semiHidden="1" w:unhideWhenUsed="1"/>
   </w:latentStyles>
   <w:style w:type="paragraph" w:default="1" w:styleId="Normal">
     <w:name w:val="Normal"/>
